--- a/doc/documents-finals/doc/Seule la vérité compte.docx
+++ b/doc/documents-finals/doc/Seule la vérité compte.docx
@@ -583,7 +583,7 @@
                 <w:noProof/>
                 <w:webHidden/>
               </w:rPr>
-              <w:t>6</w:t>
+              <w:t>7</w:t>
             </w:r>
             <w:r>
               <w:rPr>
@@ -655,7 +655,7 @@
                 <w:noProof/>
                 <w:webHidden/>
               </w:rPr>
-              <w:t>10</w:t>
+              <w:t>11</w:t>
             </w:r>
             <w:r>
               <w:rPr>
@@ -727,7 +727,7 @@
                 <w:noProof/>
                 <w:webHidden/>
               </w:rPr>
-              <w:t>14</w:t>
+              <w:t>15</w:t>
             </w:r>
             <w:r>
               <w:rPr>
@@ -799,7 +799,7 @@
                 <w:noProof/>
                 <w:webHidden/>
               </w:rPr>
-              <w:t>18</w:t>
+              <w:t>19</w:t>
             </w:r>
             <w:r>
               <w:rPr>
@@ -871,7 +871,7 @@
                 <w:noProof/>
                 <w:webHidden/>
               </w:rPr>
-              <w:t>22</w:t>
+              <w:t>23</w:t>
             </w:r>
             <w:r>
               <w:rPr>
@@ -943,7 +943,7 @@
                 <w:noProof/>
                 <w:webHidden/>
               </w:rPr>
-              <w:t>27</w:t>
+              <w:t>28</w:t>
             </w:r>
             <w:r>
               <w:rPr>
@@ -1015,7 +1015,7 @@
                 <w:noProof/>
                 <w:webHidden/>
               </w:rPr>
-              <w:t>30</w:t>
+              <w:t>31</w:t>
             </w:r>
             <w:r>
               <w:rPr>
@@ -1087,7 +1087,7 @@
                 <w:noProof/>
                 <w:webHidden/>
               </w:rPr>
-              <w:t>33</w:t>
+              <w:t>35</w:t>
             </w:r>
             <w:r>
               <w:rPr>
@@ -1159,7 +1159,7 @@
                 <w:noProof/>
                 <w:webHidden/>
               </w:rPr>
-              <w:t>37</w:t>
+              <w:t>39</w:t>
             </w:r>
             <w:r>
               <w:rPr>
@@ -1231,7 +1231,7 @@
                 <w:noProof/>
                 <w:webHidden/>
               </w:rPr>
-              <w:t>41</w:t>
+              <w:t>44</w:t>
             </w:r>
             <w:r>
               <w:rPr>
@@ -1303,7 +1303,7 @@
                 <w:noProof/>
                 <w:webHidden/>
               </w:rPr>
-              <w:t>45</w:t>
+              <w:t>48</w:t>
             </w:r>
             <w:r>
               <w:rPr>
@@ -1321,11 +1321,8 @@
               <w:tab w:val="right" w:leader="dot" w:pos="9062"/>
             </w:tabs>
             <w:rPr>
-              <w:rFonts w:asciiTheme="minorHAnsi" w:eastAsiaTheme="minorEastAsia" w:hAnsiTheme="minorHAnsi"/>
               <w:noProof/>
-              <w:sz w:val="24"/>
-              <w:szCs w:val="24"/>
-              <w:lang w:eastAsia="fr-BE"/>
+              <w:webHidden/>
             </w:rPr>
           </w:pPr>
           <w:hyperlink w:anchor="_Toc207892701" w:history="1">
@@ -1375,7 +1372,7 @@
                 <w:noProof/>
                 <w:webHidden/>
               </w:rPr>
-              <w:t>48</w:t>
+              <w:t>51</w:t>
             </w:r>
             <w:r>
               <w:rPr>
@@ -1385,6 +1382,29 @@
               <w:fldChar w:fldCharType="end"/>
             </w:r>
           </w:hyperlink>
+        </w:p>
+        <w:p>
+          <w:pPr>
+            <w:tabs>
+              <w:tab w:val="left" w:pos="6585"/>
+              <w:tab w:val="right" w:pos="9072"/>
+            </w:tabs>
+            <w:rPr>
+              <w:lang w:eastAsia="fr-BE"/>
+            </w:rPr>
+          </w:pPr>
+          <w:r>
+            <w:rPr>
+              <w:lang w:eastAsia="fr-BE"/>
+            </w:rPr>
+            <w:tab/>
+          </w:r>
+          <w:r>
+            <w:rPr>
+              <w:lang w:eastAsia="fr-BE"/>
+            </w:rPr>
+            <w:tab/>
+          </w:r>
         </w:p>
         <w:p>
           <w:pPr>
@@ -1447,7 +1467,7 @@
                 <w:noProof/>
                 <w:webHidden/>
               </w:rPr>
-              <w:t>51</w:t>
+              <w:t>54</w:t>
             </w:r>
             <w:r>
               <w:rPr>
@@ -1519,7 +1539,7 @@
                 <w:noProof/>
                 <w:webHidden/>
               </w:rPr>
-              <w:t>55</w:t>
+              <w:t>58</w:t>
             </w:r>
             <w:r>
               <w:rPr>
@@ -1591,7 +1611,7 @@
                 <w:noProof/>
                 <w:webHidden/>
               </w:rPr>
-              <w:t>57</w:t>
+              <w:t>60</w:t>
             </w:r>
             <w:r>
               <w:rPr>
@@ -1663,7 +1683,7 @@
                 <w:noProof/>
                 <w:webHidden/>
               </w:rPr>
-              <w:t>69</w:t>
+              <w:t>72</w:t>
             </w:r>
             <w:r>
               <w:rPr>
@@ -1735,7 +1755,7 @@
                 <w:noProof/>
                 <w:webHidden/>
               </w:rPr>
-              <w:t>79</w:t>
+              <w:t>83</w:t>
             </w:r>
             <w:r>
               <w:rPr>
@@ -1807,7 +1827,7 @@
                 <w:noProof/>
                 <w:webHidden/>
               </w:rPr>
-              <w:t>87</w:t>
+              <w:t>91</w:t>
             </w:r>
             <w:r>
               <w:rPr>
@@ -1879,7 +1899,7 @@
                 <w:noProof/>
                 <w:webHidden/>
               </w:rPr>
-              <w:t>90</w:t>
+              <w:t>94</w:t>
             </w:r>
             <w:r>
               <w:rPr>
@@ -1951,7 +1971,7 @@
                 <w:noProof/>
                 <w:webHidden/>
               </w:rPr>
-              <w:t>95</w:t>
+              <w:t>99</w:t>
             </w:r>
             <w:r>
               <w:rPr>
@@ -2023,7 +2043,7 @@
                 <w:noProof/>
                 <w:webHidden/>
               </w:rPr>
-              <w:t>98</w:t>
+              <w:t>102</w:t>
             </w:r>
             <w:r>
               <w:rPr>
@@ -2095,7 +2115,7 @@
                 <w:noProof/>
                 <w:webHidden/>
               </w:rPr>
-              <w:t>106</w:t>
+              <w:t>110</w:t>
             </w:r>
             <w:r>
               <w:rPr>
@@ -2167,7 +2187,7 @@
                 <w:noProof/>
                 <w:webHidden/>
               </w:rPr>
-              <w:t>110</w:t>
+              <w:t>114</w:t>
             </w:r>
             <w:r>
               <w:rPr>
@@ -2248,7 +2268,7 @@
                 <w:noProof/>
                 <w:webHidden/>
               </w:rPr>
-              <w:t>113</w:t>
+              <w:t>117</w:t>
             </w:r>
             <w:r>
               <w:rPr>
@@ -2320,7 +2340,7 @@
                 <w:noProof/>
                 <w:webHidden/>
               </w:rPr>
-              <w:t>116</w:t>
+              <w:t>120</w:t>
             </w:r>
             <w:r>
               <w:rPr>
@@ -2392,7 +2412,7 @@
                 <w:noProof/>
                 <w:webHidden/>
               </w:rPr>
-              <w:t>123</w:t>
+              <w:t>128</w:t>
             </w:r>
             <w:r>
               <w:rPr>
@@ -2418,6 +2438,7 @@
         <w:pStyle w:val="Tabledesmatires"/>
       </w:pPr>
       <w:r>
+        <w:lastRenderedPageBreak/>
         <w:br w:type="page"/>
       </w:r>
     </w:p>
@@ -2525,11 +2546,11 @@
         <w:t>Évangile</w:t>
       </w:r>
       <w:r>
-        <w:t xml:space="preserve">, le plus spirituel, le plus mystique, est aussi le plus éloigné du Jésus historique. Il ne contient ni récit de naissance, ni paraboles, ni </w:t>
+        <w:t xml:space="preserve">, le plus spirituel, le plus mystique, est aussi le plus éloigné </w:t>
       </w:r>
       <w:r>
         <w:lastRenderedPageBreak/>
-        <w:t xml:space="preserve">tentation au désert. À sa place : un discours théologique sur le Verbe, le Logos, la lumière et les ténèbres, qui annonce un </w:t>
+        <w:t xml:space="preserve">du Jésus historique. Il ne contient ni récit de naissance, ni paraboles, ni tentation au désert. À sa place : un discours théologique sur le Verbe, le Logos, la lumière et les ténèbres, qui annonce un </w:t>
       </w:r>
       <w:r>
         <w:rPr>
@@ -2621,7 +2642,15 @@
           <w:b/>
           <w:bCs/>
         </w:rPr>
-        <w:t>le cœur de la foi chrétienne n’est pas la Trinité, mais l’unicité de Dieu</w:t>
+        <w:t xml:space="preserve">le cœur de la foi chrétienne </w:t>
+      </w:r>
+      <w:r>
+        <w:rPr>
+          <w:b/>
+          <w:bCs/>
+        </w:rPr>
+        <w:lastRenderedPageBreak/>
+        <w:t>n’est pas la Trinité, mais l’unicité de Dieu</w:t>
       </w:r>
       <w:r>
         <w:t xml:space="preserve"> et l’exemple de Jésus, son serviteur fidèle.</w:t>
@@ -2629,81 +2658,80 @@
     </w:p>
     <w:p>
       <w:r>
+        <w:t>Depuis le XVIe siècle, la Réforme protestante a cherché à recentrer la foi chrétienne sur l’Écriture seule (</w:t>
+      </w:r>
+      <w:r>
+        <w:rPr>
+          <w:i/>
+          <w:iCs/>
+        </w:rPr>
+        <w:t xml:space="preserve">Sola </w:t>
+      </w:r>
+      <w:proofErr w:type="spellStart"/>
+      <w:r>
+        <w:rPr>
+          <w:i/>
+          <w:iCs/>
+        </w:rPr>
+        <w:t>Scriptura</w:t>
+      </w:r>
+      <w:proofErr w:type="spellEnd"/>
+      <w:r>
+        <w:t xml:space="preserve">). Martin Luther, Jean Calvin et d’autres réformateurs ont rejeté les dogmes et traditions humaines qui, selon eux, avaient obscurci la simplicité du message biblique. Leur principe fondamental était clair : </w:t>
+      </w:r>
+      <w:r>
+        <w:rPr>
+          <w:b/>
+          <w:bCs/>
+        </w:rPr>
+        <w:t>l’Écriture interprète l’Écriture</w:t>
+      </w:r>
+      <w:r>
+        <w:t>, et la Parole de Dieu doit primer sur toute autorité humaine.</w:t>
+      </w:r>
+    </w:p>
+    <w:p>
+      <w:r>
+        <w:t>C’est dans cette continuité que s’inscrit ce livre. Mon objectif n’est pas de m’opposer gratuitement aux doctrines établies, mais de revenir aux textes originaux, dans leur langue hébraïque, grecque ou copte, pour comprendre ce que les auteurs bibliques ont réellement voulu transmettre.</w:t>
+      </w:r>
+    </w:p>
+    <w:p>
+      <w:r>
+        <w:t xml:space="preserve">Ce livre s’inscrit particulièrement dans la dynamique de la </w:t>
+      </w:r>
+      <w:r>
+        <w:rPr>
+          <w:i/>
+          <w:iCs/>
+        </w:rPr>
+        <w:t xml:space="preserve">Sola </w:t>
+      </w:r>
+      <w:proofErr w:type="spellStart"/>
+      <w:r>
+        <w:rPr>
+          <w:i/>
+          <w:iCs/>
+        </w:rPr>
+        <w:t>Scriptura</w:t>
+      </w:r>
+      <w:proofErr w:type="spellEnd"/>
+      <w:r>
+        <w:t>, car il questionne la manière dont certains versets ont été traduits ou interprétés pour servir une théologie — en particulier la doctrine trinitaire — qui n’était pas évidente pour les premiers chrétiens.</w:t>
+      </w:r>
+    </w:p>
+    <w:p>
+      <w:r>
+        <w:t>Comme les réformateurs l’avaient compris, revenir au texte, c’est retrouver la vérité de l’Évangile. Cela demande du courage, car cela peut bouleverser des croyances tenues depuis des siècles. Mais n’est-ce pas là le véritable esprit protestant ? Refuser de s’incliner devant des traditions humaines et chercher, avant tout, la fidélité à la Parole inspirée.</w:t>
+      </w:r>
+    </w:p>
+    <w:p>
+      <w:r>
         <w:lastRenderedPageBreak/>
-        <w:t>Depuis le XVIe siècle, la Réforme protestante a cherché à recentrer la foi chrétienne sur l’Écriture seule (</w:t>
-      </w:r>
-      <w:r>
-        <w:rPr>
-          <w:i/>
-          <w:iCs/>
-        </w:rPr>
-        <w:t xml:space="preserve">Sola </w:t>
-      </w:r>
-      <w:proofErr w:type="spellStart"/>
-      <w:r>
-        <w:rPr>
-          <w:i/>
-          <w:iCs/>
-        </w:rPr>
-        <w:t>Scriptura</w:t>
-      </w:r>
-      <w:proofErr w:type="spellEnd"/>
-      <w:r>
-        <w:t xml:space="preserve">). Martin Luther, Jean Calvin et d’autres réformateurs ont rejeté les dogmes et traditions humaines qui, selon eux, avaient obscurci la simplicité du message biblique. Leur principe fondamental était clair : </w:t>
-      </w:r>
-      <w:r>
-        <w:rPr>
-          <w:b/>
-          <w:bCs/>
-        </w:rPr>
-        <w:t>l’Écriture interprète l’Écriture</w:t>
-      </w:r>
-      <w:r>
-        <w:t>, et la Parole de Dieu doit primer sur toute autorité humaine.</w:t>
-      </w:r>
-    </w:p>
-    <w:p>
-      <w:r>
-        <w:t>C’est dans cette continuité que s’inscrit ce livre. Mon objectif n’est pas de m’opposer gratuitement aux doctrines établies, mais de revenir aux textes originaux, dans leur langue hébraïque, grecque ou copte, pour comprendre ce que les auteurs bibliques ont réellement voulu transmettre.</w:t>
-      </w:r>
-    </w:p>
-    <w:p>
-      <w:r>
-        <w:t xml:space="preserve">Ce livre s’inscrit particulièrement dans la dynamique de la </w:t>
-      </w:r>
-      <w:r>
-        <w:rPr>
-          <w:i/>
-          <w:iCs/>
-        </w:rPr>
-        <w:t xml:space="preserve">Sola </w:t>
-      </w:r>
-      <w:proofErr w:type="spellStart"/>
-      <w:r>
-        <w:rPr>
-          <w:i/>
-          <w:iCs/>
-        </w:rPr>
-        <w:t>Scriptura</w:t>
-      </w:r>
-      <w:proofErr w:type="spellEnd"/>
-      <w:r>
-        <w:t>, car il questionne la manière dont certains versets ont été traduits ou interprétés pour servir une théologie — en particulier la doctrine trinitaire — qui n’était pas évidente pour les premiers chrétiens.</w:t>
-      </w:r>
-    </w:p>
-    <w:p>
-      <w:r>
-        <w:t>Comme les réformateurs l’avaient compris, revenir au texte, c’est retrouver la vérité de l’Évangile. Cela demande du courage, car cela peut bouleverser des croyances tenues depuis des siècles. Mais n’est-ce pas là le véritable esprit protestant ? Refuser de s’incliner devant des traditions humaines et chercher, avant tout, la fidélité à la Parole inspirée.</w:t>
-      </w:r>
-    </w:p>
-    <w:p>
-      <w:r>
         <w:t>Ainsi, je tends la main aux lecteurs protestants : ce livre n’est pas une attaque contre la foi, mais une invitation à poursuivre le même chemin que Luther et Calvin ont ouvert — celui d’une lecture critique, honnête et respectueuse des Écritures.</w:t>
       </w:r>
     </w:p>
     <w:p>
       <w:r>
-        <w:lastRenderedPageBreak/>
         <w:t>À ceux qui partagent ce désir de vérité,</w:t>
       </w:r>
       <w:r>
@@ -3137,6 +3165,7 @@
     </w:p>
     <w:p>
       <w:r>
+        <w:lastRenderedPageBreak/>
         <w:t>«</w:t>
       </w:r>
       <w:r>
@@ -3208,7 +3237,6 @@
     </w:p>
     <w:p>
       <w:r>
-        <w:lastRenderedPageBreak/>
         <w:t xml:space="preserve">Ironiquement, </w:t>
       </w:r>
       <w:r>
@@ -3401,6 +3429,7 @@
     </w:p>
     <w:p>
       <w:r>
+        <w:lastRenderedPageBreak/>
         <w:t xml:space="preserve">Mais jamais les premiers disciples n’ont prêché une </w:t>
       </w:r>
       <w:r>
@@ -3469,7 +3498,6 @@
           <w:iCs w:val="0"/>
           <w:color w:val="000000" w:themeColor="text1"/>
         </w:rPr>
-        <w:lastRenderedPageBreak/>
         <w:t>📌</w:t>
       </w:r>
       <w:r>
@@ -4104,6 +4132,7 @@
       </w:pPr>
       <w:proofErr w:type="gramStart"/>
       <w:r>
+        <w:lastRenderedPageBreak/>
         <w:t>des</w:t>
       </w:r>
       <w:proofErr w:type="gramEnd"/>
@@ -4113,7 +4142,6 @@
     </w:p>
     <w:p>
       <w:r>
-        <w:lastRenderedPageBreak/>
         <w:t xml:space="preserve">Ce silence est frappant. S’il était fondamental de croire que Jésus est Dieu pour être sauvé, </w:t>
       </w:r>
       <w:r>
@@ -4366,6 +4394,7 @@
     </w:p>
     <w:p>
       <w:r>
+        <w:lastRenderedPageBreak/>
         <w:t xml:space="preserve">C’est donc dans une </w:t>
       </w:r>
       <w:r>
@@ -4391,7 +4420,6 @@
     </w:p>
     <w:p>
       <w:r>
-        <w:lastRenderedPageBreak/>
         <w:t xml:space="preserve">Dans le chapitre suivant, nous verrons comment </w:t>
       </w:r>
       <w:r>
@@ -5258,6 +5286,7 @@
       </w:pPr>
       <w:proofErr w:type="gramStart"/>
       <w:r>
+        <w:lastRenderedPageBreak/>
         <w:t>la</w:t>
       </w:r>
       <w:proofErr w:type="gramEnd"/>
@@ -5277,7 +5306,6 @@
     </w:p>
     <w:p>
       <w:r>
-        <w:lastRenderedPageBreak/>
         <w:t xml:space="preserve">...va influencer non seulement les évangiles tardifs (notamment Jean), mais aussi la </w:t>
       </w:r>
       <w:r>
@@ -5984,13 +6012,14 @@
         <w:t>Résultat :</w:t>
       </w:r>
       <w:r>
-        <w:t xml:space="preserve"> une communauté croyante en Jésus se retrouve isolée, accusée de blasphème, rejetée par ses frères juifs. Ce traumatisme identitaire provoque une nécessité théologique urgente :</w:t>
+        <w:t xml:space="preserve"> une communauté croyante en Jésus se retrouve isolée, accusée de blasphème, rejetée par ses frères juifs. Ce traumatisme identitaire </w:t>
+      </w:r>
+      <w:r>
+        <w:lastRenderedPageBreak/>
+        <w:t>provoque une nécessité théologique urgente :</w:t>
       </w:r>
       <w:r>
         <w:br/>
-      </w:r>
-      <w:r>
-        <w:lastRenderedPageBreak/>
         <w:t>expliquer qui est Jésus et justifier pourquoi croire en lui n’est pas une trahison du judaïsme, mais son accomplissement.</w:t>
       </w:r>
     </w:p>
@@ -6111,11 +6140,8 @@
         </w:numPr>
       </w:pPr>
       <w:r>
-        <w:t xml:space="preserve">L’introduction mystique du Prologue (« Au commencement était le Logos… ») qui positionne Jésus au-dessus du monde physique et </w:t>
-      </w:r>
-      <w:r>
         <w:lastRenderedPageBreak/>
-        <w:t>historique, comme une manifestation divine éternelle. Cela répond à l’idée que croire en lui, c’est croire en Dieu lui-même.</w:t>
+        <w:t>L’introduction mystique du Prologue (« Au commencement était le Logos… ») qui positionne Jésus au-dessus du monde physique et historique, comme une manifestation divine éternelle. Cela répond à l’idée que croire en lui, c’est croire en Dieu lui-même.</w:t>
       </w:r>
     </w:p>
     <w:p>
@@ -6253,11 +6279,8 @@
     </w:p>
     <w:p>
       <w:r>
-        <w:t xml:space="preserve">Ce chapitre pose les bases d’un tournant qui se prolongera dans l’histoire du christianisme primitif jusqu’au concile de Nicée (325), qui entérinera </w:t>
-      </w:r>
-      <w:r>
         <w:lastRenderedPageBreak/>
-        <w:t>définitivement l’idée que Jésus est « consubstantiel au Père », en réponse à d’autres crises doctrinales comme l’arianisme. Il sera donc pertinent de développer dans un chapitre ultérieur le rôle fondamental de ce concile dans la construction du dogme chrétien tel qu’on le connaît aujourd’hui.</w:t>
+        <w:t>Ce chapitre pose les bases d’un tournant qui se prolongera dans l’histoire du christianisme primitif jusqu’au concile de Nicée (325), qui entérinera définitivement l’idée que Jésus est « consubstantiel au Père », en réponse à d’autres crises doctrinales comme l’arianisme. Il sera donc pertinent de développer dans un chapitre ultérieur le rôle fondamental de ce concile dans la construction du dogme chrétien tel qu’on le connaît aujourd’hui.</w:t>
       </w:r>
     </w:p>
     <w:p>
@@ -6452,6 +6475,7 @@
     </w:p>
     <w:p>
       <w:r>
+        <w:lastRenderedPageBreak/>
         <w:t>L’</w:t>
       </w:r>
       <w:r>
@@ -6468,11 +6492,7 @@
         <w:t>radicalement changé la perception de Jésus</w:t>
       </w:r>
       <w:r>
-        <w:t xml:space="preserve">. Il ne s’agit plus </w:t>
-      </w:r>
-      <w:r>
-        <w:lastRenderedPageBreak/>
-        <w:t xml:space="preserve">simplement du messie juif, mais d’un </w:t>
+        <w:t xml:space="preserve">. Il ne s’agit plus simplement du messie juif, mais d’un </w:t>
       </w:r>
       <w:r>
         <w:rPr>
@@ -7004,6 +7024,7 @@
         </w:numPr>
       </w:pPr>
       <w:r>
+        <w:lastRenderedPageBreak/>
         <w:t xml:space="preserve">Il est décrit comme un avec le Père (Jean </w:t>
       </w:r>
       <w:proofErr w:type="gramStart"/>
@@ -7023,7 +7044,6 @@
         </w:numPr>
       </w:pPr>
       <w:r>
-        <w:lastRenderedPageBreak/>
         <w:t xml:space="preserve">Il est dit « Je suis » (Jean </w:t>
       </w:r>
       <w:proofErr w:type="gramStart"/>
@@ -7201,6 +7221,7 @@
     </w:p>
     <w:p>
       <w:r>
+        <w:lastRenderedPageBreak/>
         <w:t xml:space="preserve">Le chapitre suivant examinera les </w:t>
       </w:r>
       <w:r>
@@ -7914,6 +7935,7 @@
     </w:p>
     <w:p>
       <w:r>
+        <w:lastRenderedPageBreak/>
         <w:pict w14:anchorId="0A6D2481">
           <v:rect id="_x0000_i1053" style="width:0;height:1.5pt" o:hralign="center" o:hrstd="t" o:hr="t" fillcolor="#a0a0a0" stroked="f"/>
         </w:pict>
@@ -7937,7 +7959,6 @@
           <w:iCs w:val="0"/>
           <w:color w:val="000000" w:themeColor="text1"/>
         </w:rPr>
-        <w:lastRenderedPageBreak/>
         <w:t>📌</w:t>
       </w:r>
       <w:r>
@@ -8212,6 +8233,7 @@
       </w:pPr>
       <w:proofErr w:type="gramStart"/>
       <w:r>
+        <w:lastRenderedPageBreak/>
         <w:t>prié</w:t>
       </w:r>
       <w:proofErr w:type="gramEnd"/>
@@ -8236,7 +8258,6 @@
       </w:pPr>
       <w:proofErr w:type="gramStart"/>
       <w:r>
-        <w:lastRenderedPageBreak/>
         <w:t>obéi</w:t>
       </w:r>
       <w:proofErr w:type="gramEnd"/>
@@ -8607,6 +8628,9 @@
       </w:r>
       <w:r>
         <w:br/>
+      </w:r>
+      <w:r>
+        <w:lastRenderedPageBreak/>
         <w:t>C</w:t>
       </w:r>
       <w:r>
@@ -8653,7 +8677,6 @@
           <w:iCs w:val="0"/>
           <w:color w:val="000000" w:themeColor="text1"/>
         </w:rPr>
-        <w:lastRenderedPageBreak/>
         <w:t>7.4 – Revenir à une foi pure et logique</w:t>
       </w:r>
     </w:p>
@@ -8891,6 +8914,7 @@
     </w:p>
     <w:p>
       <w:r>
+        <w:lastRenderedPageBreak/>
         <w:t xml:space="preserve">Ce n’est pas une troisième entité, mais </w:t>
       </w:r>
       <w:r>
@@ -9220,6 +9244,7 @@
     </w:p>
     <w:p>
       <w:r>
+        <w:lastRenderedPageBreak/>
         <w:t>L’Évangile de Jean introduit un langage théologique absent de l’Ancien Testament :</w:t>
       </w:r>
     </w:p>
@@ -9231,7 +9256,6 @@
         </w:numPr>
       </w:pPr>
       <w:r>
-        <w:lastRenderedPageBreak/>
         <w:t xml:space="preserve">Il parle du </w:t>
       </w:r>
       <w:r>
@@ -9350,7 +9374,11 @@
         <w:t>ᵉ</w:t>
       </w:r>
       <w:r>
-        <w:t xml:space="preserve"> siècles, jusqu’à être codifiée au Concile de Nicée (325), puis au Concile de Constantinople (381). Elle repose en grande partie sur des interprétations </w:t>
+        <w:t xml:space="preserve"> siècles, jusqu’à être codifiée au Concile de </w:t>
+      </w:r>
+      <w:r>
+        <w:lastRenderedPageBreak/>
+        <w:t xml:space="preserve">Nicée (325), puis au Concile de Constantinople (381). Elle repose en grande partie sur des interprétations </w:t>
       </w:r>
       <w:r>
         <w:rPr>
@@ -9365,11 +9393,7 @@
     </w:p>
     <w:p>
       <w:r>
-        <w:t xml:space="preserve">Les Évangiles synoptiques, en revanche, n’attribuent jamais à Jésus une nature divine égale à celle du Père. Il prie Dieu, obéit à Dieu, parle de </w:t>
-      </w:r>
-      <w:r>
-        <w:lastRenderedPageBreak/>
-        <w:t>Dieu comme d’un Autre. L’Esprit Saint, lui aussi, y est présenté comme une puissance divine, non comme une personne distincte.</w:t>
+        <w:t>Les Évangiles synoptiques, en revanche, n’attribuent jamais à Jésus une nature divine égale à celle du Père. Il prie Dieu, obéit à Dieu, parle de Dieu comme d’un Autre. L’Esprit Saint, lui aussi, y est présenté comme une puissance divine, non comme une personne distincte.</w:t>
       </w:r>
     </w:p>
     <w:p>
@@ -9496,6 +9520,7 @@
     </w:p>
     <w:p>
       <w:r>
+        <w:lastRenderedPageBreak/>
         <w:t xml:space="preserve">L’Évangile de Jean et la doctrine trinitaire qui s’en est inspirée ont profondément modifié la foi biblique. Elles ont introduit une confusion entre le </w:t>
       </w:r>
       <w:r>
@@ -9553,7 +9578,6 @@
       </w:pPr>
       <w:proofErr w:type="gramStart"/>
       <w:r>
-        <w:lastRenderedPageBreak/>
         <w:t>redécouvrir</w:t>
       </w:r>
       <w:proofErr w:type="gramEnd"/>
@@ -9756,6 +9780,7 @@
           <w:b/>
           <w:bCs/>
         </w:rPr>
+        <w:lastRenderedPageBreak/>
         <w:t xml:space="preserve">Ézéchiel </w:t>
       </w:r>
       <w:proofErr w:type="gramStart"/>
@@ -9780,7 +9805,6 @@
     </w:p>
     <w:p>
       <w:r>
-        <w:lastRenderedPageBreak/>
         <w:t xml:space="preserve">Dans les </w:t>
       </w:r>
       <w:r>
@@ -9918,6 +9942,7 @@
     </w:p>
     <w:p>
       <w:r>
+        <w:lastRenderedPageBreak/>
         <w:t xml:space="preserve">Cette évolution marque un </w:t>
       </w:r>
       <w:r>
@@ -9933,7 +9958,6 @@
     </w:p>
     <w:p>
       <w:r>
-        <w:lastRenderedPageBreak/>
         <w:t xml:space="preserve">Pourtant, dans les synoptiques, </w:t>
       </w:r>
       <w:r>
@@ -10106,6 +10130,7 @@
         </w:numPr>
       </w:pPr>
       <w:r>
+        <w:lastRenderedPageBreak/>
         <w:t xml:space="preserve">Invisible et au-delà de toute représentation humaine (Exode </w:t>
       </w:r>
       <w:proofErr w:type="gramStart"/>
@@ -10133,7 +10158,6 @@
         </w:numPr>
       </w:pPr>
       <w:r>
-        <w:lastRenderedPageBreak/>
         <w:t xml:space="preserve">Jaloux et refusant tout culte rendu à d'autres êtres (Exode </w:t>
       </w:r>
       <w:proofErr w:type="gramStart"/>
@@ -10242,7 +10266,11 @@
     </w:p>
     <w:p>
       <w:r>
-        <w:t>Ce passage marque une rupture nette avec toute la tradition juive. Il ouvre la voie à une confusion entre Dieu et son messager, entre le Créateur et une créature. Les juifs, fidèles à leur foi, ont toujours rejeté cette idée. Pour eux, Dieu ne change pas, ne devient pas homme, et ne délègue pas son identité divine à un autre être.</w:t>
+        <w:t xml:space="preserve">Ce passage marque une rupture nette avec toute la tradition juive. Il ouvre la voie à une confusion entre Dieu et son messager, entre le </w:t>
+      </w:r>
+      <w:r>
+        <w:lastRenderedPageBreak/>
+        <w:t>Créateur et une créature. Les juifs, fidèles à leur foi, ont toujours rejeté cette idée. Pour eux, Dieu ne change pas, ne devient pas homme, et ne délègue pas son identité divine à un autre être.</w:t>
       </w:r>
     </w:p>
     <w:p>
@@ -10262,7 +10290,6 @@
           <w:iCs w:val="0"/>
           <w:color w:val="000000" w:themeColor="text1"/>
         </w:rPr>
-        <w:lastRenderedPageBreak/>
         <w:t xml:space="preserve">Pourquoi cette distinction est </w:t>
       </w:r>
       <w:r>
@@ -10459,20 +10486,26 @@
         <w:rPr>
           <w:rFonts w:cs="Segoe UI Emoji"/>
         </w:rPr>
-        <w:t>, un penseur juif hellénisé du Ier siècle, le Logos devient un médiateur entre Dieu (transcendant) et le monde matériel, sans être Dieu lui-même. Il est vu comme une émanation ou un attribut divin qui organise le monde.</w:t>
-      </w:r>
-    </w:p>
-    <w:p>
-      <w:pPr>
-        <w:rPr>
-          <w:rFonts w:cs="Segoe UI Emoji"/>
-        </w:rPr>
-      </w:pPr>
+        <w:t xml:space="preserve">, un penseur juif hellénisé du Ier siècle, le Logos devient un médiateur entre Dieu (transcendant) et le monde </w:t>
+      </w:r>
       <w:r>
         <w:rPr>
           <w:rFonts w:cs="Segoe UI Emoji"/>
         </w:rPr>
         <w:lastRenderedPageBreak/>
+        <w:t>matériel, sans être Dieu lui-même. Il est vu comme une émanation ou un attribut divin qui organise le monde.</w:t>
+      </w:r>
+    </w:p>
+    <w:p>
+      <w:pPr>
+        <w:rPr>
+          <w:rFonts w:cs="Segoe UI Emoji"/>
+        </w:rPr>
+      </w:pPr>
+      <w:r>
+        <w:rPr>
+          <w:rFonts w:cs="Segoe UI Emoji"/>
+        </w:rPr>
         <w:t>Dans tous ces cas, le Logos est une entité divine ou quasi-divine, distincte du Dieu suprême, qui joue un rôle de médiation cosmique.</w:t>
       </w:r>
     </w:p>
@@ -11068,14 +11101,8 @@
         <w:rPr>
           <w:rFonts w:cs="Segoe UI Emoji"/>
         </w:rPr>
-        <w:t xml:space="preserve">Les grandes erreurs religieuses dans l’histoire humaine sont souvent nées de constructions tardives, de conciles politiques, ou d’interprétations </w:t>
-      </w:r>
-      <w:r>
-        <w:rPr>
-          <w:rFonts w:cs="Segoe UI Emoji"/>
-        </w:rPr>
         <w:lastRenderedPageBreak/>
-        <w:t>philosophiques éloignées de la foi vivante et populaire des premiers croyants. La vigilance critique, l’étude sérieuse des textes et l’humilité sont donc essentielles pour discerner ce qui vient de Dieu de ce qui vient des hommes.</w:t>
+        <w:t>Les grandes erreurs religieuses dans l’histoire humaine sont souvent nées de constructions tardives, de conciles politiques, ou d’interprétations philosophiques éloignées de la foi vivante et populaire des premiers croyants. La vigilance critique, l’étude sérieuse des textes et l’humilité sont donc essentielles pour discerner ce qui vient de Dieu de ce qui vient des hommes.</w:t>
       </w:r>
     </w:p>
     <w:p>
@@ -12345,8 +12372,16 @@
         <w:rPr>
           <w:rFonts w:ascii="Arial" w:hAnsi="Arial" w:cs="Arial"/>
         </w:rPr>
-        <w:t>πρὸς</w:t>
-      </w:r>
+        <w:t>π</w:t>
+      </w:r>
+      <w:proofErr w:type="spellStart"/>
+      <w:r>
+        <w:rPr>
+          <w:rFonts w:ascii="Arial" w:hAnsi="Arial" w:cs="Arial"/>
+        </w:rPr>
+        <w:t>ρὸς</w:t>
+      </w:r>
+      <w:proofErr w:type="spellEnd"/>
       <w:proofErr w:type="gramEnd"/>
       <w:r>
         <w:rPr>
@@ -12382,6 +12417,7 @@
         <w:rPr>
           <w:rFonts w:ascii="Arial" w:hAnsi="Arial" w:cs="Arial"/>
         </w:rPr>
+        <w:lastRenderedPageBreak/>
         <w:t>τὸν</w:t>
       </w:r>
       <w:proofErr w:type="spellEnd"/>
@@ -12428,12 +12464,14 @@
         </w:rPr>
         <w:t xml:space="preserve">Ce groupe complète le verbe </w:t>
       </w:r>
+      <w:proofErr w:type="spellStart"/>
       <w:r>
         <w:rPr>
           <w:rFonts w:ascii="Arial" w:hAnsi="Arial" w:cs="Arial"/>
         </w:rPr>
         <w:t>ἦν</w:t>
       </w:r>
+      <w:proofErr w:type="spellEnd"/>
       <w:r>
         <w:rPr>
           <w:rFonts w:cs="Segoe UI Emoji"/>
@@ -12486,8 +12524,16 @@
         <w:rPr>
           <w:rFonts w:ascii="Arial" w:hAnsi="Arial" w:cs="Arial"/>
         </w:rPr>
-        <w:t>πρὸς</w:t>
-      </w:r>
+        <w:t>π</w:t>
+      </w:r>
+      <w:proofErr w:type="spellStart"/>
+      <w:r>
+        <w:rPr>
+          <w:rFonts w:ascii="Arial" w:hAnsi="Arial" w:cs="Arial"/>
+        </w:rPr>
+        <w:t>ρὸς</w:t>
+      </w:r>
+      <w:proofErr w:type="spellEnd"/>
     </w:p>
     <w:p>
       <w:pPr>
@@ -12538,12 +12584,14 @@
         </w:rPr>
         <w:t xml:space="preserve">Ce groupe complète-t-il le verbe ou donne-t-il une information accessoire ? → Il complète le verbe </w:t>
       </w:r>
+      <w:proofErr w:type="spellStart"/>
       <w:r>
         <w:rPr>
           <w:rFonts w:ascii="Arial" w:hAnsi="Arial" w:cs="Arial"/>
         </w:rPr>
         <w:t>ἦν</w:t>
       </w:r>
+      <w:proofErr w:type="spellEnd"/>
       <w:r>
         <w:rPr>
           <w:rFonts w:cs="Segoe UI Emoji"/>
@@ -12568,8 +12616,16 @@
         <w:rPr>
           <w:rFonts w:ascii="Arial" w:hAnsi="Arial" w:cs="Arial"/>
         </w:rPr>
-        <w:t>πρὸς</w:t>
-      </w:r>
+        <w:t>π</w:t>
+      </w:r>
+      <w:proofErr w:type="spellStart"/>
+      <w:r>
+        <w:rPr>
+          <w:rFonts w:ascii="Arial" w:hAnsi="Arial" w:cs="Arial"/>
+        </w:rPr>
+        <w:t>ρὸς</w:t>
+      </w:r>
+      <w:proofErr w:type="spellEnd"/>
       <w:r>
         <w:rPr>
           <w:rFonts w:cs="Segoe UI Emoji"/>
@@ -13355,6 +13411,7 @@
         <w:rPr>
           <w:rFonts w:cs="Segoe UI Emoji"/>
         </w:rPr>
+        <w:lastRenderedPageBreak/>
         <w:t xml:space="preserve">Cette distinction grammaticale fragilise la lecture trinitaire de Jean </w:t>
       </w:r>
       <w:proofErr w:type="gramStart"/>
@@ -13383,14 +13440,7 @@
         <w:rPr>
           <w:rFonts w:cs="Segoe UI Emoji"/>
         </w:rPr>
-        <w:t xml:space="preserve">-égal et consubstantiel avec Dieu. Elle </w:t>
-      </w:r>
-      <w:r>
-        <w:rPr>
-          <w:rFonts w:cs="Segoe UI Emoji"/>
-        </w:rPr>
-        <w:lastRenderedPageBreak/>
-        <w:t>suggère plutôt que le Logos est un être spirituel, glorieux, mais distinct de Dieu, un agent ou intermédiaire par lequel Dieu agit dans le monde, ce qui est cohérent avec la pensée juive du Second Temple et avec les évangiles synoptiques.</w:t>
+        <w:t>-égal et consubstantiel avec Dieu. Elle suggère plutôt que le Logos est un être spirituel, glorieux, mais distinct de Dieu, un agent ou intermédiaire par lequel Dieu agit dans le monde, ce qui est cohérent avec la pensée juive du Second Temple et avec les évangiles synoptiques.</w:t>
       </w:r>
     </w:p>
     <w:p>
@@ -14005,6 +14055,7 @@
           <w:b/>
           <w:bCs/>
         </w:rPr>
+        <w:lastRenderedPageBreak/>
         <w:t>Θε</w:t>
       </w:r>
       <w:r>
@@ -14121,7 +14172,6 @@
         <w:rPr>
           <w:rFonts w:cs="Segoe UI Emoji"/>
         </w:rPr>
-        <w:lastRenderedPageBreak/>
         <w:t>On pourrait donc plus correctement traduire :</w:t>
       </w:r>
     </w:p>
@@ -14346,7 +14396,16 @@
           <w:b/>
           <w:bCs/>
         </w:rPr>
-        <w:t>l’envoyé de Dieu</w:t>
+        <w:t xml:space="preserve">l’envoyé </w:t>
+      </w:r>
+      <w:r>
+        <w:rPr>
+          <w:rFonts w:cs="Segoe UI Emoji"/>
+          <w:b/>
+          <w:bCs/>
+        </w:rPr>
+        <w:lastRenderedPageBreak/>
+        <w:t>de Dieu</w:t>
       </w:r>
       <w:r>
         <w:rPr>
@@ -14483,7 +14542,6 @@
           <w:iCs w:val="0"/>
           <w:color w:val="000000" w:themeColor="text1"/>
         </w:rPr>
-        <w:lastRenderedPageBreak/>
         <w:t>3. L’influence du Logos hellénistique</w:t>
       </w:r>
     </w:p>
@@ -14710,6 +14768,7 @@
         <w:rPr>
           <w:rFonts w:cs="Segoe UI Emoji"/>
         </w:rPr>
+        <w:lastRenderedPageBreak/>
         <w:t>Mais une lecture attentive du grec montre une réalité bien différente :</w:t>
       </w:r>
     </w:p>
@@ -14866,7 +14925,6 @@
         <w:rPr>
           <w:rFonts w:cs="Segoe UI Emoji"/>
         </w:rPr>
-        <w:lastRenderedPageBreak/>
         <w:t xml:space="preserve">Ce chapitre doit inviter à une lecture </w:t>
       </w:r>
       <w:r>
@@ -15241,6 +15299,7 @@
         <w:rPr>
           <w:rFonts w:cs="Segoe UI Emoji"/>
         </w:rPr>
+        <w:lastRenderedPageBreak/>
         <w:t>Ce qui se traduit littéralement par :</w:t>
       </w:r>
       <w:r>
@@ -15420,14 +15479,7 @@
         <w:rPr>
           <w:rFonts w:cs="Segoe UI Emoji"/>
         </w:rPr>
-        <w:t xml:space="preserve"> </w:t>
-      </w:r>
-      <w:r>
-        <w:rPr>
-          <w:rFonts w:cs="Segoe UI Emoji"/>
-        </w:rPr>
-        <w:lastRenderedPageBreak/>
-        <w:t xml:space="preserve">doit être compris comme </w:t>
+        <w:t xml:space="preserve"> doit être compris comme </w:t>
       </w:r>
       <w:r>
         <w:rPr>
@@ -15604,6 +15656,7 @@
         <w:rPr>
           <w:rFonts w:cs="Segoe UI Emoji"/>
         </w:rPr>
+        <w:lastRenderedPageBreak/>
         <w:t xml:space="preserve">Les déterminants </w:t>
       </w:r>
       <w:r>
@@ -15696,7 +15749,6 @@
         <w:rPr>
           <w:rFonts w:cs="Segoe UI Emoji"/>
         </w:rPr>
-        <w:lastRenderedPageBreak/>
         <w:t xml:space="preserve">Dans notre exemple, l’article défini sert à désigner </w:t>
       </w:r>
       <w:r>
@@ -15951,7 +16003,7 @@
           <w:iCs/>
         </w:rPr>
         <w:br/>
-        <w:t>35 Si elle a appelé dieux ceux à qui la parole de Dieu a été adressée, et si l’Écriture ne peut être anéantie,</w:t>
+        <w:t xml:space="preserve">35 Si elle a appelé dieux ceux à qui la parole de Dieu a été adressée, et si </w:t>
       </w:r>
       <w:r>
         <w:rPr>
@@ -15961,17 +16013,18 @@
           <w:i/>
           <w:iCs/>
         </w:rPr>
+        <w:lastRenderedPageBreak/>
+        <w:t>l’Écriture ne peut être anéantie,</w:t>
+      </w:r>
+      <w:r>
+        <w:rPr>
+          <w:rFonts w:cs="Segoe UI Emoji"/>
+          <w:b/>
+          <w:bCs/>
+          <w:i/>
+          <w:iCs/>
+        </w:rPr>
         <w:br/>
-      </w:r>
-      <w:r>
-        <w:rPr>
-          <w:rFonts w:cs="Segoe UI Emoji"/>
-          <w:b/>
-          <w:bCs/>
-          <w:i/>
-          <w:iCs/>
-        </w:rPr>
-        <w:lastRenderedPageBreak/>
         <w:t>36 celui que le Père a sanctifié et envoyé dans le monde, vous lui dites : Tu blasphèmes ! Et cela parce que j’ai dit : Je suis le Fils de Dieu.</w:t>
       </w:r>
     </w:p>
@@ -18172,6 +18225,7 @@
           <w:iCs w:val="0"/>
           <w:color w:val="000000" w:themeColor="text1"/>
         </w:rPr>
+        <w:lastRenderedPageBreak/>
         <w:br w:type="page"/>
       </w:r>
     </w:p>
@@ -19101,6 +19155,7 @@
           <w:i/>
           <w:iCs/>
         </w:rPr>
+        <w:lastRenderedPageBreak/>
         <w:t>Elohim</w:t>
       </w:r>
       <w:r>
@@ -19138,7 +19193,6 @@
         <w:rPr>
           <w:rFonts w:cs="Segoe UI Emoji"/>
         </w:rPr>
-        <w:lastRenderedPageBreak/>
         <w:t xml:space="preserve">Le français </w:t>
       </w:r>
       <w:r>
@@ -19333,13 +19387,7 @@
       <w:bookmarkStart w:id="16" w:name="_Toc207892706"/>
       <w:r>
         <w:lastRenderedPageBreak/>
-        <w:t>Chapitre 1</w:t>
-      </w:r>
-      <w:r>
-        <w:t>5</w:t>
-      </w:r>
-      <w:r>
-        <w:t xml:space="preserve"> : </w:t>
+        <w:t xml:space="preserve">Chapitre 15 : </w:t>
       </w:r>
       <w:r>
         <w:rPr>
@@ -19793,14 +19841,8 @@
         <w:rPr>
           <w:rFonts w:cs="Segoe UI Emoji"/>
         </w:rPr>
-        <w:t xml:space="preserve">C’est ce qu’on appelle le présent historique ou le présent dramatique. Il est souvent utilisé pour souligner l’importance d’un événement ou d’un </w:t>
-      </w:r>
-      <w:r>
-        <w:rPr>
-          <w:rFonts w:cs="Segoe UI Emoji"/>
-        </w:rPr>
         <w:lastRenderedPageBreak/>
-        <w:t>fait, mais il ne signifie pas nécessairement que le sujet est éternel ou divin.</w:t>
+        <w:t>C’est ce qu’on appelle le présent historique ou le présent dramatique. Il est souvent utilisé pour souligner l’importance d’un événement ou d’un fait, mais il ne signifie pas nécessairement que le sujet est éternel ou divin.</w:t>
       </w:r>
     </w:p>
     <w:p>
@@ -23293,7 +23335,7 @@
           <w:rFonts w:cs="Segoe UI Emoji"/>
         </w:rPr>
         <w:pict w14:anchorId="59F9D57E">
-          <v:rect id="_x0000_i1069" style="width:0;height:1.5pt" o:hralign="center" o:hrstd="t" o:hr="t" fillcolor="#a0a0a0" stroked="f"/>
+          <v:rect id="_x0000_i1068" style="width:0;height:1.5pt" o:hralign="center" o:hrstd="t" o:hr="t" fillcolor="#a0a0a0" stroked="f"/>
         </w:pict>
       </w:r>
     </w:p>
@@ -23535,7 +23577,7 @@
           <w:bCs/>
         </w:rPr>
         <w:pict w14:anchorId="4D0C1D97">
-          <v:rect id="_x0000_i1070" style="width:0;height:1.5pt" o:hralign="center" o:hrstd="t" o:hr="t" fillcolor="#a0a0a0" stroked="f"/>
+          <v:rect id="_x0000_i1069" style="width:0;height:1.5pt" o:hralign="center" o:hrstd="t" o:hr="t" fillcolor="#a0a0a0" stroked="f"/>
         </w:pict>
       </w:r>
     </w:p>
@@ -24601,6 +24643,333 @@
           <w:bCs/>
         </w:rPr>
         <w:pict w14:anchorId="4F232B61">
+          <v:rect id="_x0000_i1070" style="width:0;height:1.5pt" o:hralign="center" o:hrstd="t" o:hr="t" fillcolor="#a0a0a0" stroked="f"/>
+        </w:pict>
+      </w:r>
+    </w:p>
+    <w:p>
+      <w:pPr>
+        <w:pStyle w:val="Sous-titre"/>
+        <w:rPr>
+          <w:rStyle w:val="Accentuationintense"/>
+          <w:i/>
+          <w:iCs w:val="0"/>
+          <w:color w:val="000000" w:themeColor="text1"/>
+        </w:rPr>
+      </w:pPr>
+      <w:r>
+        <w:rPr>
+          <w:rStyle w:val="Accentuationintense"/>
+          <w:i/>
+          <w:iCs w:val="0"/>
+          <w:color w:val="000000" w:themeColor="text1"/>
+        </w:rPr>
+        <w:t xml:space="preserve">1. Jean </w:t>
+      </w:r>
+      <w:proofErr w:type="gramStart"/>
+      <w:r>
+        <w:rPr>
+          <w:rStyle w:val="Accentuationintense"/>
+          <w:i/>
+          <w:iCs w:val="0"/>
+          <w:color w:val="000000" w:themeColor="text1"/>
+        </w:rPr>
+        <w:t>1:</w:t>
+      </w:r>
+      <w:proofErr w:type="gramEnd"/>
+      <w:r>
+        <w:rPr>
+          <w:rStyle w:val="Accentuationintense"/>
+          <w:i/>
+          <w:iCs w:val="0"/>
+          <w:color w:val="000000" w:themeColor="text1"/>
+        </w:rPr>
+        <w:t xml:space="preserve">1 — « </w:t>
+      </w:r>
+      <w:proofErr w:type="spellStart"/>
+      <w:r>
+        <w:rPr>
+          <w:rStyle w:val="Accentuationintense"/>
+          <w:i/>
+          <w:iCs w:val="0"/>
+          <w:color w:val="000000" w:themeColor="text1"/>
+        </w:rPr>
+        <w:t>θε</w:t>
+      </w:r>
+      <w:r>
+        <w:rPr>
+          <w:rStyle w:val="Accentuationintense"/>
+          <w:rFonts w:cs="Arial"/>
+          <w:i/>
+          <w:iCs w:val="0"/>
+          <w:color w:val="000000" w:themeColor="text1"/>
+        </w:rPr>
+        <w:t>ὸ</w:t>
+      </w:r>
+      <w:r>
+        <w:rPr>
+          <w:rStyle w:val="Accentuationintense"/>
+          <w:i/>
+          <w:iCs w:val="0"/>
+          <w:color w:val="000000" w:themeColor="text1"/>
+        </w:rPr>
+        <w:t>ς</w:t>
+      </w:r>
+      <w:proofErr w:type="spellEnd"/>
+      <w:r>
+        <w:rPr>
+          <w:rStyle w:val="Accentuationintense"/>
+          <w:i/>
+          <w:iCs w:val="0"/>
+          <w:color w:val="000000" w:themeColor="text1"/>
+        </w:rPr>
+        <w:t xml:space="preserve"> </w:t>
+      </w:r>
+      <w:proofErr w:type="spellStart"/>
+      <w:r>
+        <w:rPr>
+          <w:rStyle w:val="Accentuationintense"/>
+          <w:rFonts w:cs="Arial"/>
+          <w:i/>
+          <w:iCs w:val="0"/>
+          <w:color w:val="000000" w:themeColor="text1"/>
+        </w:rPr>
+        <w:t>ἦ</w:t>
+      </w:r>
+      <w:r>
+        <w:rPr>
+          <w:rStyle w:val="Accentuationintense"/>
+          <w:i/>
+          <w:iCs w:val="0"/>
+          <w:color w:val="000000" w:themeColor="text1"/>
+        </w:rPr>
+        <w:t>ν</w:t>
+      </w:r>
+      <w:proofErr w:type="spellEnd"/>
+      <w:r>
+        <w:rPr>
+          <w:rStyle w:val="Accentuationintense"/>
+          <w:i/>
+          <w:iCs w:val="0"/>
+          <w:color w:val="000000" w:themeColor="text1"/>
+        </w:rPr>
+        <w:t xml:space="preserve"> </w:t>
+      </w:r>
+      <w:r>
+        <w:rPr>
+          <w:rStyle w:val="Accentuationintense"/>
+          <w:rFonts w:cs="Arial"/>
+          <w:i/>
+          <w:iCs w:val="0"/>
+          <w:color w:val="000000" w:themeColor="text1"/>
+        </w:rPr>
+        <w:t>ὁ</w:t>
+      </w:r>
+      <w:r>
+        <w:rPr>
+          <w:rStyle w:val="Accentuationintense"/>
+          <w:i/>
+          <w:iCs w:val="0"/>
+          <w:color w:val="000000" w:themeColor="text1"/>
+        </w:rPr>
+        <w:t xml:space="preserve"> </w:t>
+      </w:r>
+      <w:proofErr w:type="spellStart"/>
+      <w:r>
+        <w:rPr>
+          <w:rStyle w:val="Accentuationintense"/>
+          <w:i/>
+          <w:iCs w:val="0"/>
+          <w:color w:val="000000" w:themeColor="text1"/>
+        </w:rPr>
+        <w:t>λόγος</w:t>
+      </w:r>
+      <w:proofErr w:type="spellEnd"/>
+      <w:r>
+        <w:rPr>
+          <w:rStyle w:val="Accentuationintense"/>
+          <w:i/>
+          <w:iCs w:val="0"/>
+          <w:color w:val="000000" w:themeColor="text1"/>
+        </w:rPr>
+        <w:t xml:space="preserve"> »</w:t>
+      </w:r>
+    </w:p>
+    <w:p>
+      <w:pPr>
+        <w:rPr>
+          <w:rFonts w:cs="Segoe UI Emoji"/>
+          <w:b/>
+          <w:bCs/>
+        </w:rPr>
+      </w:pPr>
+      <w:r>
+        <w:rPr>
+          <w:rFonts w:cs="Segoe UI Emoji"/>
+          <w:b/>
+          <w:bCs/>
+        </w:rPr>
+        <w:t>Le texte grec dit littéralement :</w:t>
+      </w:r>
+    </w:p>
+    <w:p>
+      <w:pPr>
+        <w:rPr>
+          <w:rFonts w:cs="Segoe UI Emoji"/>
+        </w:rPr>
+      </w:pPr>
+      <w:r>
+        <w:rPr>
+          <w:rFonts w:cs="Segoe UI Emoji"/>
+        </w:rPr>
+        <w:t xml:space="preserve">« </w:t>
+      </w:r>
+      <w:proofErr w:type="spellStart"/>
+      <w:proofErr w:type="gramStart"/>
+      <w:r>
+        <w:rPr>
+          <w:rFonts w:ascii="Calibri" w:hAnsi="Calibri" w:cs="Calibri"/>
+        </w:rPr>
+        <w:t>θε</w:t>
+      </w:r>
+      <w:r>
+        <w:rPr>
+          <w:rFonts w:cs="Arial"/>
+        </w:rPr>
+        <w:t>ὸ</w:t>
+      </w:r>
+      <w:r>
+        <w:rPr>
+          <w:rFonts w:ascii="Calibri" w:hAnsi="Calibri" w:cs="Calibri"/>
+        </w:rPr>
+        <w:t>ς</w:t>
+      </w:r>
+      <w:proofErr w:type="spellEnd"/>
+      <w:proofErr w:type="gramEnd"/>
+      <w:r>
+        <w:rPr>
+          <w:rFonts w:cs="Segoe UI Emoji"/>
+        </w:rPr>
+        <w:t xml:space="preserve"> </w:t>
+      </w:r>
+      <w:proofErr w:type="spellStart"/>
+      <w:r>
+        <w:rPr>
+          <w:rFonts w:cs="Arial"/>
+        </w:rPr>
+        <w:t>ἦ</w:t>
+      </w:r>
+      <w:r>
+        <w:rPr>
+          <w:rFonts w:ascii="Calibri" w:hAnsi="Calibri" w:cs="Calibri"/>
+        </w:rPr>
+        <w:t>ν</w:t>
+      </w:r>
+      <w:proofErr w:type="spellEnd"/>
+      <w:r>
+        <w:rPr>
+          <w:rFonts w:cs="Segoe UI Emoji"/>
+        </w:rPr>
+        <w:t xml:space="preserve"> </w:t>
+      </w:r>
+      <w:r>
+        <w:rPr>
+          <w:rFonts w:cs="Arial"/>
+        </w:rPr>
+        <w:t>ὁ</w:t>
+      </w:r>
+      <w:r>
+        <w:rPr>
+          <w:rFonts w:cs="Segoe UI Emoji"/>
+        </w:rPr>
+        <w:t xml:space="preserve"> </w:t>
+      </w:r>
+      <w:proofErr w:type="spellStart"/>
+      <w:r>
+        <w:rPr>
+          <w:rFonts w:ascii="Calibri" w:hAnsi="Calibri" w:cs="Calibri"/>
+        </w:rPr>
+        <w:t>λόγος</w:t>
+      </w:r>
+      <w:proofErr w:type="spellEnd"/>
+      <w:r>
+        <w:rPr>
+          <w:rFonts w:cs="Segoe UI Emoji"/>
+        </w:rPr>
+        <w:t xml:space="preserve"> »</w:t>
+      </w:r>
+    </w:p>
+    <w:p>
+      <w:r>
+        <w:t>Traduction littérale : « un dieu (ou divin) était le Logos ».</w:t>
+      </w:r>
+    </w:p>
+    <w:p>
+      <w:r>
+        <w:t xml:space="preserve">Ce verset est souvent traduit : « Le Verbe était Dieu ». Pourtant, en grec, le mot </w:t>
+      </w:r>
+      <w:proofErr w:type="spellStart"/>
+      <w:r>
+        <w:rPr>
+          <w:rFonts w:ascii="Calibri" w:hAnsi="Calibri" w:cs="Calibri"/>
+          <w:i/>
+          <w:iCs/>
+        </w:rPr>
+        <w:t>θεός</w:t>
+      </w:r>
+      <w:proofErr w:type="spellEnd"/>
+      <w:r>
+        <w:t xml:space="preserve"> est ici sans article défini, ce qui indique qu'il ne s'agit pas d'une personne identifiée comme « Dieu » (ho </w:t>
+      </w:r>
+      <w:proofErr w:type="spellStart"/>
+      <w:r>
+        <w:t>theos</w:t>
+      </w:r>
+      <w:proofErr w:type="spellEnd"/>
+      <w:r>
+        <w:t xml:space="preserve">), mais d'une qualité : </w:t>
+      </w:r>
+      <w:r>
+        <w:rPr>
+          <w:i/>
+          <w:iCs/>
+        </w:rPr>
+        <w:t>divin</w:t>
+      </w:r>
+      <w:r>
+        <w:t>.</w:t>
+      </w:r>
+    </w:p>
+    <w:p>
+      <w:r>
+        <w:rPr>
+          <w:rFonts w:cs="Segoe UI Emoji"/>
+        </w:rPr>
+        <w:t>👉</w:t>
+      </w:r>
+      <w:r>
+        <w:t xml:space="preserve"> La grammaire grecque permet de comprendre ce passage comme une description qualitative du Logos (le Verbe) plutôt qu'une </w:t>
+      </w:r>
+      <w:r>
+        <w:lastRenderedPageBreak/>
+        <w:t>identification ontologique avec Dieu lui-même. Ainsi, le texte pourrait signifier : « le Logos avait une nature divine » ou « le Logos était de caractère divin ».</w:t>
+      </w:r>
+    </w:p>
+    <w:p>
+      <w:pPr>
+        <w:rPr>
+          <w:rFonts w:cs="Segoe UI Emoji"/>
+          <w:b/>
+          <w:bCs/>
+        </w:rPr>
+      </w:pPr>
+      <w:r>
+        <w:rPr>
+          <w:rFonts w:cs="Segoe UI Emoji"/>
+          <w:b/>
+          <w:bCs/>
+        </w:rPr>
+        <w:pict w14:anchorId="13440647">
           <v:rect id="_x0000_i1071" style="width:0;height:1.5pt" o:hralign="center" o:hrstd="t" o:hr="t" fillcolor="#a0a0a0" stroked="f"/>
         </w:pict>
       </w:r>
@@ -24622,7 +24991,7 @@
           <w:iCs w:val="0"/>
           <w:color w:val="000000" w:themeColor="text1"/>
         </w:rPr>
-        <w:t xml:space="preserve">1. Jean </w:t>
+        <w:t xml:space="preserve">2. Tite </w:t>
       </w:r>
       <w:proofErr w:type="gramStart"/>
       <w:r>
@@ -24632,7 +25001,7 @@
           <w:iCs w:val="0"/>
           <w:color w:val="000000" w:themeColor="text1"/>
         </w:rPr>
-        <w:t>1:</w:t>
+        <w:t>2:</w:t>
       </w:r>
       <w:proofErr w:type="gramEnd"/>
       <w:r>
@@ -24642,28 +25011,448 @@
           <w:iCs w:val="0"/>
           <w:color w:val="000000" w:themeColor="text1"/>
         </w:rPr>
-        <w:t xml:space="preserve">1 — « </w:t>
+        <w:t>13 — Ambiguïté syntaxique volontaire</w:t>
+      </w:r>
+    </w:p>
+    <w:p>
+      <w:pPr>
+        <w:rPr>
+          <w:rFonts w:cs="Segoe UI Emoji"/>
+          <w:b/>
+          <w:bCs/>
+        </w:rPr>
+      </w:pPr>
+      <w:r>
+        <w:rPr>
+          <w:rFonts w:cs="Segoe UI Emoji"/>
+          <w:b/>
+          <w:bCs/>
+        </w:rPr>
+        <w:t>Texte grec :</w:t>
+      </w:r>
+    </w:p>
+    <w:p>
+      <w:pPr>
+        <w:rPr>
+          <w:rFonts w:cs="Segoe UI Emoji"/>
+        </w:rPr>
+      </w:pPr>
+      <w:r>
+        <w:rPr>
+          <w:rFonts w:cs="Segoe UI Emoji"/>
+        </w:rPr>
+        <w:t xml:space="preserve">« … </w:t>
       </w:r>
       <w:proofErr w:type="spellStart"/>
       <w:r>
+        <w:t>τ</w:t>
+      </w:r>
+      <w:r>
+        <w:rPr>
+          <w:rFonts w:cs="Arial"/>
+        </w:rPr>
+        <w:t>ὴ</w:t>
+      </w:r>
+      <w:r>
+        <w:t>ν</w:t>
+      </w:r>
+      <w:proofErr w:type="spellEnd"/>
+      <w:r>
+        <w:rPr>
+          <w:rFonts w:cs="Segoe UI Emoji"/>
+        </w:rPr>
+        <w:t xml:space="preserve"> </w:t>
+      </w:r>
+      <w:r>
+        <w:t>μακα</w:t>
+      </w:r>
+      <w:proofErr w:type="spellStart"/>
+      <w:r>
+        <w:t>ρί</w:t>
+      </w:r>
+      <w:proofErr w:type="spellEnd"/>
+      <w:r>
+        <w:t>αν</w:t>
+      </w:r>
+      <w:r>
+        <w:rPr>
+          <w:rFonts w:cs="Segoe UI Emoji"/>
+        </w:rPr>
+        <w:t xml:space="preserve"> </w:t>
+      </w:r>
+      <w:proofErr w:type="spellStart"/>
+      <w:r>
+        <w:rPr>
+          <w:rFonts w:cs="Arial"/>
+        </w:rPr>
+        <w:t>ἐ</w:t>
+      </w:r>
+      <w:r>
+        <w:t>λ</w:t>
+      </w:r>
+      <w:proofErr w:type="spellEnd"/>
+      <w:r>
+        <w:t>πίδα</w:t>
+      </w:r>
+      <w:r>
+        <w:rPr>
+          <w:rFonts w:cs="Segoe UI Emoji"/>
+        </w:rPr>
+        <w:t xml:space="preserve"> </w:t>
+      </w:r>
+      <w:r>
+        <w:t>κα</w:t>
+      </w:r>
+      <w:r>
+        <w:rPr>
+          <w:rFonts w:cs="Arial"/>
+        </w:rPr>
+        <w:t>ὶ</w:t>
+      </w:r>
+      <w:r>
+        <w:rPr>
+          <w:rFonts w:cs="Segoe UI Emoji"/>
+        </w:rPr>
+        <w:t xml:space="preserve"> </w:t>
+      </w:r>
+      <w:r>
+        <w:rPr>
+          <w:rFonts w:cs="Arial"/>
+        </w:rPr>
+        <w:t>ἐ</w:t>
+      </w:r>
+      <w:r>
+        <w:t>π</w:t>
+      </w:r>
+      <w:proofErr w:type="spellStart"/>
+      <w:r>
+        <w:t>ιφάνει</w:t>
+      </w:r>
+      <w:proofErr w:type="spellEnd"/>
+      <w:r>
+        <w:t>αν</w:t>
+      </w:r>
+      <w:r>
+        <w:rPr>
+          <w:rFonts w:cs="Segoe UI Emoji"/>
+        </w:rPr>
+        <w:t xml:space="preserve"> </w:t>
+      </w:r>
+      <w:proofErr w:type="spellStart"/>
+      <w:r>
+        <w:t>τ</w:t>
+      </w:r>
+      <w:r>
+        <w:rPr>
+          <w:rFonts w:cs="Arial"/>
+        </w:rPr>
+        <w:t>ῆ</w:t>
+      </w:r>
+      <w:r>
+        <w:t>ς</w:t>
+      </w:r>
+      <w:proofErr w:type="spellEnd"/>
+      <w:r>
+        <w:rPr>
+          <w:rFonts w:cs="Segoe UI Emoji"/>
+        </w:rPr>
+        <w:t xml:space="preserve"> </w:t>
+      </w:r>
+      <w:proofErr w:type="spellStart"/>
+      <w:r>
+        <w:t>δόξης</w:t>
+      </w:r>
+      <w:proofErr w:type="spellEnd"/>
+      <w:r>
+        <w:rPr>
+          <w:rFonts w:cs="Segoe UI Emoji"/>
+        </w:rPr>
+        <w:t xml:space="preserve"> </w:t>
+      </w:r>
+      <w:proofErr w:type="spellStart"/>
+      <w:r>
+        <w:t>το</w:t>
+      </w:r>
+      <w:r>
+        <w:rPr>
+          <w:rFonts w:cs="Arial"/>
+        </w:rPr>
+        <w:t>ῦ</w:t>
+      </w:r>
+      <w:proofErr w:type="spellEnd"/>
+      <w:r>
+        <w:rPr>
+          <w:rFonts w:cs="Segoe UI Emoji"/>
+        </w:rPr>
+        <w:t xml:space="preserve"> </w:t>
+      </w:r>
+      <w:proofErr w:type="spellStart"/>
+      <w:r>
+        <w:t>μεγάλου</w:t>
+      </w:r>
+      <w:proofErr w:type="spellEnd"/>
+      <w:r>
+        <w:rPr>
+          <w:rFonts w:cs="Segoe UI Emoji"/>
+        </w:rPr>
+        <w:t xml:space="preserve"> </w:t>
+      </w:r>
+      <w:proofErr w:type="spellStart"/>
+      <w:r>
+        <w:t>θεο</w:t>
+      </w:r>
+      <w:r>
+        <w:rPr>
+          <w:rFonts w:cs="Arial"/>
+        </w:rPr>
+        <w:t>ῦ</w:t>
+      </w:r>
+      <w:proofErr w:type="spellEnd"/>
+      <w:r>
+        <w:rPr>
+          <w:rFonts w:cs="Segoe UI Emoji"/>
+        </w:rPr>
+        <w:t xml:space="preserve"> </w:t>
+      </w:r>
+      <w:r>
+        <w:t>κα</w:t>
+      </w:r>
+      <w:r>
+        <w:rPr>
+          <w:rFonts w:cs="Arial"/>
+        </w:rPr>
+        <w:t>ὶ</w:t>
+      </w:r>
+      <w:r>
+        <w:rPr>
+          <w:rFonts w:cs="Segoe UI Emoji"/>
+        </w:rPr>
+        <w:t xml:space="preserve"> </w:t>
+      </w:r>
+      <w:proofErr w:type="spellStart"/>
+      <w:r>
+        <w:t>σωτ</w:t>
+      </w:r>
+      <w:r>
+        <w:rPr>
+          <w:rFonts w:cs="Arial"/>
+        </w:rPr>
+        <w:t>ῆ</w:t>
+      </w:r>
+      <w:r>
+        <w:t>ρος</w:t>
+      </w:r>
+      <w:proofErr w:type="spellEnd"/>
+      <w:r>
+        <w:rPr>
+          <w:rFonts w:cs="Segoe UI Emoji"/>
+        </w:rPr>
+        <w:t xml:space="preserve"> </w:t>
+      </w:r>
+      <w:proofErr w:type="spellStart"/>
+      <w:r>
+        <w:rPr>
+          <w:rFonts w:cs="Arial"/>
+        </w:rPr>
+        <w:t>ἡ</w:t>
+      </w:r>
+      <w:r>
+        <w:t>μ</w:t>
+      </w:r>
+      <w:r>
+        <w:rPr>
+          <w:rFonts w:cs="Arial"/>
+        </w:rPr>
+        <w:t>ῶ</w:t>
+      </w:r>
+      <w:r>
+        <w:t>ν</w:t>
+      </w:r>
+      <w:proofErr w:type="spellEnd"/>
+      <w:r>
+        <w:rPr>
+          <w:rFonts w:cs="Segoe UI Emoji"/>
+        </w:rPr>
+        <w:t xml:space="preserve"> </w:t>
+      </w:r>
+      <w:proofErr w:type="spellStart"/>
+      <w:r>
+        <w:rPr>
+          <w:rFonts w:cs="Arial"/>
+        </w:rPr>
+        <w:t>Ἰ</w:t>
+      </w:r>
+      <w:r>
+        <w:t>ησο</w:t>
+      </w:r>
+      <w:r>
+        <w:rPr>
+          <w:rFonts w:cs="Arial"/>
+        </w:rPr>
+        <w:t>ῦ</w:t>
+      </w:r>
+      <w:proofErr w:type="spellEnd"/>
+      <w:r>
+        <w:rPr>
+          <w:rFonts w:cs="Segoe UI Emoji"/>
+        </w:rPr>
+        <w:t xml:space="preserve"> </w:t>
+      </w:r>
+      <w:proofErr w:type="spellStart"/>
+      <w:r>
+        <w:t>Χριστο</w:t>
+      </w:r>
+      <w:r>
+        <w:rPr>
+          <w:rFonts w:cs="Arial"/>
+        </w:rPr>
+        <w:t>ῦ</w:t>
+      </w:r>
+      <w:proofErr w:type="spellEnd"/>
+      <w:r>
+        <w:rPr>
+          <w:rFonts w:cs="Segoe UI Emoji"/>
+        </w:rPr>
+        <w:t xml:space="preserve"> »</w:t>
+      </w:r>
+    </w:p>
+    <w:p>
+      <w:pPr>
+        <w:rPr>
+          <w:rFonts w:cs="Segoe UI Emoji"/>
+        </w:rPr>
+      </w:pPr>
+      <w:r>
+        <w:rPr>
+          <w:rFonts w:cs="Segoe UI Emoji"/>
+        </w:rPr>
+        <w:t>Traduction classique :</w:t>
+      </w:r>
+    </w:p>
+    <w:p>
+      <w:pPr>
+        <w:rPr>
+          <w:rFonts w:cs="Segoe UI Emoji"/>
+        </w:rPr>
+      </w:pPr>
+      <w:r>
+        <w:rPr>
+          <w:rFonts w:cs="Segoe UI Emoji"/>
+        </w:rPr>
+        <w:t>« … l'apparition de la gloire de notre grand Dieu et Sauveur, Jésus-Christ ».</w:t>
+      </w:r>
+    </w:p>
+    <w:p>
+      <w:pPr>
+        <w:rPr>
+          <w:rFonts w:cs="Segoe UI Emoji"/>
+        </w:rPr>
+      </w:pPr>
+      <w:r>
+        <w:rPr>
+          <w:rFonts w:cs="Segoe UI Emoji"/>
+        </w:rPr>
+        <w:t>Cependant, la structure grecque permet aussi une lecture distincte :</w:t>
+      </w:r>
+    </w:p>
+    <w:p>
+      <w:pPr>
+        <w:rPr>
+          <w:rFonts w:cs="Segoe UI Emoji"/>
+        </w:rPr>
+      </w:pPr>
+      <w:r>
+        <w:rPr>
+          <w:rFonts w:cs="Segoe UI Emoji"/>
+        </w:rPr>
+        <w:t>« … la gloire de notre grand Dieu, et de notre Sauveur Jésus-Christ ».</w:t>
+      </w:r>
+    </w:p>
+    <w:p>
+      <w:pPr>
+        <w:rPr>
+          <w:rFonts w:cs="Segoe UI Emoji"/>
+        </w:rPr>
+      </w:pPr>
+      <w:r>
+        <w:rPr>
+          <w:rFonts w:cs="Segoe UI Emoji"/>
+        </w:rPr>
+        <w:t xml:space="preserve">👉 Cette ambiguïté repose sur une règle grammaticale dite </w:t>
+      </w:r>
+      <w:r>
+        <w:rPr>
+          <w:rFonts w:cs="Segoe UI Emoji"/>
+          <w:i/>
+          <w:iCs/>
+        </w:rPr>
+        <w:t>règle de Sharp</w:t>
+      </w:r>
+      <w:r>
+        <w:rPr>
+          <w:rFonts w:cs="Segoe UI Emoji"/>
+        </w:rPr>
+        <w:t>, qui n’est pas toujours fiable. Certains grammairiens contestent l’idée que ce verset désigne clairement Jésus comme « Dieu ».</w:t>
+      </w:r>
+    </w:p>
+    <w:p>
+      <w:pPr>
+        <w:rPr>
+          <w:rFonts w:cs="Segoe UI Emoji"/>
+          <w:b/>
+          <w:bCs/>
+        </w:rPr>
+      </w:pPr>
+      <w:r>
+        <w:rPr>
+          <w:rFonts w:cs="Segoe UI Emoji"/>
+          <w:b/>
+          <w:bCs/>
+        </w:rPr>
+        <w:pict w14:anchorId="33B183B2">
+          <v:rect id="_x0000_i1072" style="width:0;height:1.5pt" o:hralign="center" o:hrstd="t" o:hr="t" fillcolor="#a0a0a0" stroked="f"/>
+        </w:pict>
+      </w:r>
+    </w:p>
+    <w:p>
+      <w:pPr>
+        <w:spacing w:line="259" w:lineRule="auto"/>
+        <w:rPr>
+          <w:rFonts w:cs="Segoe UI Emoji"/>
+          <w:b/>
+          <w:bCs/>
+        </w:rPr>
+      </w:pPr>
+      <w:r>
+        <w:rPr>
+          <w:rFonts w:cs="Segoe UI Emoji"/>
+          <w:b/>
+          <w:bCs/>
+        </w:rPr>
+        <w:br w:type="page"/>
+      </w:r>
+    </w:p>
+    <w:p>
+      <w:pPr>
+        <w:pStyle w:val="Sous-titre"/>
         <w:rPr>
           <w:rStyle w:val="Accentuationintense"/>
           <w:i/>
           <w:iCs w:val="0"/>
           <w:color w:val="000000" w:themeColor="text1"/>
         </w:rPr>
-        <w:t>θε</w:t>
-      </w:r>
+      </w:pPr>
       <w:r>
         <w:rPr>
           <w:rStyle w:val="Accentuationintense"/>
-          <w:rFonts w:cs="Arial"/>
           <w:i/>
           <w:iCs w:val="0"/>
           <w:color w:val="000000" w:themeColor="text1"/>
         </w:rPr>
-        <w:t>ὸ</w:t>
-      </w:r>
+        <w:lastRenderedPageBreak/>
+        <w:t xml:space="preserve">3. Romains </w:t>
+      </w:r>
+      <w:proofErr w:type="gramStart"/>
       <w:r>
         <w:rPr>
           <w:rStyle w:val="Accentuationintense"/>
@@ -24671,9 +25460,9 @@
           <w:iCs w:val="0"/>
           <w:color w:val="000000" w:themeColor="text1"/>
         </w:rPr>
-        <w:t>ς</w:t>
-      </w:r>
-      <w:proofErr w:type="spellEnd"/>
+        <w:t>9:</w:t>
+      </w:r>
+      <w:proofErr w:type="gramEnd"/>
       <w:r>
         <w:rPr>
           <w:rStyle w:val="Accentuationintense"/>
@@ -24681,19 +25470,90 @@
           <w:iCs w:val="0"/>
           <w:color w:val="000000" w:themeColor="text1"/>
         </w:rPr>
-        <w:t xml:space="preserve"> </w:t>
-      </w:r>
-      <w:proofErr w:type="spellStart"/>
-      <w:r>
+        <w:t>5 — Problème de ponctuation</w:t>
+      </w:r>
+    </w:p>
+    <w:p>
+      <w:pPr>
+        <w:rPr>
+          <w:rFonts w:cs="Segoe UI Emoji"/>
+        </w:rPr>
+      </w:pPr>
+      <w:r>
+        <w:rPr>
+          <w:rFonts w:cs="Segoe UI Emoji"/>
+        </w:rPr>
+        <w:t>« … le Christ selon la chair, qui est Dieu au-dessus de tout » (lecture confessionnelle)</w:t>
+      </w:r>
+    </w:p>
+    <w:p>
+      <w:pPr>
+        <w:rPr>
+          <w:rFonts w:cs="Segoe UI Emoji"/>
+        </w:rPr>
+      </w:pPr>
+      <w:r>
+        <w:rPr>
+          <w:rFonts w:cs="Segoe UI Emoji"/>
+        </w:rPr>
+        <w:t>Mais en grec ancien, la ponctuation n'existe pas, et on peut aussi lire :</w:t>
+      </w:r>
+    </w:p>
+    <w:p>
+      <w:pPr>
+        <w:rPr>
+          <w:rFonts w:cs="Segoe UI Emoji"/>
+        </w:rPr>
+      </w:pPr>
+      <w:r>
+        <w:rPr>
+          <w:rFonts w:cs="Segoe UI Emoji"/>
+        </w:rPr>
+        <w:t>« … le Christ selon la chair. Dieu, qui est au-dessus de tout, soit béni éternellement. »</w:t>
+      </w:r>
+    </w:p>
+    <w:p>
+      <w:pPr>
+        <w:rPr>
+          <w:rFonts w:cs="Segoe UI Emoji"/>
+        </w:rPr>
+      </w:pPr>
+      <w:r>
+        <w:rPr>
+          <w:rFonts w:cs="Segoe UI Emoji"/>
+        </w:rPr>
+        <w:t>👉 Cette distinction change totalement le sens du passage. Au lieu d’identifier Jésus au Dieu suprême, Paul pourrait simplement bénir Dieu après avoir parlé du Christ.</w:t>
+      </w:r>
+    </w:p>
+    <w:p>
+      <w:pPr>
+        <w:rPr>
+          <w:rFonts w:cs="Segoe UI Emoji"/>
+          <w:b/>
+          <w:bCs/>
+        </w:rPr>
+      </w:pPr>
+      <w:r>
+        <w:rPr>
+          <w:rFonts w:cs="Segoe UI Emoji"/>
+          <w:b/>
+          <w:bCs/>
+        </w:rPr>
+        <w:pict w14:anchorId="3C161C74">
+          <v:rect id="_x0000_i1073" style="width:0;height:1.5pt" o:hralign="center" o:hrstd="t" o:hr="t" fillcolor="#a0a0a0" stroked="f"/>
+        </w:pict>
+      </w:r>
+    </w:p>
+    <w:p>
+      <w:pPr>
+        <w:pStyle w:val="Sous-titre"/>
         <w:rPr>
           <w:rStyle w:val="Accentuationintense"/>
-          <w:rFonts w:cs="Arial"/>
           <w:i/>
           <w:iCs w:val="0"/>
           <w:color w:val="000000" w:themeColor="text1"/>
         </w:rPr>
-        <w:t>ἦ</w:t>
-      </w:r>
+      </w:pPr>
       <w:r>
         <w:rPr>
           <w:rStyle w:val="Accentuationintense"/>
@@ -24701,9 +25561,9 @@
           <w:iCs w:val="0"/>
           <w:color w:val="000000" w:themeColor="text1"/>
         </w:rPr>
-        <w:t>ν</w:t>
-      </w:r>
-      <w:proofErr w:type="spellEnd"/>
+        <w:t xml:space="preserve">4. Philippiens </w:t>
+      </w:r>
+      <w:proofErr w:type="gramStart"/>
       <w:r>
         <w:rPr>
           <w:rStyle w:val="Accentuationintense"/>
@@ -24711,18 +25571,19 @@
           <w:iCs w:val="0"/>
           <w:color w:val="000000" w:themeColor="text1"/>
         </w:rPr>
-        <w:t xml:space="preserve"> </w:t>
-      </w:r>
+        <w:t>2:</w:t>
+      </w:r>
+      <w:proofErr w:type="gramEnd"/>
       <w:r>
         <w:rPr>
           <w:rStyle w:val="Accentuationintense"/>
-          <w:rFonts w:cs="Arial"/>
           <w:i/>
           <w:iCs w:val="0"/>
           <w:color w:val="000000" w:themeColor="text1"/>
         </w:rPr>
-        <w:t>ὁ</w:t>
-      </w:r>
+        <w:t xml:space="preserve">6 — Le mot « </w:t>
+      </w:r>
+      <w:proofErr w:type="spellStart"/>
       <w:r>
         <w:rPr>
           <w:rStyle w:val="Accentuationintense"/>
@@ -24730,9 +25591,9 @@
           <w:iCs w:val="0"/>
           <w:color w:val="000000" w:themeColor="text1"/>
         </w:rPr>
-        <w:t xml:space="preserve"> </w:t>
-      </w:r>
-      <w:proofErr w:type="spellStart"/>
+        <w:t>μορφή</w:t>
+      </w:r>
+      <w:proofErr w:type="spellEnd"/>
       <w:r>
         <w:rPr>
           <w:rStyle w:val="Accentuationintense"/>
@@ -24740,9 +25601,9 @@
           <w:iCs w:val="0"/>
           <w:color w:val="000000" w:themeColor="text1"/>
         </w:rPr>
-        <w:t>λόγος</w:t>
-      </w:r>
-      <w:proofErr w:type="spellEnd"/>
+        <w:t xml:space="preserve"> » (</w:t>
+      </w:r>
+      <w:proofErr w:type="spellStart"/>
       <w:r>
         <w:rPr>
           <w:rStyle w:val="Accentuationintense"/>
@@ -24750,35 +25611,328 @@
           <w:iCs w:val="0"/>
           <w:color w:val="000000" w:themeColor="text1"/>
         </w:rPr>
-        <w:t xml:space="preserve"> »</w:t>
-      </w:r>
-    </w:p>
-    <w:p>
-      <w:pPr>
-        <w:rPr>
-          <w:rFonts w:cs="Segoe UI Emoji"/>
-          <w:b/>
-          <w:bCs/>
-        </w:rPr>
-      </w:pPr>
-      <w:r>
-        <w:rPr>
-          <w:rFonts w:cs="Segoe UI Emoji"/>
-          <w:b/>
-          <w:bCs/>
-        </w:rPr>
-        <w:t>Le texte grec dit littéralement :</w:t>
-      </w:r>
-    </w:p>
-    <w:p>
-      <w:pPr>
-        <w:rPr>
-          <w:rFonts w:cs="Segoe UI Emoji"/>
-        </w:rPr>
-      </w:pPr>
-      <w:r>
-        <w:rPr>
-          <w:rFonts w:cs="Segoe UI Emoji"/>
+        <w:t>morphé</w:t>
+      </w:r>
+      <w:proofErr w:type="spellEnd"/>
+      <w:r>
+        <w:rPr>
+          <w:rStyle w:val="Accentuationintense"/>
+          <w:i/>
+          <w:iCs w:val="0"/>
+          <w:color w:val="000000" w:themeColor="text1"/>
+        </w:rPr>
+        <w:t>)</w:t>
+      </w:r>
+    </w:p>
+    <w:p>
+      <w:pPr>
+        <w:rPr>
+          <w:rFonts w:cs="Segoe UI Emoji"/>
+        </w:rPr>
+      </w:pPr>
+      <w:r>
+        <w:rPr>
+          <w:rFonts w:cs="Segoe UI Emoji"/>
+        </w:rPr>
+        <w:t xml:space="preserve">« Le Christ, qui était en </w:t>
+      </w:r>
+      <w:proofErr w:type="spellStart"/>
+      <w:r>
+        <w:rPr>
+          <w:rFonts w:cs="Segoe UI Emoji"/>
+          <w:i/>
+          <w:iCs/>
+        </w:rPr>
+        <w:t>morphé</w:t>
+      </w:r>
+      <w:proofErr w:type="spellEnd"/>
+      <w:r>
+        <w:rPr>
+          <w:rFonts w:cs="Segoe UI Emoji"/>
+        </w:rPr>
+        <w:t xml:space="preserve"> de Dieu… »</w:t>
+      </w:r>
+    </w:p>
+    <w:p>
+      <w:pPr>
+        <w:rPr>
+          <w:rFonts w:cs="Segoe UI Emoji"/>
+        </w:rPr>
+      </w:pPr>
+      <w:r>
+        <w:rPr>
+          <w:rFonts w:cs="Segoe UI Emoji"/>
+        </w:rPr>
+        <w:t xml:space="preserve">Le mot grec </w:t>
+      </w:r>
+      <w:proofErr w:type="spellStart"/>
+      <w:r>
+        <w:rPr>
+          <w:rFonts w:ascii="Calibri" w:hAnsi="Calibri" w:cs="Calibri"/>
+          <w:i/>
+          <w:iCs/>
+        </w:rPr>
+        <w:t>μορφή</w:t>
+      </w:r>
+      <w:proofErr w:type="spellEnd"/>
+      <w:r>
+        <w:rPr>
+          <w:rFonts w:cs="Segoe UI Emoji"/>
+        </w:rPr>
+        <w:t xml:space="preserve"> signifie forme extérieure, apparence visible, ou statut. Il n’implique pas une égalité de nature ou d’essence.</w:t>
+      </w:r>
+    </w:p>
+    <w:p>
+      <w:pPr>
+        <w:rPr>
+          <w:rFonts w:cs="Segoe UI Emoji"/>
+        </w:rPr>
+      </w:pPr>
+      <w:r>
+        <w:rPr>
+          <w:rFonts w:cs="Segoe UI Emoji"/>
+        </w:rPr>
+        <w:t xml:space="preserve">👉 Ainsi, Jésus aurait été dans un statut glorieux d’origine divine, non qu’il </w:t>
+      </w:r>
+      <w:proofErr w:type="gramStart"/>
+      <w:r>
+        <w:rPr>
+          <w:rFonts w:cs="Segoe UI Emoji"/>
+          <w:i/>
+          <w:iCs/>
+        </w:rPr>
+        <w:t>était</w:t>
+      </w:r>
+      <w:proofErr w:type="gramEnd"/>
+      <w:r>
+        <w:rPr>
+          <w:rFonts w:cs="Segoe UI Emoji"/>
+        </w:rPr>
+        <w:t xml:space="preserve"> Dieu lui-même. Cette nuance est essentielle et souvent ignorée dans les traductions modernes.</w:t>
+      </w:r>
+    </w:p>
+    <w:p>
+      <w:pPr>
+        <w:rPr>
+          <w:rFonts w:cs="Segoe UI Emoji"/>
+          <w:b/>
+          <w:bCs/>
+        </w:rPr>
+      </w:pPr>
+      <w:r>
+        <w:rPr>
+          <w:rFonts w:cs="Segoe UI Emoji"/>
+          <w:b/>
+          <w:bCs/>
+        </w:rPr>
+        <w:pict w14:anchorId="374E7159">
+          <v:rect id="_x0000_i1074" style="width:0;height:1.5pt" o:hralign="center" o:hrstd="t" o:hr="t" fillcolor="#a0a0a0" stroked="f"/>
+        </w:pict>
+      </w:r>
+    </w:p>
+    <w:p>
+      <w:pPr>
+        <w:spacing w:line="259" w:lineRule="auto"/>
+        <w:rPr>
+          <w:rFonts w:cs="Segoe UI Emoji"/>
+          <w:b/>
+          <w:bCs/>
+        </w:rPr>
+      </w:pPr>
+      <w:r>
+        <w:rPr>
+          <w:rFonts w:cs="Segoe UI Emoji"/>
+          <w:b/>
+          <w:bCs/>
+        </w:rPr>
+        <w:br w:type="page"/>
+      </w:r>
+    </w:p>
+    <w:p>
+      <w:pPr>
+        <w:pStyle w:val="Sous-titre"/>
+        <w:rPr>
+          <w:rStyle w:val="Accentuationintense"/>
+          <w:i/>
+          <w:iCs w:val="0"/>
+          <w:color w:val="000000" w:themeColor="text1"/>
+        </w:rPr>
+      </w:pPr>
+      <w:r>
+        <w:rPr>
+          <w:rStyle w:val="Accentuationintense"/>
+          <w:i/>
+          <w:iCs w:val="0"/>
+          <w:color w:val="000000" w:themeColor="text1"/>
+        </w:rPr>
+        <w:lastRenderedPageBreak/>
+        <w:t xml:space="preserve">5. 1 Timothée </w:t>
+      </w:r>
+      <w:proofErr w:type="gramStart"/>
+      <w:r>
+        <w:rPr>
+          <w:rStyle w:val="Accentuationintense"/>
+          <w:i/>
+          <w:iCs w:val="0"/>
+          <w:color w:val="000000" w:themeColor="text1"/>
+        </w:rPr>
+        <w:t>3:</w:t>
+      </w:r>
+      <w:proofErr w:type="gramEnd"/>
+      <w:r>
+        <w:rPr>
+          <w:rStyle w:val="Accentuationintense"/>
+          <w:i/>
+          <w:iCs w:val="0"/>
+          <w:color w:val="000000" w:themeColor="text1"/>
+        </w:rPr>
+        <w:t>16 — Altération manuscrite</w:t>
+      </w:r>
+    </w:p>
+    <w:p>
+      <w:pPr>
+        <w:rPr>
+          <w:rFonts w:cs="Segoe UI Emoji"/>
+          <w:b/>
+          <w:bCs/>
+        </w:rPr>
+      </w:pPr>
+      <w:r>
+        <w:rPr>
+          <w:rFonts w:cs="Segoe UI Emoji"/>
+          <w:b/>
+          <w:bCs/>
+        </w:rPr>
+        <w:t>Texte reçu (byzantin) :</w:t>
+      </w:r>
+    </w:p>
+    <w:p>
+      <w:pPr>
+        <w:rPr>
+          <w:rFonts w:ascii="Cambria" w:hAnsi="Cambria" w:cs="Segoe UI Emoji"/>
+        </w:rPr>
+      </w:pPr>
+      <w:r>
+        <w:rPr>
+          <w:rFonts w:ascii="Cambria" w:hAnsi="Cambria" w:cs="Segoe UI Emoji"/>
+        </w:rPr>
+        <w:t xml:space="preserve">« </w:t>
+      </w:r>
+      <w:proofErr w:type="spellStart"/>
+      <w:r>
+        <w:rPr>
+          <w:rFonts w:ascii="Cambria" w:hAnsi="Cambria" w:cs="Calibri"/>
+        </w:rPr>
+        <w:t>Θε</w:t>
+      </w:r>
+      <w:r>
+        <w:rPr>
+          <w:rFonts w:ascii="Cambria" w:hAnsi="Cambria" w:cs="Arial"/>
+        </w:rPr>
+        <w:t>ὸ</w:t>
+      </w:r>
+      <w:r>
+        <w:rPr>
+          <w:rFonts w:ascii="Cambria" w:hAnsi="Cambria" w:cs="Calibri"/>
+        </w:rPr>
+        <w:t>ς</w:t>
+      </w:r>
+      <w:proofErr w:type="spellEnd"/>
+      <w:r>
+        <w:rPr>
+          <w:rFonts w:ascii="Cambria" w:hAnsi="Cambria" w:cs="Segoe UI Emoji"/>
+        </w:rPr>
+        <w:t xml:space="preserve"> </w:t>
+      </w:r>
+      <w:proofErr w:type="spellStart"/>
+      <w:r>
+        <w:rPr>
+          <w:rFonts w:ascii="Cambria" w:hAnsi="Cambria" w:cs="Arial"/>
+        </w:rPr>
+        <w:t>ἐ</w:t>
+      </w:r>
+      <w:r>
+        <w:rPr>
+          <w:rFonts w:ascii="Cambria" w:hAnsi="Cambria" w:cs="Calibri"/>
+        </w:rPr>
+        <w:t>φ</w:t>
+      </w:r>
+      <w:proofErr w:type="spellEnd"/>
+      <w:r>
+        <w:rPr>
+          <w:rFonts w:ascii="Cambria" w:hAnsi="Cambria" w:cs="Calibri"/>
+        </w:rPr>
+        <w:t>ανερώθη</w:t>
+      </w:r>
+      <w:r>
+        <w:rPr>
+          <w:rFonts w:ascii="Cambria" w:hAnsi="Cambria" w:cs="Segoe UI Emoji"/>
+        </w:rPr>
+        <w:t xml:space="preserve"> </w:t>
+      </w:r>
+      <w:proofErr w:type="spellStart"/>
+      <w:r>
+        <w:rPr>
+          <w:rFonts w:ascii="Cambria" w:hAnsi="Cambria" w:cs="Arial"/>
+        </w:rPr>
+        <w:t>ἐ</w:t>
+      </w:r>
+      <w:r>
+        <w:rPr>
+          <w:rFonts w:ascii="Cambria" w:hAnsi="Cambria" w:cs="Calibri"/>
+        </w:rPr>
+        <w:t>ν</w:t>
+      </w:r>
+      <w:proofErr w:type="spellEnd"/>
+      <w:r>
+        <w:rPr>
+          <w:rFonts w:ascii="Cambria" w:hAnsi="Cambria" w:cs="Segoe UI Emoji"/>
+        </w:rPr>
+        <w:t xml:space="preserve"> </w:t>
+      </w:r>
+      <w:r>
+        <w:rPr>
+          <w:rFonts w:ascii="Cambria" w:hAnsi="Cambria" w:cs="Calibri"/>
+        </w:rPr>
+        <w:t>σα</w:t>
+      </w:r>
+      <w:proofErr w:type="spellStart"/>
+      <w:r>
+        <w:rPr>
+          <w:rFonts w:ascii="Cambria" w:hAnsi="Cambria" w:cs="Calibri"/>
+        </w:rPr>
+        <w:t>ρκί</w:t>
+      </w:r>
+      <w:proofErr w:type="spellEnd"/>
+      <w:r>
+        <w:rPr>
+          <w:rFonts w:ascii="Cambria" w:hAnsi="Cambria" w:cs="Segoe UI Emoji"/>
+        </w:rPr>
+        <w:t xml:space="preserve"> » (Dieu a été manifesté en chair)</w:t>
+      </w:r>
+    </w:p>
+    <w:p>
+      <w:pPr>
+        <w:rPr>
+          <w:rFonts w:ascii="Cambria" w:hAnsi="Cambria" w:cs="Segoe UI Emoji"/>
+        </w:rPr>
+      </w:pPr>
+      <w:r>
+        <w:rPr>
+          <w:rFonts w:ascii="Cambria" w:hAnsi="Cambria" w:cs="Segoe UI Emoji"/>
+        </w:rPr>
+        <w:t>Texte critique (alexandrin, plus ancien) :</w:t>
+      </w:r>
+    </w:p>
+    <w:p>
+      <w:pPr>
+        <w:rPr>
+          <w:rFonts w:ascii="Cambria" w:hAnsi="Cambria" w:cs="Segoe UI Emoji"/>
+        </w:rPr>
+      </w:pPr>
+      <w:r>
+        <w:rPr>
+          <w:rFonts w:ascii="Cambria" w:hAnsi="Cambria" w:cs="Segoe UI Emoji"/>
         </w:rPr>
         <w:t xml:space="preserve">« </w:t>
       </w:r>
@@ -24786,19 +25940,13 @@
       <w:proofErr w:type="gramStart"/>
       <w:r>
         <w:rPr>
-          <w:rFonts w:ascii="Calibri" w:hAnsi="Calibri" w:cs="Calibri"/>
-        </w:rPr>
-        <w:t>θε</w:t>
-      </w:r>
-      <w:r>
-        <w:rPr>
-          <w:rFonts w:cs="Arial"/>
-        </w:rPr>
-        <w:t>ὸ</w:t>
-      </w:r>
-      <w:r>
-        <w:rPr>
-          <w:rFonts w:ascii="Calibri" w:hAnsi="Calibri" w:cs="Calibri"/>
+          <w:rFonts w:ascii="Cambria" w:hAnsi="Cambria" w:cs="Arial"/>
+        </w:rPr>
+        <w:t>ὃ</w:t>
+      </w:r>
+      <w:r>
+        <w:rPr>
+          <w:rFonts w:ascii="Cambria" w:hAnsi="Cambria" w:cs="Calibri"/>
         </w:rPr>
         <w:t>ς</w:t>
       </w:r>
@@ -24806,129 +25954,132 @@
       <w:proofErr w:type="gramEnd"/>
       <w:r>
         <w:rPr>
-          <w:rFonts w:cs="Segoe UI Emoji"/>
+          <w:rFonts w:ascii="Cambria" w:hAnsi="Cambria" w:cs="Segoe UI Emoji"/>
         </w:rPr>
         <w:t xml:space="preserve"> </w:t>
       </w:r>
       <w:proofErr w:type="spellStart"/>
       <w:r>
         <w:rPr>
-          <w:rFonts w:cs="Arial"/>
-        </w:rPr>
-        <w:t>ἦ</w:t>
-      </w:r>
-      <w:r>
-        <w:rPr>
-          <w:rFonts w:ascii="Calibri" w:hAnsi="Calibri" w:cs="Calibri"/>
+          <w:rFonts w:ascii="Cambria" w:hAnsi="Cambria" w:cs="Arial"/>
+        </w:rPr>
+        <w:t>ἐ</w:t>
+      </w:r>
+      <w:r>
+        <w:rPr>
+          <w:rFonts w:ascii="Cambria" w:hAnsi="Cambria" w:cs="Calibri"/>
+        </w:rPr>
+        <w:t>φ</w:t>
+      </w:r>
+      <w:proofErr w:type="spellEnd"/>
+      <w:r>
+        <w:rPr>
+          <w:rFonts w:ascii="Cambria" w:hAnsi="Cambria" w:cs="Calibri"/>
+        </w:rPr>
+        <w:t>ανερώθη</w:t>
+      </w:r>
+      <w:r>
+        <w:rPr>
+          <w:rFonts w:ascii="Cambria" w:hAnsi="Cambria" w:cs="Segoe UI Emoji"/>
+        </w:rPr>
+        <w:t xml:space="preserve"> </w:t>
+      </w:r>
+      <w:proofErr w:type="spellStart"/>
+      <w:r>
+        <w:rPr>
+          <w:rFonts w:ascii="Cambria" w:hAnsi="Cambria" w:cs="Arial"/>
+        </w:rPr>
+        <w:t>ἐ</w:t>
+      </w:r>
+      <w:r>
+        <w:rPr>
+          <w:rFonts w:ascii="Cambria" w:hAnsi="Cambria" w:cs="Calibri"/>
         </w:rPr>
         <w:t>ν</w:t>
       </w:r>
       <w:proofErr w:type="spellEnd"/>
       <w:r>
         <w:rPr>
-          <w:rFonts w:cs="Segoe UI Emoji"/>
+          <w:rFonts w:ascii="Cambria" w:hAnsi="Cambria" w:cs="Segoe UI Emoji"/>
         </w:rPr>
         <w:t xml:space="preserve"> </w:t>
       </w:r>
       <w:r>
         <w:rPr>
-          <w:rFonts w:cs="Arial"/>
-        </w:rPr>
-        <w:t>ὁ</w:t>
-      </w:r>
-      <w:r>
-        <w:rPr>
-          <w:rFonts w:cs="Segoe UI Emoji"/>
-        </w:rPr>
-        <w:t xml:space="preserve"> </w:t>
+          <w:rFonts w:ascii="Cambria" w:hAnsi="Cambria" w:cs="Calibri"/>
+        </w:rPr>
+        <w:t>σα</w:t>
       </w:r>
       <w:proofErr w:type="spellStart"/>
       <w:r>
         <w:rPr>
-          <w:rFonts w:ascii="Calibri" w:hAnsi="Calibri" w:cs="Calibri"/>
-        </w:rPr>
-        <w:t>λόγος</w:t>
+          <w:rFonts w:ascii="Cambria" w:hAnsi="Cambria" w:cs="Calibri"/>
+        </w:rPr>
+        <w:t>ρκί</w:t>
       </w:r>
       <w:proofErr w:type="spellEnd"/>
       <w:r>
         <w:rPr>
-          <w:rFonts w:cs="Segoe UI Emoji"/>
-        </w:rPr>
-        <w:t xml:space="preserve"> »</w:t>
-      </w:r>
-    </w:p>
-    <w:p>
-      <w:r>
-        <w:t>Traduction littérale : « un dieu (ou divin) était le Logos ».</w:t>
-      </w:r>
-    </w:p>
-    <w:p>
-      <w:r>
-        <w:t xml:space="preserve">Ce verset est souvent traduit : « Le Verbe était Dieu ». Pourtant, en grec, le mot </w:t>
-      </w:r>
-      <w:proofErr w:type="spellStart"/>
-      <w:r>
-        <w:rPr>
-          <w:rFonts w:ascii="Calibri" w:hAnsi="Calibri" w:cs="Calibri"/>
+          <w:rFonts w:ascii="Cambria" w:hAnsi="Cambria" w:cs="Segoe UI Emoji"/>
+        </w:rPr>
+        <w:t xml:space="preserve"> » (Celui qui a été manifesté en chair)</w:t>
+      </w:r>
+    </w:p>
+    <w:p>
+      <w:pPr>
+        <w:rPr>
+          <w:rFonts w:ascii="Cambria" w:hAnsi="Cambria" w:cs="Segoe UI Emoji"/>
+        </w:rPr>
+      </w:pPr>
+      <w:r>
+        <w:rPr>
+          <w:rFonts w:ascii="Cambria" w:hAnsi="Cambria" w:cs="Segoe UI Emoji"/>
+        </w:rPr>
+        <w:t xml:space="preserve">👉 Il s’agit probablement d’une altération du manuscrit, où les lettres grecques </w:t>
+      </w:r>
+      <w:r>
+        <w:rPr>
+          <w:rFonts w:ascii="Cambria" w:hAnsi="Cambria" w:cs="Calibri"/>
+        </w:rPr>
+        <w:t>ΘΣ</w:t>
+      </w:r>
+      <w:r>
+        <w:rPr>
+          <w:rFonts w:ascii="Cambria" w:hAnsi="Cambria" w:cs="Segoe UI Emoji"/>
+        </w:rPr>
+        <w:t xml:space="preserve"> (abréviation de « Dieu ») ont été confondues avec </w:t>
+      </w:r>
+      <w:r>
+        <w:rPr>
+          <w:rFonts w:ascii="Cambria" w:hAnsi="Cambria" w:cs="Calibri"/>
           <w:i/>
           <w:iCs/>
         </w:rPr>
-        <w:t>θεός</w:t>
-      </w:r>
-      <w:proofErr w:type="spellEnd"/>
-      <w:r>
-        <w:t xml:space="preserve"> est ici sans article défini, ce qui indique qu'il ne s'agit pas d'une personne identifiée comme « Dieu » (ho </w:t>
-      </w:r>
-      <w:proofErr w:type="spellStart"/>
-      <w:r>
-        <w:t>theos</w:t>
-      </w:r>
-      <w:proofErr w:type="spellEnd"/>
-      <w:r>
-        <w:t xml:space="preserve">), mais d'une qualité : </w:t>
-      </w:r>
-      <w:r>
-        <w:rPr>
-          <w:i/>
-          <w:iCs/>
-        </w:rPr>
-        <w:t>divin</w:t>
-      </w:r>
-      <w:r>
-        <w:t>.</w:t>
-      </w:r>
-    </w:p>
-    <w:p>
-      <w:r>
-        <w:rPr>
-          <w:rFonts w:cs="Segoe UI Emoji"/>
-        </w:rPr>
-        <w:t>👉</w:t>
-      </w:r>
-      <w:r>
-        <w:t xml:space="preserve"> La grammaire grecque permet de comprendre ce passage comme une description qualitative du Logos (le Verbe) plutôt qu'une identification ontologique avec Dieu lui-même. Ainsi, le texte pourrait </w:t>
-      </w:r>
-      <w:r>
-        <w:lastRenderedPageBreak/>
-        <w:t>signifier : « le Logos avait une nature divine » ou « le Logos était de caractère divin ».</w:t>
-      </w:r>
-    </w:p>
-    <w:p>
-      <w:pPr>
-        <w:rPr>
-          <w:rFonts w:cs="Segoe UI Emoji"/>
-          <w:b/>
-          <w:bCs/>
-        </w:rPr>
-      </w:pPr>
-      <w:r>
-        <w:rPr>
-          <w:rFonts w:cs="Segoe UI Emoji"/>
-          <w:b/>
-          <w:bCs/>
-        </w:rPr>
-        <w:pict w14:anchorId="13440647">
-          <v:rect id="_x0000_i1072" style="width:0;height:1.5pt" o:hralign="center" o:hrstd="t" o:hr="t" fillcolor="#a0a0a0" stroked="f"/>
+        <w:t>ΟΣ</w:t>
+      </w:r>
+      <w:r>
+        <w:rPr>
+          <w:rFonts w:ascii="Cambria" w:hAnsi="Cambria" w:cs="Segoe UI Emoji"/>
+        </w:rPr>
+        <w:t xml:space="preserve"> (« celui qui »). Cela change entièrement l’interprétation : Jésus devient alors l’envoyé, non pas Dieu lui-même.</w:t>
+      </w:r>
+    </w:p>
+    <w:p>
+      <w:pPr>
+        <w:rPr>
+          <w:rFonts w:cs="Segoe UI Emoji"/>
+          <w:b/>
+          <w:bCs/>
+        </w:rPr>
+      </w:pPr>
+      <w:r>
+        <w:rPr>
+          <w:rFonts w:cs="Segoe UI Emoji"/>
+          <w:b/>
+          <w:bCs/>
+        </w:rPr>
+        <w:pict w14:anchorId="575F29B0">
+          <v:rect id="_x0000_i1075" style="width:0;height:1.5pt" o:hralign="center" o:hrstd="t" o:hr="t" fillcolor="#a0a0a0" stroked="f"/>
         </w:pict>
       </w:r>
     </w:p>
@@ -24949,7 +26100,7 @@
           <w:iCs w:val="0"/>
           <w:color w:val="000000" w:themeColor="text1"/>
         </w:rPr>
-        <w:t xml:space="preserve">2. Tite </w:t>
+        <w:t xml:space="preserve">6. Actes </w:t>
       </w:r>
       <w:proofErr w:type="gramStart"/>
       <w:r>
@@ -24959,7 +26110,7 @@
           <w:iCs w:val="0"/>
           <w:color w:val="000000" w:themeColor="text1"/>
         </w:rPr>
-        <w:t>2:</w:t>
+        <w:t>20:</w:t>
       </w:r>
       <w:proofErr w:type="gramEnd"/>
       <w:r>
@@ -24969,412 +26120,277 @@
           <w:iCs w:val="0"/>
           <w:color w:val="000000" w:themeColor="text1"/>
         </w:rPr>
-        <w:t>13 — Ambiguïté syntaxique volontaire</w:t>
-      </w:r>
-    </w:p>
-    <w:p>
-      <w:pPr>
-        <w:rPr>
-          <w:rFonts w:cs="Segoe UI Emoji"/>
-          <w:b/>
-          <w:bCs/>
-        </w:rPr>
-      </w:pPr>
-      <w:r>
-        <w:rPr>
-          <w:rFonts w:cs="Segoe UI Emoji"/>
-          <w:b/>
-          <w:bCs/>
-        </w:rPr>
-        <w:t>Texte grec :</w:t>
-      </w:r>
-    </w:p>
-    <w:p>
-      <w:pPr>
-        <w:rPr>
-          <w:rFonts w:cs="Segoe UI Emoji"/>
-        </w:rPr>
-      </w:pPr>
-      <w:r>
-        <w:rPr>
-          <w:rFonts w:cs="Segoe UI Emoji"/>
-        </w:rPr>
-        <w:t xml:space="preserve">« … </w:t>
+        <w:t>28 — Le sang de Dieu ?</w:t>
+      </w:r>
+    </w:p>
+    <w:p>
+      <w:pPr>
+        <w:rPr>
+          <w:rFonts w:ascii="Cambria" w:hAnsi="Cambria" w:cs="Segoe UI Emoji"/>
+        </w:rPr>
+      </w:pPr>
+      <w:r>
+        <w:rPr>
+          <w:rFonts w:ascii="Cambria" w:hAnsi="Cambria" w:cs="Segoe UI Emoji"/>
+        </w:rPr>
+        <w:t xml:space="preserve">« … l’Église de Dieu, qu’il s’est </w:t>
+      </w:r>
+      <w:proofErr w:type="gramStart"/>
+      <w:r>
+        <w:rPr>
+          <w:rFonts w:ascii="Cambria" w:hAnsi="Cambria" w:cs="Segoe UI Emoji"/>
+        </w:rPr>
+        <w:t>acquise</w:t>
+      </w:r>
+      <w:proofErr w:type="gramEnd"/>
+      <w:r>
+        <w:rPr>
+          <w:rFonts w:ascii="Cambria" w:hAnsi="Cambria" w:cs="Segoe UI Emoji"/>
+        </w:rPr>
+        <w:t xml:space="preserve"> par son propre sang »</w:t>
+      </w:r>
+    </w:p>
+    <w:p>
+      <w:pPr>
+        <w:rPr>
+          <w:rFonts w:ascii="Cambria" w:hAnsi="Cambria" w:cs="Segoe UI Emoji"/>
+        </w:rPr>
+      </w:pPr>
+      <w:r>
+        <w:rPr>
+          <w:rFonts w:ascii="Cambria" w:hAnsi="Cambria" w:cs="Segoe UI Emoji"/>
+        </w:rPr>
+        <w:t xml:space="preserve">Le grec : </w:t>
       </w:r>
       <w:proofErr w:type="spellStart"/>
       <w:r>
-        <w:t>τ</w:t>
-      </w:r>
-      <w:r>
-        <w:rPr>
-          <w:rFonts w:cs="Arial"/>
-        </w:rPr>
-        <w:t>ὴ</w:t>
-      </w:r>
-      <w:r>
-        <w:t>ν</w:t>
+        <w:rPr>
+          <w:rFonts w:ascii="Cambria" w:hAnsi="Cambria" w:cs="Calibri"/>
+          <w:i/>
+          <w:iCs/>
+        </w:rPr>
+        <w:t>δι</w:t>
+      </w:r>
+      <w:r>
+        <w:rPr>
+          <w:rFonts w:ascii="Cambria" w:hAnsi="Cambria" w:cs="Arial"/>
+          <w:i/>
+          <w:iCs/>
+        </w:rPr>
+        <w:t>ὰ</w:t>
       </w:r>
       <w:proofErr w:type="spellEnd"/>
       <w:r>
         <w:rPr>
-          <w:rFonts w:cs="Segoe UI Emoji"/>
+          <w:rFonts w:ascii="Cambria" w:hAnsi="Cambria" w:cs="Segoe UI Emoji"/>
+          <w:i/>
+          <w:iCs/>
         </w:rPr>
         <w:t xml:space="preserve"> </w:t>
       </w:r>
-      <w:r>
-        <w:t>μακα</w:t>
-      </w:r>
       <w:proofErr w:type="spellStart"/>
       <w:r>
-        <w:t>ρί</w:t>
+        <w:rPr>
+          <w:rFonts w:ascii="Cambria" w:hAnsi="Cambria" w:cs="Calibri"/>
+          <w:i/>
+          <w:iCs/>
+        </w:rPr>
+        <w:t>το</w:t>
+      </w:r>
+      <w:r>
+        <w:rPr>
+          <w:rFonts w:ascii="Cambria" w:hAnsi="Cambria" w:cs="Arial"/>
+          <w:i/>
+          <w:iCs/>
+        </w:rPr>
+        <w:t>ῦ</w:t>
       </w:r>
       <w:proofErr w:type="spellEnd"/>
       <w:r>
-        <w:t>αν</w:t>
-      </w:r>
-      <w:r>
-        <w:rPr>
-          <w:rFonts w:cs="Segoe UI Emoji"/>
+        <w:rPr>
+          <w:rFonts w:ascii="Cambria" w:hAnsi="Cambria" w:cs="Segoe UI Emoji"/>
+          <w:i/>
+          <w:iCs/>
         </w:rPr>
         <w:t xml:space="preserve"> </w:t>
       </w:r>
+      <w:r>
+        <w:rPr>
+          <w:rFonts w:ascii="Cambria" w:hAnsi="Cambria" w:cs="Calibri"/>
+          <w:i/>
+          <w:iCs/>
+        </w:rPr>
+        <w:t>α</w:t>
+      </w:r>
       <w:proofErr w:type="spellStart"/>
       <w:r>
         <w:rPr>
-          <w:rFonts w:cs="Arial"/>
-        </w:rPr>
-        <w:t>ἐ</w:t>
-      </w:r>
-      <w:r>
-        <w:t>λ</w:t>
+          <w:rFonts w:ascii="Cambria" w:hAnsi="Cambria" w:cs="Arial"/>
+          <w:i/>
+          <w:iCs/>
+        </w:rPr>
+        <w:t>ἵ</w:t>
+      </w:r>
+      <w:r>
+        <w:rPr>
+          <w:rFonts w:ascii="Cambria" w:hAnsi="Cambria" w:cs="Calibri"/>
+          <w:i/>
+          <w:iCs/>
+        </w:rPr>
+        <w:t>μ</w:t>
       </w:r>
       <w:proofErr w:type="spellEnd"/>
       <w:r>
-        <w:t>πίδα</w:t>
-      </w:r>
-      <w:r>
-        <w:rPr>
-          <w:rFonts w:cs="Segoe UI Emoji"/>
+        <w:rPr>
+          <w:rFonts w:ascii="Cambria" w:hAnsi="Cambria" w:cs="Calibri"/>
+          <w:i/>
+          <w:iCs/>
+        </w:rPr>
+        <w:t>ατος</w:t>
+      </w:r>
+      <w:r>
+        <w:rPr>
+          <w:rFonts w:ascii="Cambria" w:hAnsi="Cambria" w:cs="Segoe UI Emoji"/>
+          <w:i/>
+          <w:iCs/>
         </w:rPr>
         <w:t xml:space="preserve"> </w:t>
       </w:r>
-      <w:r>
-        <w:t>κα</w:t>
-      </w:r>
-      <w:r>
-        <w:rPr>
-          <w:rFonts w:cs="Arial"/>
-        </w:rPr>
-        <w:t>ὶ</w:t>
-      </w:r>
-      <w:r>
-        <w:rPr>
-          <w:rFonts w:cs="Segoe UI Emoji"/>
+      <w:proofErr w:type="spellStart"/>
+      <w:r>
+        <w:rPr>
+          <w:rFonts w:ascii="Cambria" w:hAnsi="Cambria" w:cs="Calibri"/>
+          <w:i/>
+          <w:iCs/>
+        </w:rPr>
+        <w:t>το</w:t>
+      </w:r>
+      <w:r>
+        <w:rPr>
+          <w:rFonts w:ascii="Cambria" w:hAnsi="Cambria" w:cs="Arial"/>
+          <w:i/>
+          <w:iCs/>
+        </w:rPr>
+        <w:t>ῦ</w:t>
+      </w:r>
+      <w:proofErr w:type="spellEnd"/>
+      <w:r>
+        <w:rPr>
+          <w:rFonts w:ascii="Cambria" w:hAnsi="Cambria" w:cs="Segoe UI Emoji"/>
+          <w:i/>
+          <w:iCs/>
         </w:rPr>
         <w:t xml:space="preserve"> </w:t>
       </w:r>
-      <w:r>
-        <w:rPr>
-          <w:rFonts w:cs="Arial"/>
-        </w:rPr>
-        <w:t>ἐ</w:t>
-      </w:r>
-      <w:r>
-        <w:t>π</w:t>
-      </w:r>
       <w:proofErr w:type="spellStart"/>
       <w:r>
-        <w:t>ιφάνει</w:t>
+        <w:rPr>
+          <w:rFonts w:ascii="Cambria" w:hAnsi="Cambria" w:cs="Arial"/>
+          <w:i/>
+          <w:iCs/>
+        </w:rPr>
+        <w:t>ἰ</w:t>
+      </w:r>
+      <w:r>
+        <w:rPr>
+          <w:rFonts w:ascii="Cambria" w:hAnsi="Cambria" w:cs="Calibri"/>
+          <w:i/>
+          <w:iCs/>
+        </w:rPr>
+        <w:t>δίου</w:t>
       </w:r>
       <w:proofErr w:type="spellEnd"/>
       <w:r>
-        <w:t>αν</w:t>
-      </w:r>
-      <w:r>
-        <w:rPr>
-          <w:rFonts w:cs="Segoe UI Emoji"/>
+        <w:rPr>
+          <w:rFonts w:ascii="Cambria" w:hAnsi="Cambria" w:cs="Segoe UI Emoji"/>
+        </w:rPr>
+        <w:t xml:space="preserve"> peut aussi se lire : « par le sang de son propre (Fils) ».</w:t>
+      </w:r>
+    </w:p>
+    <w:p>
+      <w:pPr>
+        <w:rPr>
+          <w:rFonts w:ascii="Cambria" w:hAnsi="Cambria" w:cs="Segoe UI Emoji"/>
+        </w:rPr>
+      </w:pPr>
+      <w:r>
+        <w:rPr>
+          <w:rFonts w:ascii="Cambria" w:hAnsi="Cambria" w:cs="Segoe UI Emoji"/>
+        </w:rPr>
+        <w:t xml:space="preserve">👉 Le génitif </w:t>
+      </w:r>
+      <w:proofErr w:type="spellStart"/>
+      <w:r>
+        <w:rPr>
+          <w:rFonts w:ascii="Cambria" w:hAnsi="Cambria" w:cs="Calibri"/>
+          <w:i/>
+          <w:iCs/>
+        </w:rPr>
+        <w:t>το</w:t>
+      </w:r>
+      <w:r>
+        <w:rPr>
+          <w:rFonts w:ascii="Cambria" w:hAnsi="Cambria" w:cs="Arial"/>
+          <w:i/>
+          <w:iCs/>
+        </w:rPr>
+        <w:t>ῦ</w:t>
+      </w:r>
+      <w:proofErr w:type="spellEnd"/>
+      <w:r>
+        <w:rPr>
+          <w:rFonts w:ascii="Cambria" w:hAnsi="Cambria" w:cs="Segoe UI Emoji"/>
+          <w:i/>
+          <w:iCs/>
         </w:rPr>
         <w:t xml:space="preserve"> </w:t>
       </w:r>
       <w:proofErr w:type="spellStart"/>
       <w:r>
-        <w:t>τ</w:t>
-      </w:r>
-      <w:r>
-        <w:rPr>
-          <w:rFonts w:cs="Arial"/>
-        </w:rPr>
-        <w:t>ῆ</w:t>
-      </w:r>
-      <w:r>
-        <w:t>ς</w:t>
+        <w:rPr>
+          <w:rFonts w:ascii="Cambria" w:hAnsi="Cambria" w:cs="Arial"/>
+          <w:i/>
+          <w:iCs/>
+        </w:rPr>
+        <w:t>ἰ</w:t>
+      </w:r>
+      <w:r>
+        <w:rPr>
+          <w:rFonts w:ascii="Cambria" w:hAnsi="Cambria" w:cs="Calibri"/>
+          <w:i/>
+          <w:iCs/>
+        </w:rPr>
+        <w:t>δίου</w:t>
       </w:r>
       <w:proofErr w:type="spellEnd"/>
       <w:r>
         <w:rPr>
-          <w:rFonts w:cs="Segoe UI Emoji"/>
-        </w:rPr>
-        <w:t xml:space="preserve"> </w:t>
-      </w:r>
-      <w:proofErr w:type="spellStart"/>
-      <w:r>
-        <w:t>δόξης</w:t>
-      </w:r>
-      <w:proofErr w:type="spellEnd"/>
-      <w:r>
-        <w:rPr>
-          <w:rFonts w:cs="Segoe UI Emoji"/>
-        </w:rPr>
-        <w:t xml:space="preserve"> </w:t>
-      </w:r>
-      <w:proofErr w:type="spellStart"/>
-      <w:r>
-        <w:t>το</w:t>
-      </w:r>
-      <w:r>
-        <w:rPr>
-          <w:rFonts w:cs="Arial"/>
-        </w:rPr>
-        <w:t>ῦ</w:t>
-      </w:r>
-      <w:proofErr w:type="spellEnd"/>
-      <w:r>
-        <w:rPr>
-          <w:rFonts w:cs="Segoe UI Emoji"/>
-        </w:rPr>
-        <w:t xml:space="preserve"> </w:t>
-      </w:r>
-      <w:proofErr w:type="spellStart"/>
-      <w:r>
-        <w:t>μεγάλου</w:t>
-      </w:r>
-      <w:proofErr w:type="spellEnd"/>
-      <w:r>
-        <w:rPr>
-          <w:rFonts w:cs="Segoe UI Emoji"/>
-        </w:rPr>
-        <w:t xml:space="preserve"> </w:t>
-      </w:r>
-      <w:proofErr w:type="spellStart"/>
-      <w:r>
-        <w:t>θεο</w:t>
-      </w:r>
-      <w:r>
-        <w:rPr>
-          <w:rFonts w:cs="Arial"/>
-        </w:rPr>
-        <w:t>ῦ</w:t>
-      </w:r>
-      <w:proofErr w:type="spellEnd"/>
-      <w:r>
-        <w:rPr>
-          <w:rFonts w:cs="Segoe UI Emoji"/>
-        </w:rPr>
-        <w:t xml:space="preserve"> </w:t>
-      </w:r>
-      <w:r>
-        <w:t>κα</w:t>
-      </w:r>
-      <w:r>
-        <w:rPr>
-          <w:rFonts w:cs="Arial"/>
-        </w:rPr>
-        <w:t>ὶ</w:t>
-      </w:r>
-      <w:r>
-        <w:rPr>
-          <w:rFonts w:cs="Segoe UI Emoji"/>
-        </w:rPr>
-        <w:t xml:space="preserve"> </w:t>
-      </w:r>
-      <w:proofErr w:type="spellStart"/>
-      <w:r>
-        <w:t>σωτ</w:t>
-      </w:r>
-      <w:r>
-        <w:rPr>
-          <w:rFonts w:cs="Arial"/>
-        </w:rPr>
-        <w:t>ῆ</w:t>
-      </w:r>
-      <w:r>
-        <w:t>ρος</w:t>
-      </w:r>
-      <w:proofErr w:type="spellEnd"/>
-      <w:r>
-        <w:rPr>
-          <w:rFonts w:cs="Segoe UI Emoji"/>
-        </w:rPr>
-        <w:t xml:space="preserve"> </w:t>
-      </w:r>
-      <w:proofErr w:type="spellStart"/>
-      <w:r>
-        <w:rPr>
-          <w:rFonts w:cs="Arial"/>
-        </w:rPr>
-        <w:t>ἡ</w:t>
-      </w:r>
-      <w:r>
-        <w:t>μ</w:t>
-      </w:r>
-      <w:r>
-        <w:rPr>
-          <w:rFonts w:cs="Arial"/>
-        </w:rPr>
-        <w:t>ῶ</w:t>
-      </w:r>
-      <w:r>
-        <w:t>ν</w:t>
-      </w:r>
-      <w:proofErr w:type="spellEnd"/>
-      <w:r>
-        <w:rPr>
-          <w:rFonts w:cs="Segoe UI Emoji"/>
-        </w:rPr>
-        <w:t xml:space="preserve"> </w:t>
-      </w:r>
-      <w:proofErr w:type="spellStart"/>
-      <w:r>
-        <w:rPr>
-          <w:rFonts w:cs="Arial"/>
-        </w:rPr>
-        <w:t>Ἰ</w:t>
-      </w:r>
-      <w:r>
-        <w:t>ησο</w:t>
-      </w:r>
-      <w:r>
-        <w:rPr>
-          <w:rFonts w:cs="Arial"/>
-        </w:rPr>
-        <w:t>ῦ</w:t>
-      </w:r>
-      <w:proofErr w:type="spellEnd"/>
-      <w:r>
-        <w:rPr>
-          <w:rFonts w:cs="Segoe UI Emoji"/>
-        </w:rPr>
-        <w:t xml:space="preserve"> </w:t>
-      </w:r>
-      <w:proofErr w:type="spellStart"/>
-      <w:r>
-        <w:t>Χριστο</w:t>
-      </w:r>
-      <w:r>
-        <w:rPr>
-          <w:rFonts w:cs="Arial"/>
-        </w:rPr>
-        <w:t>ῦ</w:t>
-      </w:r>
-      <w:proofErr w:type="spellEnd"/>
-      <w:r>
-        <w:rPr>
-          <w:rFonts w:cs="Segoe UI Emoji"/>
-        </w:rPr>
-        <w:t xml:space="preserve"> »</w:t>
-      </w:r>
-    </w:p>
-    <w:p>
-      <w:pPr>
-        <w:rPr>
-          <w:rFonts w:cs="Segoe UI Emoji"/>
-        </w:rPr>
-      </w:pPr>
-      <w:r>
-        <w:rPr>
-          <w:rFonts w:cs="Segoe UI Emoji"/>
-        </w:rPr>
-        <w:t>Traduction classique :</w:t>
-      </w:r>
-    </w:p>
-    <w:p>
-      <w:pPr>
-        <w:rPr>
-          <w:rFonts w:cs="Segoe UI Emoji"/>
-        </w:rPr>
-      </w:pPr>
-      <w:r>
-        <w:rPr>
-          <w:rFonts w:cs="Segoe UI Emoji"/>
-        </w:rPr>
-        <w:t>« … l'apparition de la gloire de notre grand Dieu et Sauveur, Jésus-Christ ».</w:t>
-      </w:r>
-    </w:p>
-    <w:p>
-      <w:pPr>
-        <w:rPr>
-          <w:rFonts w:cs="Segoe UI Emoji"/>
-        </w:rPr>
-      </w:pPr>
-      <w:r>
-        <w:rPr>
-          <w:rFonts w:cs="Segoe UI Emoji"/>
-        </w:rPr>
-        <w:t>Cependant, la structure grecque permet aussi une lecture distincte :</w:t>
-      </w:r>
-    </w:p>
-    <w:p>
-      <w:pPr>
-        <w:rPr>
-          <w:rFonts w:cs="Segoe UI Emoji"/>
-        </w:rPr>
-      </w:pPr>
-      <w:r>
-        <w:rPr>
-          <w:rFonts w:cs="Segoe UI Emoji"/>
-        </w:rPr>
-        <w:t>« … la gloire de notre grand Dieu, et de notre Sauveur Jésus-Christ ».</w:t>
-      </w:r>
-    </w:p>
-    <w:p>
-      <w:pPr>
-        <w:rPr>
-          <w:rFonts w:cs="Segoe UI Emoji"/>
-        </w:rPr>
-      </w:pPr>
-      <w:r>
-        <w:rPr>
-          <w:rFonts w:cs="Segoe UI Emoji"/>
-        </w:rPr>
-        <w:t xml:space="preserve">👉 Cette ambiguïté repose sur une règle grammaticale dite </w:t>
-      </w:r>
-      <w:r>
-        <w:rPr>
-          <w:rFonts w:cs="Segoe UI Emoji"/>
-          <w:i/>
-          <w:iCs/>
-        </w:rPr>
-        <w:t>règle de Sharp</w:t>
-      </w:r>
-      <w:r>
-        <w:rPr>
-          <w:rFonts w:cs="Segoe UI Emoji"/>
-        </w:rPr>
-        <w:t>, qui n’est pas toujours fiable. Certains grammairiens contestent l’idée que ce verset désigne clairement Jésus comme « Dieu ».</w:t>
-      </w:r>
-    </w:p>
-    <w:p>
-      <w:pPr>
-        <w:rPr>
-          <w:rFonts w:cs="Segoe UI Emoji"/>
-          <w:b/>
-          <w:bCs/>
-        </w:rPr>
-      </w:pPr>
-      <w:r>
-        <w:rPr>
-          <w:rFonts w:cs="Segoe UI Emoji"/>
-          <w:b/>
-          <w:bCs/>
-        </w:rPr>
-        <w:pict w14:anchorId="33B183B2">
-          <v:rect id="_x0000_i1073" style="width:0;height:1.5pt" o:hralign="center" o:hrstd="t" o:hr="t" fillcolor="#a0a0a0" stroked="f"/>
+          <w:rFonts w:ascii="Cambria" w:hAnsi="Cambria" w:cs="Segoe UI Emoji"/>
+        </w:rPr>
+        <w:t xml:space="preserve"> est ambivalent. Il peut être compris comme « son propre » dans le sens possessif (Dieu -&gt; Jésus), et non comme si Dieu lui-même avait du sang.</w:t>
+      </w:r>
+    </w:p>
+    <w:p>
+      <w:pPr>
+        <w:rPr>
+          <w:rFonts w:cs="Segoe UI Emoji"/>
+          <w:b/>
+          <w:bCs/>
+        </w:rPr>
+      </w:pPr>
+      <w:r>
+        <w:rPr>
+          <w:rFonts w:cs="Segoe UI Emoji"/>
+          <w:b/>
+          <w:bCs/>
+        </w:rPr>
+        <w:pict w14:anchorId="78CF3447">
+          <v:rect id="_x0000_i1076" style="width:0;height:1.5pt" o:hralign="center" o:hrstd="t" o:hr="t" fillcolor="#a0a0a0" stroked="f"/>
         </w:pict>
       </w:r>
     </w:p>
     <w:p>
       <w:pPr>
-        <w:spacing w:line="259" w:lineRule="auto"/>
         <w:rPr>
           <w:rFonts w:cs="Segoe UI Emoji"/>
           <w:b/>
@@ -25408,7 +26424,7 @@
           <w:color w:val="000000" w:themeColor="text1"/>
         </w:rPr>
         <w:lastRenderedPageBreak/>
-        <w:t xml:space="preserve">3. Romains </w:t>
+        <w:t xml:space="preserve">7. Matthieu </w:t>
       </w:r>
       <w:proofErr w:type="gramStart"/>
       <w:r>
@@ -25418,7 +26434,7 @@
           <w:iCs w:val="0"/>
           <w:color w:val="000000" w:themeColor="text1"/>
         </w:rPr>
-        <w:t>9:</w:t>
+        <w:t>28:</w:t>
       </w:r>
       <w:proofErr w:type="gramEnd"/>
       <w:r>
@@ -25428,1071 +26444,97 @@
           <w:iCs w:val="0"/>
           <w:color w:val="000000" w:themeColor="text1"/>
         </w:rPr>
-        <w:t>5 — Problème de ponctuation</w:t>
-      </w:r>
-    </w:p>
-    <w:p>
-      <w:pPr>
-        <w:rPr>
-          <w:rFonts w:cs="Segoe UI Emoji"/>
-        </w:rPr>
-      </w:pPr>
-      <w:r>
-        <w:rPr>
-          <w:rFonts w:cs="Segoe UI Emoji"/>
-        </w:rPr>
-        <w:t>« … le Christ selon la chair, qui est Dieu au-dessus de tout » (lecture confessionnelle)</w:t>
-      </w:r>
-    </w:p>
-    <w:p>
-      <w:pPr>
-        <w:rPr>
-          <w:rFonts w:cs="Segoe UI Emoji"/>
-        </w:rPr>
-      </w:pPr>
-      <w:r>
-        <w:rPr>
-          <w:rFonts w:cs="Segoe UI Emoji"/>
-        </w:rPr>
-        <w:t>Mais en grec ancien, la ponctuation n'existe pas, et on peut aussi lire :</w:t>
-      </w:r>
-    </w:p>
-    <w:p>
-      <w:pPr>
-        <w:rPr>
-          <w:rFonts w:cs="Segoe UI Emoji"/>
-        </w:rPr>
-      </w:pPr>
-      <w:r>
-        <w:rPr>
-          <w:rFonts w:cs="Segoe UI Emoji"/>
-        </w:rPr>
-        <w:t>« … le Christ selon la chair. Dieu, qui est au-dessus de tout, soit béni éternellement. »</w:t>
-      </w:r>
-    </w:p>
-    <w:p>
-      <w:pPr>
-        <w:rPr>
-          <w:rFonts w:cs="Segoe UI Emoji"/>
-        </w:rPr>
-      </w:pPr>
-      <w:r>
-        <w:rPr>
-          <w:rFonts w:cs="Segoe UI Emoji"/>
-        </w:rPr>
-        <w:t>👉 Cette distinction change totalement le sens du passage. Au lieu d’identifier Jésus au Dieu suprême, Paul pourrait simplement bénir Dieu après avoir parlé du Christ.</w:t>
-      </w:r>
-    </w:p>
-    <w:p>
-      <w:pPr>
-        <w:rPr>
-          <w:rFonts w:cs="Segoe UI Emoji"/>
-          <w:b/>
-          <w:bCs/>
-        </w:rPr>
-      </w:pPr>
-      <w:r>
-        <w:rPr>
-          <w:rFonts w:cs="Segoe UI Emoji"/>
-          <w:b/>
-          <w:bCs/>
-        </w:rPr>
-        <w:pict w14:anchorId="3C161C74">
-          <v:rect id="_x0000_i1074" style="width:0;height:1.5pt" o:hralign="center" o:hrstd="t" o:hr="t" fillcolor="#a0a0a0" stroked="f"/>
-        </w:pict>
-      </w:r>
-    </w:p>
-    <w:p>
-      <w:pPr>
-        <w:pStyle w:val="Sous-titre"/>
-        <w:rPr>
-          <w:rStyle w:val="Accentuationintense"/>
-          <w:i/>
-          <w:iCs w:val="0"/>
-          <w:color w:val="000000" w:themeColor="text1"/>
-        </w:rPr>
-      </w:pPr>
-      <w:r>
-        <w:rPr>
-          <w:rStyle w:val="Accentuationintense"/>
-          <w:i/>
-          <w:iCs w:val="0"/>
-          <w:color w:val="000000" w:themeColor="text1"/>
-        </w:rPr>
-        <w:t xml:space="preserve">4. Philippiens </w:t>
+        <w:t>19 — Une formule trinitaire tardive ?</w:t>
+      </w:r>
+    </w:p>
+    <w:p>
+      <w:pPr>
+        <w:rPr>
+          <w:rFonts w:ascii="Cambria" w:hAnsi="Cambria" w:cs="Segoe UI Emoji"/>
+        </w:rPr>
+      </w:pPr>
+      <w:r>
+        <w:rPr>
+          <w:rFonts w:ascii="Cambria" w:hAnsi="Cambria" w:cs="Segoe UI Emoji"/>
+        </w:rPr>
+        <w:t>« … baptisez-les au nom du Père, du Fils et du Saint-Esprit »</w:t>
+      </w:r>
+    </w:p>
+    <w:p>
+      <w:pPr>
+        <w:rPr>
+          <w:rFonts w:ascii="Cambria" w:hAnsi="Cambria" w:cs="Segoe UI Emoji"/>
+        </w:rPr>
+      </w:pPr>
+      <w:r>
+        <w:rPr>
+          <w:rFonts w:ascii="Cambria" w:hAnsi="Cambria" w:cs="Segoe UI Emoji"/>
+        </w:rPr>
+        <w:t>Des sources comme Eusèbe de Césarée, dans ses citations anciennes de ce verset, ne mentionnent que :</w:t>
+      </w:r>
+    </w:p>
+    <w:p>
+      <w:pPr>
+        <w:rPr>
+          <w:rFonts w:cs="Segoe UI Emoji"/>
+        </w:rPr>
+      </w:pPr>
+      <w:r>
+        <w:rPr>
+          <w:rFonts w:cs="Segoe UI Emoji"/>
+        </w:rPr>
+        <w:t xml:space="preserve">« </w:t>
       </w:r>
       <w:proofErr w:type="gramStart"/>
       <w:r>
         <w:rPr>
-          <w:rStyle w:val="Accentuationintense"/>
-          <w:i/>
-          <w:iCs w:val="0"/>
-          <w:color w:val="000000" w:themeColor="text1"/>
-        </w:rPr>
-        <w:t>2:</w:t>
+          <w:rFonts w:cs="Segoe UI Emoji"/>
+        </w:rPr>
+        <w:t>en</w:t>
       </w:r>
       <w:proofErr w:type="gramEnd"/>
       <w:r>
         <w:rPr>
-          <w:rStyle w:val="Accentuationintense"/>
-          <w:i/>
-          <w:iCs w:val="0"/>
-          <w:color w:val="000000" w:themeColor="text1"/>
-        </w:rPr>
-        <w:t xml:space="preserve">6 — Le mot « </w:t>
-      </w:r>
-      <w:proofErr w:type="spellStart"/>
-      <w:r>
-        <w:rPr>
-          <w:rStyle w:val="Accentuationintense"/>
-          <w:i/>
-          <w:iCs w:val="0"/>
-          <w:color w:val="000000" w:themeColor="text1"/>
-        </w:rPr>
-        <w:t>μορφή</w:t>
-      </w:r>
-      <w:proofErr w:type="spellEnd"/>
-      <w:r>
-        <w:rPr>
-          <w:rStyle w:val="Accentuationintense"/>
-          <w:i/>
-          <w:iCs w:val="0"/>
-          <w:color w:val="000000" w:themeColor="text1"/>
-        </w:rPr>
-        <w:t xml:space="preserve"> » (</w:t>
-      </w:r>
-      <w:proofErr w:type="spellStart"/>
-      <w:r>
-        <w:rPr>
-          <w:rStyle w:val="Accentuationintense"/>
-          <w:i/>
-          <w:iCs w:val="0"/>
-          <w:color w:val="000000" w:themeColor="text1"/>
-        </w:rPr>
-        <w:t>morphé</w:t>
-      </w:r>
-      <w:proofErr w:type="spellEnd"/>
-      <w:r>
-        <w:rPr>
-          <w:rStyle w:val="Accentuationintense"/>
-          <w:i/>
-          <w:iCs w:val="0"/>
-          <w:color w:val="000000" w:themeColor="text1"/>
-        </w:rPr>
-        <w:t>)</w:t>
-      </w:r>
-    </w:p>
-    <w:p>
-      <w:pPr>
-        <w:rPr>
-          <w:rFonts w:cs="Segoe UI Emoji"/>
-        </w:rPr>
-      </w:pPr>
-      <w:r>
-        <w:rPr>
-          <w:rFonts w:cs="Segoe UI Emoji"/>
-        </w:rPr>
-        <w:t xml:space="preserve">« Le Christ, qui était en </w:t>
-      </w:r>
-      <w:proofErr w:type="spellStart"/>
-      <w:r>
-        <w:rPr>
-          <w:rFonts w:cs="Segoe UI Emoji"/>
-          <w:i/>
-          <w:iCs/>
-        </w:rPr>
-        <w:t>morphé</w:t>
-      </w:r>
-      <w:proofErr w:type="spellEnd"/>
-      <w:r>
-        <w:rPr>
-          <w:rFonts w:cs="Segoe UI Emoji"/>
-        </w:rPr>
-        <w:t xml:space="preserve"> de Dieu… »</w:t>
-      </w:r>
-    </w:p>
-    <w:p>
-      <w:pPr>
-        <w:rPr>
-          <w:rFonts w:cs="Segoe UI Emoji"/>
-        </w:rPr>
-      </w:pPr>
-      <w:r>
-        <w:rPr>
-          <w:rFonts w:cs="Segoe UI Emoji"/>
-        </w:rPr>
-        <w:t xml:space="preserve">Le mot grec </w:t>
-      </w:r>
-      <w:proofErr w:type="spellStart"/>
-      <w:r>
-        <w:rPr>
-          <w:rFonts w:ascii="Calibri" w:hAnsi="Calibri" w:cs="Calibri"/>
-          <w:i/>
-          <w:iCs/>
-        </w:rPr>
-        <w:t>μορφή</w:t>
-      </w:r>
-      <w:proofErr w:type="spellEnd"/>
-      <w:r>
-        <w:rPr>
-          <w:rFonts w:cs="Segoe UI Emoji"/>
-        </w:rPr>
-        <w:t xml:space="preserve"> signifie forme extérieure, apparence visible, ou statut. Il n’implique pas une égalité de nature ou d’essence.</w:t>
-      </w:r>
-    </w:p>
-    <w:p>
-      <w:pPr>
-        <w:rPr>
-          <w:rFonts w:cs="Segoe UI Emoji"/>
-        </w:rPr>
-      </w:pPr>
-      <w:r>
-        <w:rPr>
-          <w:rFonts w:cs="Segoe UI Emoji"/>
-        </w:rPr>
-        <w:t xml:space="preserve">👉 Ainsi, Jésus aurait été dans un statut glorieux d’origine divine, non qu’il </w:t>
-      </w:r>
-      <w:proofErr w:type="gramStart"/>
-      <w:r>
-        <w:rPr>
-          <w:rFonts w:cs="Segoe UI Emoji"/>
-          <w:i/>
-          <w:iCs/>
-        </w:rPr>
-        <w:t>était</w:t>
-      </w:r>
-      <w:proofErr w:type="gramEnd"/>
-      <w:r>
-        <w:rPr>
-          <w:rFonts w:cs="Segoe UI Emoji"/>
-        </w:rPr>
-        <w:t xml:space="preserve"> Dieu lui-même. Cette nuance est essentielle et souvent ignorée dans les traductions modernes.</w:t>
-      </w:r>
-    </w:p>
-    <w:p>
-      <w:pPr>
-        <w:rPr>
-          <w:rFonts w:cs="Segoe UI Emoji"/>
-          <w:b/>
-          <w:bCs/>
-        </w:rPr>
-      </w:pPr>
-      <w:r>
-        <w:rPr>
-          <w:rFonts w:cs="Segoe UI Emoji"/>
-          <w:b/>
-          <w:bCs/>
-        </w:rPr>
-        <w:pict w14:anchorId="374E7159">
-          <v:rect id="_x0000_i1075" style="width:0;height:1.5pt" o:hralign="center" o:hrstd="t" o:hr="t" fillcolor="#a0a0a0" stroked="f"/>
-        </w:pict>
-      </w:r>
-    </w:p>
-    <w:p>
-      <w:pPr>
-        <w:spacing w:line="259" w:lineRule="auto"/>
-        <w:rPr>
-          <w:rFonts w:cs="Segoe UI Emoji"/>
-          <w:b/>
-          <w:bCs/>
-        </w:rPr>
-      </w:pPr>
-      <w:r>
-        <w:rPr>
-          <w:rFonts w:cs="Segoe UI Emoji"/>
-          <w:b/>
-          <w:bCs/>
-        </w:rPr>
-        <w:br w:type="page"/>
-      </w:r>
-    </w:p>
-    <w:p>
-      <w:pPr>
-        <w:pStyle w:val="Sous-titre"/>
-        <w:rPr>
-          <w:rStyle w:val="Accentuationintense"/>
-          <w:i/>
-          <w:iCs w:val="0"/>
-          <w:color w:val="000000" w:themeColor="text1"/>
-        </w:rPr>
-      </w:pPr>
-      <w:r>
-        <w:rPr>
-          <w:rStyle w:val="Accentuationintense"/>
-          <w:i/>
-          <w:iCs w:val="0"/>
-          <w:color w:val="000000" w:themeColor="text1"/>
-        </w:rPr>
-        <w:lastRenderedPageBreak/>
-        <w:t xml:space="preserve">5. 1 Timothée </w:t>
-      </w:r>
-      <w:proofErr w:type="gramStart"/>
-      <w:r>
-        <w:rPr>
-          <w:rStyle w:val="Accentuationintense"/>
-          <w:i/>
-          <w:iCs w:val="0"/>
-          <w:color w:val="000000" w:themeColor="text1"/>
-        </w:rPr>
-        <w:t>3:</w:t>
-      </w:r>
-      <w:proofErr w:type="gramEnd"/>
-      <w:r>
-        <w:rPr>
-          <w:rStyle w:val="Accentuationintense"/>
-          <w:i/>
-          <w:iCs w:val="0"/>
-          <w:color w:val="000000" w:themeColor="text1"/>
-        </w:rPr>
-        <w:t>16 — Altération manuscrite</w:t>
-      </w:r>
-    </w:p>
-    <w:p>
-      <w:pPr>
-        <w:rPr>
-          <w:rFonts w:cs="Segoe UI Emoji"/>
-          <w:b/>
-          <w:bCs/>
-        </w:rPr>
-      </w:pPr>
-      <w:r>
-        <w:rPr>
-          <w:rFonts w:cs="Segoe UI Emoji"/>
-          <w:b/>
-          <w:bCs/>
-        </w:rPr>
-        <w:t>Texte reçu (byzantin) :</w:t>
-      </w:r>
-    </w:p>
-    <w:p>
-      <w:pPr>
+          <w:rFonts w:cs="Segoe UI Emoji"/>
+        </w:rPr>
+        <w:t xml:space="preserve"> mon nom »</w:t>
+      </w:r>
+    </w:p>
+    <w:p>
+      <w:pPr>
+        <w:rPr>
+          <w:rFonts w:cs="Segoe UI Emoji"/>
+        </w:rPr>
+      </w:pPr>
+      <w:r>
+        <w:rPr>
+          <w:rFonts w:cs="Segoe UI Emoji"/>
+        </w:rPr>
+        <w:t xml:space="preserve">👉 </w:t>
+      </w:r>
+      <w:r>
         <w:rPr>
           <w:rFonts w:ascii="Cambria" w:hAnsi="Cambria" w:cs="Segoe UI Emoji"/>
         </w:rPr>
-      </w:pPr>
-      <w:r>
-        <w:rPr>
-          <w:rFonts w:ascii="Cambria" w:hAnsi="Cambria" w:cs="Segoe UI Emoji"/>
-        </w:rPr>
-        <w:t xml:space="preserve">« </w:t>
-      </w:r>
-      <w:proofErr w:type="spellStart"/>
-      <w:r>
-        <w:rPr>
-          <w:rFonts w:ascii="Cambria" w:hAnsi="Cambria" w:cs="Calibri"/>
-        </w:rPr>
-        <w:t>Θε</w:t>
-      </w:r>
-      <w:r>
-        <w:rPr>
-          <w:rFonts w:ascii="Cambria" w:hAnsi="Cambria" w:cs="Arial"/>
-        </w:rPr>
-        <w:t>ὸ</w:t>
-      </w:r>
-      <w:r>
-        <w:rPr>
-          <w:rFonts w:ascii="Cambria" w:hAnsi="Cambria" w:cs="Calibri"/>
-        </w:rPr>
-        <w:t>ς</w:t>
-      </w:r>
-      <w:proofErr w:type="spellEnd"/>
-      <w:r>
-        <w:rPr>
-          <w:rFonts w:ascii="Cambria" w:hAnsi="Cambria" w:cs="Segoe UI Emoji"/>
-        </w:rPr>
-        <w:t xml:space="preserve"> </w:t>
-      </w:r>
-      <w:proofErr w:type="spellStart"/>
-      <w:r>
-        <w:rPr>
-          <w:rFonts w:ascii="Cambria" w:hAnsi="Cambria" w:cs="Arial"/>
-        </w:rPr>
-        <w:t>ἐ</w:t>
-      </w:r>
-      <w:r>
-        <w:rPr>
-          <w:rFonts w:ascii="Cambria" w:hAnsi="Cambria" w:cs="Calibri"/>
-        </w:rPr>
-        <w:t>φ</w:t>
-      </w:r>
-      <w:proofErr w:type="spellEnd"/>
-      <w:r>
-        <w:rPr>
-          <w:rFonts w:ascii="Cambria" w:hAnsi="Cambria" w:cs="Calibri"/>
-        </w:rPr>
-        <w:t>ανερώθη</w:t>
-      </w:r>
-      <w:r>
-        <w:rPr>
-          <w:rFonts w:ascii="Cambria" w:hAnsi="Cambria" w:cs="Segoe UI Emoji"/>
-        </w:rPr>
-        <w:t xml:space="preserve"> </w:t>
-      </w:r>
-      <w:proofErr w:type="spellStart"/>
-      <w:r>
-        <w:rPr>
-          <w:rFonts w:ascii="Cambria" w:hAnsi="Cambria" w:cs="Arial"/>
-        </w:rPr>
-        <w:t>ἐ</w:t>
-      </w:r>
-      <w:r>
-        <w:rPr>
-          <w:rFonts w:ascii="Cambria" w:hAnsi="Cambria" w:cs="Calibri"/>
-        </w:rPr>
-        <w:t>ν</w:t>
-      </w:r>
-      <w:proofErr w:type="spellEnd"/>
-      <w:r>
-        <w:rPr>
-          <w:rFonts w:ascii="Cambria" w:hAnsi="Cambria" w:cs="Segoe UI Emoji"/>
-        </w:rPr>
-        <w:t xml:space="preserve"> </w:t>
-      </w:r>
-      <w:r>
-        <w:rPr>
-          <w:rFonts w:ascii="Cambria" w:hAnsi="Cambria" w:cs="Calibri"/>
-        </w:rPr>
-        <w:t>σα</w:t>
-      </w:r>
-      <w:proofErr w:type="spellStart"/>
-      <w:r>
-        <w:rPr>
-          <w:rFonts w:ascii="Cambria" w:hAnsi="Cambria" w:cs="Calibri"/>
-        </w:rPr>
-        <w:t>ρκί</w:t>
-      </w:r>
-      <w:proofErr w:type="spellEnd"/>
-      <w:r>
-        <w:rPr>
-          <w:rFonts w:ascii="Cambria" w:hAnsi="Cambria" w:cs="Segoe UI Emoji"/>
-        </w:rPr>
-        <w:t xml:space="preserve"> » (Dieu a été manifesté en chair)</w:t>
-      </w:r>
-    </w:p>
-    <w:p>
-      <w:pPr>
-        <w:rPr>
-          <w:rFonts w:ascii="Cambria" w:hAnsi="Cambria" w:cs="Segoe UI Emoji"/>
-        </w:rPr>
-      </w:pPr>
-      <w:r>
-        <w:rPr>
-          <w:rFonts w:ascii="Cambria" w:hAnsi="Cambria" w:cs="Segoe UI Emoji"/>
-        </w:rPr>
-        <w:t>Texte critique (alexandrin, plus ancien) :</w:t>
-      </w:r>
-    </w:p>
-    <w:p>
-      <w:pPr>
-        <w:rPr>
-          <w:rFonts w:ascii="Cambria" w:hAnsi="Cambria" w:cs="Segoe UI Emoji"/>
-        </w:rPr>
-      </w:pPr>
-      <w:r>
-        <w:rPr>
-          <w:rFonts w:ascii="Cambria" w:hAnsi="Cambria" w:cs="Segoe UI Emoji"/>
-        </w:rPr>
-        <w:t xml:space="preserve">« </w:t>
-      </w:r>
-      <w:proofErr w:type="spellStart"/>
-      <w:proofErr w:type="gramStart"/>
-      <w:r>
-        <w:rPr>
-          <w:rFonts w:ascii="Cambria" w:hAnsi="Cambria" w:cs="Arial"/>
-        </w:rPr>
-        <w:t>ὃ</w:t>
-      </w:r>
-      <w:r>
-        <w:rPr>
-          <w:rFonts w:ascii="Cambria" w:hAnsi="Cambria" w:cs="Calibri"/>
-        </w:rPr>
-        <w:t>ς</w:t>
-      </w:r>
-      <w:proofErr w:type="spellEnd"/>
-      <w:proofErr w:type="gramEnd"/>
-      <w:r>
-        <w:rPr>
-          <w:rFonts w:ascii="Cambria" w:hAnsi="Cambria" w:cs="Segoe UI Emoji"/>
-        </w:rPr>
-        <w:t xml:space="preserve"> </w:t>
-      </w:r>
-      <w:proofErr w:type="spellStart"/>
-      <w:r>
-        <w:rPr>
-          <w:rFonts w:ascii="Cambria" w:hAnsi="Cambria" w:cs="Arial"/>
-        </w:rPr>
-        <w:t>ἐ</w:t>
-      </w:r>
-      <w:r>
-        <w:rPr>
-          <w:rFonts w:ascii="Cambria" w:hAnsi="Cambria" w:cs="Calibri"/>
-        </w:rPr>
-        <w:t>φ</w:t>
-      </w:r>
-      <w:proofErr w:type="spellEnd"/>
-      <w:r>
-        <w:rPr>
-          <w:rFonts w:ascii="Cambria" w:hAnsi="Cambria" w:cs="Calibri"/>
-        </w:rPr>
-        <w:t>ανερώθη</w:t>
-      </w:r>
-      <w:r>
-        <w:rPr>
-          <w:rFonts w:ascii="Cambria" w:hAnsi="Cambria" w:cs="Segoe UI Emoji"/>
-        </w:rPr>
-        <w:t xml:space="preserve"> </w:t>
-      </w:r>
-      <w:proofErr w:type="spellStart"/>
-      <w:r>
-        <w:rPr>
-          <w:rFonts w:ascii="Cambria" w:hAnsi="Cambria" w:cs="Arial"/>
-        </w:rPr>
-        <w:t>ἐ</w:t>
-      </w:r>
-      <w:r>
-        <w:rPr>
-          <w:rFonts w:ascii="Cambria" w:hAnsi="Cambria" w:cs="Calibri"/>
-        </w:rPr>
-        <w:t>ν</w:t>
-      </w:r>
-      <w:proofErr w:type="spellEnd"/>
-      <w:r>
-        <w:rPr>
-          <w:rFonts w:ascii="Cambria" w:hAnsi="Cambria" w:cs="Segoe UI Emoji"/>
-        </w:rPr>
-        <w:t xml:space="preserve"> </w:t>
-      </w:r>
-      <w:r>
-        <w:rPr>
-          <w:rFonts w:ascii="Cambria" w:hAnsi="Cambria" w:cs="Calibri"/>
-        </w:rPr>
-        <w:t>σα</w:t>
-      </w:r>
-      <w:proofErr w:type="spellStart"/>
-      <w:r>
-        <w:rPr>
-          <w:rFonts w:ascii="Cambria" w:hAnsi="Cambria" w:cs="Calibri"/>
-        </w:rPr>
-        <w:t>ρκί</w:t>
-      </w:r>
-      <w:proofErr w:type="spellEnd"/>
-      <w:r>
-        <w:rPr>
-          <w:rFonts w:ascii="Cambria" w:hAnsi="Cambria" w:cs="Segoe UI Emoji"/>
-        </w:rPr>
-        <w:t xml:space="preserve"> » (Celui qui a été manifesté en chair)</w:t>
-      </w:r>
-    </w:p>
-    <w:p>
-      <w:pPr>
-        <w:rPr>
-          <w:rFonts w:ascii="Cambria" w:hAnsi="Cambria" w:cs="Segoe UI Emoji"/>
-        </w:rPr>
-      </w:pPr>
-      <w:r>
-        <w:rPr>
-          <w:rFonts w:ascii="Cambria" w:hAnsi="Cambria" w:cs="Segoe UI Emoji"/>
-        </w:rPr>
-        <w:t xml:space="preserve">👉 Il s’agit probablement d’une altération du manuscrit, où les lettres grecques </w:t>
-      </w:r>
-      <w:r>
-        <w:rPr>
-          <w:rFonts w:ascii="Cambria" w:hAnsi="Cambria" w:cs="Calibri"/>
-        </w:rPr>
-        <w:t>ΘΣ</w:t>
-      </w:r>
-      <w:r>
-        <w:rPr>
-          <w:rFonts w:ascii="Cambria" w:hAnsi="Cambria" w:cs="Segoe UI Emoji"/>
-        </w:rPr>
-        <w:t xml:space="preserve"> (abréviation de « Dieu ») ont été confondues avec </w:t>
-      </w:r>
-      <w:r>
-        <w:rPr>
-          <w:rFonts w:ascii="Cambria" w:hAnsi="Cambria" w:cs="Calibri"/>
-          <w:i/>
-          <w:iCs/>
-        </w:rPr>
-        <w:t>ΟΣ</w:t>
-      </w:r>
-      <w:r>
-        <w:rPr>
-          <w:rFonts w:ascii="Cambria" w:hAnsi="Cambria" w:cs="Segoe UI Emoji"/>
-        </w:rPr>
-        <w:t xml:space="preserve"> (« celui qui »). Cela change entièrement l’interprétation : Jésus devient alors l’envoyé, non pas Dieu lui-même.</w:t>
-      </w:r>
-    </w:p>
-    <w:p>
-      <w:pPr>
-        <w:rPr>
-          <w:rFonts w:cs="Segoe UI Emoji"/>
-          <w:b/>
-          <w:bCs/>
-        </w:rPr>
-      </w:pPr>
-      <w:r>
-        <w:rPr>
-          <w:rFonts w:cs="Segoe UI Emoji"/>
-          <w:b/>
-          <w:bCs/>
-        </w:rPr>
-        <w:pict w14:anchorId="575F29B0">
-          <v:rect id="_x0000_i1076" style="width:0;height:1.5pt" o:hralign="center" o:hrstd="t" o:hr="t" fillcolor="#a0a0a0" stroked="f"/>
-        </w:pict>
-      </w:r>
-    </w:p>
-    <w:p>
-      <w:pPr>
-        <w:pStyle w:val="Sous-titre"/>
-        <w:rPr>
-          <w:rStyle w:val="Accentuationintense"/>
-          <w:i/>
-          <w:iCs w:val="0"/>
-          <w:color w:val="000000" w:themeColor="text1"/>
-        </w:rPr>
-      </w:pPr>
-      <w:r>
-        <w:rPr>
-          <w:rStyle w:val="Accentuationintense"/>
-          <w:i/>
-          <w:iCs w:val="0"/>
-          <w:color w:val="000000" w:themeColor="text1"/>
-        </w:rPr>
-        <w:t xml:space="preserve">6. Actes </w:t>
-      </w:r>
-      <w:proofErr w:type="gramStart"/>
-      <w:r>
-        <w:rPr>
-          <w:rStyle w:val="Accentuationintense"/>
-          <w:i/>
-          <w:iCs w:val="0"/>
-          <w:color w:val="000000" w:themeColor="text1"/>
-        </w:rPr>
-        <w:t>20:</w:t>
-      </w:r>
-      <w:proofErr w:type="gramEnd"/>
-      <w:r>
-        <w:rPr>
-          <w:rStyle w:val="Accentuationintense"/>
-          <w:i/>
-          <w:iCs w:val="0"/>
-          <w:color w:val="000000" w:themeColor="text1"/>
-        </w:rPr>
-        <w:t>28 — Le sang de Dieu ?</w:t>
-      </w:r>
-    </w:p>
-    <w:p>
-      <w:pPr>
-        <w:rPr>
-          <w:rFonts w:ascii="Cambria" w:hAnsi="Cambria" w:cs="Segoe UI Emoji"/>
-        </w:rPr>
-      </w:pPr>
-      <w:r>
-        <w:rPr>
-          <w:rFonts w:ascii="Cambria" w:hAnsi="Cambria" w:cs="Segoe UI Emoji"/>
-        </w:rPr>
-        <w:t xml:space="preserve">« … l’Église de Dieu, qu’il s’est </w:t>
-      </w:r>
-      <w:proofErr w:type="gramStart"/>
-      <w:r>
-        <w:rPr>
-          <w:rFonts w:ascii="Cambria" w:hAnsi="Cambria" w:cs="Segoe UI Emoji"/>
-        </w:rPr>
-        <w:t>acquise</w:t>
-      </w:r>
-      <w:proofErr w:type="gramEnd"/>
-      <w:r>
-        <w:rPr>
-          <w:rFonts w:ascii="Cambria" w:hAnsi="Cambria" w:cs="Segoe UI Emoji"/>
-        </w:rPr>
-        <w:t xml:space="preserve"> par son propre sang »</w:t>
-      </w:r>
-    </w:p>
-    <w:p>
-      <w:pPr>
-        <w:rPr>
-          <w:rFonts w:ascii="Cambria" w:hAnsi="Cambria" w:cs="Segoe UI Emoji"/>
-        </w:rPr>
-      </w:pPr>
-      <w:r>
-        <w:rPr>
-          <w:rFonts w:ascii="Cambria" w:hAnsi="Cambria" w:cs="Segoe UI Emoji"/>
-        </w:rPr>
-        <w:t xml:space="preserve">Le grec : </w:t>
-      </w:r>
-      <w:proofErr w:type="spellStart"/>
-      <w:r>
-        <w:rPr>
-          <w:rFonts w:ascii="Cambria" w:hAnsi="Cambria" w:cs="Calibri"/>
-          <w:i/>
-          <w:iCs/>
-        </w:rPr>
-        <w:t>δι</w:t>
-      </w:r>
-      <w:r>
-        <w:rPr>
-          <w:rFonts w:ascii="Cambria" w:hAnsi="Cambria" w:cs="Arial"/>
-          <w:i/>
-          <w:iCs/>
-        </w:rPr>
-        <w:t>ὰ</w:t>
-      </w:r>
-      <w:proofErr w:type="spellEnd"/>
-      <w:r>
-        <w:rPr>
-          <w:rFonts w:ascii="Cambria" w:hAnsi="Cambria" w:cs="Segoe UI Emoji"/>
-          <w:i/>
-          <w:iCs/>
-        </w:rPr>
-        <w:t xml:space="preserve"> </w:t>
-      </w:r>
-      <w:proofErr w:type="spellStart"/>
-      <w:r>
-        <w:rPr>
-          <w:rFonts w:ascii="Cambria" w:hAnsi="Cambria" w:cs="Calibri"/>
-          <w:i/>
-          <w:iCs/>
-        </w:rPr>
-        <w:t>το</w:t>
-      </w:r>
-      <w:r>
-        <w:rPr>
-          <w:rFonts w:ascii="Cambria" w:hAnsi="Cambria" w:cs="Arial"/>
-          <w:i/>
-          <w:iCs/>
-        </w:rPr>
-        <w:t>ῦ</w:t>
-      </w:r>
-      <w:proofErr w:type="spellEnd"/>
-      <w:r>
-        <w:rPr>
-          <w:rFonts w:ascii="Cambria" w:hAnsi="Cambria" w:cs="Segoe UI Emoji"/>
-          <w:i/>
-          <w:iCs/>
-        </w:rPr>
-        <w:t xml:space="preserve"> </w:t>
-      </w:r>
-      <w:r>
-        <w:rPr>
-          <w:rFonts w:ascii="Cambria" w:hAnsi="Cambria" w:cs="Calibri"/>
-          <w:i/>
-          <w:iCs/>
-        </w:rPr>
-        <w:t>α</w:t>
-      </w:r>
-      <w:proofErr w:type="spellStart"/>
-      <w:r>
-        <w:rPr>
-          <w:rFonts w:ascii="Cambria" w:hAnsi="Cambria" w:cs="Arial"/>
-          <w:i/>
-          <w:iCs/>
-        </w:rPr>
-        <w:t>ἵ</w:t>
-      </w:r>
-      <w:r>
-        <w:rPr>
-          <w:rFonts w:ascii="Cambria" w:hAnsi="Cambria" w:cs="Calibri"/>
-          <w:i/>
-          <w:iCs/>
-        </w:rPr>
-        <w:t>μ</w:t>
-      </w:r>
-      <w:proofErr w:type="spellEnd"/>
-      <w:r>
-        <w:rPr>
-          <w:rFonts w:ascii="Cambria" w:hAnsi="Cambria" w:cs="Calibri"/>
-          <w:i/>
-          <w:iCs/>
-        </w:rPr>
-        <w:t>ατος</w:t>
-      </w:r>
-      <w:r>
-        <w:rPr>
-          <w:rFonts w:ascii="Cambria" w:hAnsi="Cambria" w:cs="Segoe UI Emoji"/>
-          <w:i/>
-          <w:iCs/>
-        </w:rPr>
-        <w:t xml:space="preserve"> </w:t>
-      </w:r>
-      <w:proofErr w:type="spellStart"/>
-      <w:r>
-        <w:rPr>
-          <w:rFonts w:ascii="Cambria" w:hAnsi="Cambria" w:cs="Calibri"/>
-          <w:i/>
-          <w:iCs/>
-        </w:rPr>
-        <w:t>το</w:t>
-      </w:r>
-      <w:r>
-        <w:rPr>
-          <w:rFonts w:ascii="Cambria" w:hAnsi="Cambria" w:cs="Arial"/>
-          <w:i/>
-          <w:iCs/>
-        </w:rPr>
-        <w:t>ῦ</w:t>
-      </w:r>
-      <w:proofErr w:type="spellEnd"/>
-      <w:r>
-        <w:rPr>
-          <w:rFonts w:ascii="Cambria" w:hAnsi="Cambria" w:cs="Segoe UI Emoji"/>
-          <w:i/>
-          <w:iCs/>
-        </w:rPr>
-        <w:t xml:space="preserve"> </w:t>
-      </w:r>
-      <w:proofErr w:type="spellStart"/>
-      <w:r>
-        <w:rPr>
-          <w:rFonts w:ascii="Cambria" w:hAnsi="Cambria" w:cs="Arial"/>
-          <w:i/>
-          <w:iCs/>
-        </w:rPr>
-        <w:t>ἰ</w:t>
-      </w:r>
-      <w:r>
-        <w:rPr>
-          <w:rFonts w:ascii="Cambria" w:hAnsi="Cambria" w:cs="Calibri"/>
-          <w:i/>
-          <w:iCs/>
-        </w:rPr>
-        <w:t>δίου</w:t>
-      </w:r>
-      <w:proofErr w:type="spellEnd"/>
-      <w:r>
-        <w:rPr>
-          <w:rFonts w:ascii="Cambria" w:hAnsi="Cambria" w:cs="Segoe UI Emoji"/>
-        </w:rPr>
-        <w:t xml:space="preserve"> peut aussi se lire : « par le sang de son propre (Fils) ».</w:t>
-      </w:r>
-    </w:p>
-    <w:p>
-      <w:pPr>
-        <w:rPr>
-          <w:rFonts w:ascii="Cambria" w:hAnsi="Cambria" w:cs="Segoe UI Emoji"/>
-        </w:rPr>
-      </w:pPr>
-      <w:r>
-        <w:rPr>
-          <w:rFonts w:ascii="Cambria" w:hAnsi="Cambria" w:cs="Segoe UI Emoji"/>
-        </w:rPr>
-        <w:t xml:space="preserve">👉 Le génitif </w:t>
-      </w:r>
-      <w:proofErr w:type="spellStart"/>
-      <w:r>
-        <w:rPr>
-          <w:rFonts w:ascii="Cambria" w:hAnsi="Cambria" w:cs="Calibri"/>
-          <w:i/>
-          <w:iCs/>
-        </w:rPr>
-        <w:t>το</w:t>
-      </w:r>
-      <w:r>
-        <w:rPr>
-          <w:rFonts w:ascii="Cambria" w:hAnsi="Cambria" w:cs="Arial"/>
-          <w:i/>
-          <w:iCs/>
-        </w:rPr>
-        <w:t>ῦ</w:t>
-      </w:r>
-      <w:proofErr w:type="spellEnd"/>
-      <w:r>
-        <w:rPr>
-          <w:rFonts w:ascii="Cambria" w:hAnsi="Cambria" w:cs="Segoe UI Emoji"/>
-          <w:i/>
-          <w:iCs/>
-        </w:rPr>
-        <w:t xml:space="preserve"> </w:t>
-      </w:r>
-      <w:proofErr w:type="spellStart"/>
-      <w:r>
-        <w:rPr>
-          <w:rFonts w:ascii="Cambria" w:hAnsi="Cambria" w:cs="Arial"/>
-          <w:i/>
-          <w:iCs/>
-        </w:rPr>
-        <w:t>ἰ</w:t>
-      </w:r>
-      <w:r>
-        <w:rPr>
-          <w:rFonts w:ascii="Cambria" w:hAnsi="Cambria" w:cs="Calibri"/>
-          <w:i/>
-          <w:iCs/>
-        </w:rPr>
-        <w:t>δίου</w:t>
-      </w:r>
-      <w:proofErr w:type="spellEnd"/>
-      <w:r>
-        <w:rPr>
-          <w:rFonts w:ascii="Cambria" w:hAnsi="Cambria" w:cs="Segoe UI Emoji"/>
-        </w:rPr>
-        <w:t xml:space="preserve"> est ambivalent. Il peut être compris comme « son propre » dans le sens possessif (Dieu -&gt; Jésus), et non comme si Dieu lui-même avait du sang.</w:t>
-      </w:r>
-    </w:p>
-    <w:p>
-      <w:pPr>
-        <w:rPr>
-          <w:rFonts w:cs="Segoe UI Emoji"/>
-          <w:b/>
-          <w:bCs/>
-        </w:rPr>
-      </w:pPr>
-      <w:r>
-        <w:rPr>
-          <w:rFonts w:cs="Segoe UI Emoji"/>
-          <w:b/>
-          <w:bCs/>
-        </w:rPr>
-        <w:pict w14:anchorId="78CF3447">
+        <w:t>La présence de la formule trinitaire complète dans les manuscrits tardifs pourrait être une interpolation liturgique, reflétant une pratique ecclésiale déjà établie à l’époque, mais pas nécessairement un enseignement de Jésus.</w:t>
+      </w:r>
+    </w:p>
+    <w:p>
+      <w:pPr>
+        <w:rPr>
+          <w:rFonts w:cs="Segoe UI Emoji"/>
+          <w:b/>
+          <w:bCs/>
+        </w:rPr>
+      </w:pPr>
+      <w:r>
+        <w:rPr>
+          <w:rFonts w:cs="Segoe UI Emoji"/>
+          <w:b/>
+          <w:bCs/>
+        </w:rPr>
+        <w:pict w14:anchorId="401584D9">
           <v:rect id="_x0000_i1077" style="width:0;height:1.5pt" o:hralign="center" o:hrstd="t" o:hr="t" fillcolor="#a0a0a0" stroked="f"/>
-        </w:pict>
-      </w:r>
-    </w:p>
-    <w:p>
-      <w:pPr>
-        <w:rPr>
-          <w:rFonts w:cs="Segoe UI Emoji"/>
-          <w:b/>
-          <w:bCs/>
-        </w:rPr>
-      </w:pPr>
-      <w:r>
-        <w:rPr>
-          <w:rFonts w:cs="Segoe UI Emoji"/>
-          <w:b/>
-          <w:bCs/>
-        </w:rPr>
-        <w:br w:type="page"/>
-      </w:r>
-    </w:p>
-    <w:p>
-      <w:pPr>
-        <w:pStyle w:val="Sous-titre"/>
-        <w:rPr>
-          <w:rStyle w:val="Accentuationintense"/>
-          <w:i/>
-          <w:iCs w:val="0"/>
-          <w:color w:val="000000" w:themeColor="text1"/>
-        </w:rPr>
-      </w:pPr>
-      <w:r>
-        <w:rPr>
-          <w:rStyle w:val="Accentuationintense"/>
-          <w:i/>
-          <w:iCs w:val="0"/>
-          <w:color w:val="000000" w:themeColor="text1"/>
-        </w:rPr>
-        <w:lastRenderedPageBreak/>
-        <w:t xml:space="preserve">7. Matthieu </w:t>
-      </w:r>
-      <w:proofErr w:type="gramStart"/>
-      <w:r>
-        <w:rPr>
-          <w:rStyle w:val="Accentuationintense"/>
-          <w:i/>
-          <w:iCs w:val="0"/>
-          <w:color w:val="000000" w:themeColor="text1"/>
-        </w:rPr>
-        <w:t>28:</w:t>
-      </w:r>
-      <w:proofErr w:type="gramEnd"/>
-      <w:r>
-        <w:rPr>
-          <w:rStyle w:val="Accentuationintense"/>
-          <w:i/>
-          <w:iCs w:val="0"/>
-          <w:color w:val="000000" w:themeColor="text1"/>
-        </w:rPr>
-        <w:t>19 — Une formule trinitaire tardive ?</w:t>
-      </w:r>
-    </w:p>
-    <w:p>
-      <w:pPr>
-        <w:rPr>
-          <w:rFonts w:ascii="Cambria" w:hAnsi="Cambria" w:cs="Segoe UI Emoji"/>
-        </w:rPr>
-      </w:pPr>
-      <w:r>
-        <w:rPr>
-          <w:rFonts w:ascii="Cambria" w:hAnsi="Cambria" w:cs="Segoe UI Emoji"/>
-        </w:rPr>
-        <w:t>« … baptisez-les au nom du Père, du Fils et du Saint-Esprit »</w:t>
-      </w:r>
-    </w:p>
-    <w:p>
-      <w:pPr>
-        <w:rPr>
-          <w:rFonts w:ascii="Cambria" w:hAnsi="Cambria" w:cs="Segoe UI Emoji"/>
-        </w:rPr>
-      </w:pPr>
-      <w:r>
-        <w:rPr>
-          <w:rFonts w:ascii="Cambria" w:hAnsi="Cambria" w:cs="Segoe UI Emoji"/>
-        </w:rPr>
-        <w:t>Des sources comme Eusèbe de Césarée, dans ses citations anciennes de ce verset, ne mentionnent que :</w:t>
-      </w:r>
-    </w:p>
-    <w:p>
-      <w:pPr>
-        <w:rPr>
-          <w:rFonts w:cs="Segoe UI Emoji"/>
-        </w:rPr>
-      </w:pPr>
-      <w:r>
-        <w:rPr>
-          <w:rFonts w:cs="Segoe UI Emoji"/>
-        </w:rPr>
-        <w:t xml:space="preserve">« </w:t>
-      </w:r>
-      <w:proofErr w:type="gramStart"/>
-      <w:r>
-        <w:rPr>
-          <w:rFonts w:cs="Segoe UI Emoji"/>
-        </w:rPr>
-        <w:t>en</w:t>
-      </w:r>
-      <w:proofErr w:type="gramEnd"/>
-      <w:r>
-        <w:rPr>
-          <w:rFonts w:cs="Segoe UI Emoji"/>
-        </w:rPr>
-        <w:t xml:space="preserve"> mon nom »</w:t>
-      </w:r>
-    </w:p>
-    <w:p>
-      <w:pPr>
-        <w:rPr>
-          <w:rFonts w:cs="Segoe UI Emoji"/>
-        </w:rPr>
-      </w:pPr>
-      <w:r>
-        <w:rPr>
-          <w:rFonts w:cs="Segoe UI Emoji"/>
-        </w:rPr>
-        <w:t xml:space="preserve">👉 </w:t>
-      </w:r>
-      <w:r>
-        <w:rPr>
-          <w:rFonts w:ascii="Cambria" w:hAnsi="Cambria" w:cs="Segoe UI Emoji"/>
-        </w:rPr>
-        <w:t>La présence de la formule trinitaire complète dans les manuscrits tardifs pourrait être une interpolation liturgique, reflétant une pratique ecclésiale déjà établie à l’époque, mais pas nécessairement un enseignement de Jésus.</w:t>
-      </w:r>
-    </w:p>
-    <w:p>
-      <w:pPr>
-        <w:rPr>
-          <w:rFonts w:cs="Segoe UI Emoji"/>
-          <w:b/>
-          <w:bCs/>
-        </w:rPr>
-      </w:pPr>
-      <w:r>
-        <w:rPr>
-          <w:rFonts w:cs="Segoe UI Emoji"/>
-          <w:b/>
-          <w:bCs/>
-        </w:rPr>
-        <w:pict w14:anchorId="401584D9">
-          <v:rect id="_x0000_i1078" style="width:0;height:1.5pt" o:hralign="center" o:hrstd="t" o:hr="t" fillcolor="#a0a0a0" stroked="f"/>
         </w:pict>
       </w:r>
     </w:p>
@@ -26694,7 +26736,7 @@
     <w:p>
       <w:r>
         <w:pict w14:anchorId="5B918D49">
-          <v:rect id="_x0000_i1079" style="width:0;height:1.5pt" o:hralign="center" o:hrstd="t" o:hr="t" fillcolor="#a0a0a0" stroked="f"/>
+          <v:rect id="_x0000_i1078" style="width:0;height:1.5pt" o:hralign="center" o:hrstd="t" o:hr="t" fillcolor="#a0a0a0" stroked="f"/>
         </w:pict>
       </w:r>
     </w:p>
@@ -26840,7 +26882,7 @@
     <w:p>
       <w:r>
         <w:pict w14:anchorId="79E6175C">
-          <v:rect id="_x0000_i1080" style="width:0;height:1.5pt" o:hralign="center" o:hrstd="t" o:hr="t" fillcolor="#a0a0a0" stroked="f"/>
+          <v:rect id="_x0000_i1079" style="width:0;height:1.5pt" o:hralign="center" o:hrstd="t" o:hr="t" fillcolor="#a0a0a0" stroked="f"/>
         </w:pict>
       </w:r>
     </w:p>
@@ -26966,7 +27008,7 @@
     <w:p>
       <w:r>
         <w:pict w14:anchorId="0B1B2F91">
-          <v:rect id="_x0000_i1081" style="width:0;height:1.5pt" o:hralign="center" o:hrstd="t" o:hr="t" fillcolor="#a0a0a0" stroked="f"/>
+          <v:rect id="_x0000_i1080" style="width:0;height:1.5pt" o:hralign="center" o:hrstd="t" o:hr="t" fillcolor="#a0a0a0" stroked="f"/>
         </w:pict>
       </w:r>
     </w:p>
@@ -27083,7 +27125,7 @@
     <w:p>
       <w:r>
         <w:pict w14:anchorId="2CFC8CFE">
-          <v:rect id="_x0000_i1082" style="width:0;height:1.5pt" o:hralign="center" o:hrstd="t" o:hr="t" fillcolor="#a0a0a0" stroked="f"/>
+          <v:rect id="_x0000_i1081" style="width:0;height:1.5pt" o:hralign="center" o:hrstd="t" o:hr="t" fillcolor="#a0a0a0" stroked="f"/>
         </w:pict>
       </w:r>
     </w:p>
@@ -27362,6 +27404,7 @@
     </w:p>
     <w:p>
       <w:r>
+        <w:lastRenderedPageBreak/>
         <w:t xml:space="preserve">La version copte sahidique a été traduite </w:t>
       </w:r>
       <w:r>
@@ -27379,15 +27422,7 @@
           <w:b/>
           <w:bCs/>
         </w:rPr>
-        <w:t xml:space="preserve">non influencés par la théologie </w:t>
-      </w:r>
-      <w:r>
-        <w:rPr>
-          <w:b/>
-          <w:bCs/>
-        </w:rPr>
-        <w:lastRenderedPageBreak/>
-        <w:t>grecque tardive</w:t>
+        <w:t>non influencés par la théologie grecque tardive</w:t>
       </w:r>
       <w:r>
         <w:t>. Leur langue permettait une distinction grammaticale plus précise, notamment entre l’article défini et l’indéfini, absente dans le grec biblique.</w:t>
@@ -32411,7 +32446,7 @@
     <w:p>
       <w:r>
         <w:pict w14:anchorId="2ECEC7D7">
-          <v:rect id="_x0000_i1083" style="width:0;height:1.5pt" o:hralign="center" o:hrstd="t" o:hr="t" fillcolor="#a0a0a0" stroked="f"/>
+          <v:rect id="_x0000_i1082" style="width:0;height:1.5pt" o:hralign="center" o:hrstd="t" o:hr="t" fillcolor="#a0a0a0" stroked="f"/>
         </w:pict>
       </w:r>
     </w:p>
@@ -32518,6 +32553,7 @@
           <w:b/>
           <w:bCs/>
         </w:rPr>
+        <w:lastRenderedPageBreak/>
         <w:t>b) Une précision grammaticale inaccessible au grec</w:t>
       </w:r>
     </w:p>
@@ -32529,7 +32565,6 @@
         </w:numPr>
       </w:pPr>
       <w:r>
-        <w:lastRenderedPageBreak/>
         <w:t xml:space="preserve">Le grec koinè ne dispose pas d’article indéfini, ce qui rend ambigu le verset </w:t>
       </w:r>
       <w:r>
@@ -32834,7 +32869,7 @@
     <w:p>
       <w:r>
         <w:pict w14:anchorId="4DD54B43">
-          <v:rect id="_x0000_i1084" style="width:0;height:1.5pt" o:hralign="center" o:hrstd="t" o:hr="t" fillcolor="#a0a0a0" stroked="f"/>
+          <v:rect id="_x0000_i1083" style="width:0;height:1.5pt" o:hralign="center" o:hrstd="t" o:hr="t" fillcolor="#a0a0a0" stroked="f"/>
         </w:pict>
       </w:r>
     </w:p>
@@ -32948,7 +32983,7 @@
       </w:r>
       <w:r>
         <w:pict w14:anchorId="0AB5201C">
-          <v:rect id="_x0000_i1085" style="width:0;height:1.5pt" o:hralign="center" o:hrstd="t" o:hr="t" fillcolor="#a0a0a0" stroked="f"/>
+          <v:rect id="_x0000_i1084" style="width:0;height:1.5pt" o:hralign="center" o:hrstd="t" o:hr="t" fillcolor="#a0a0a0" stroked="f"/>
         </w:pict>
       </w:r>
     </w:p>
@@ -32996,6 +33031,7 @@
         </w:numPr>
       </w:pPr>
       <w:r>
+        <w:lastRenderedPageBreak/>
         <w:t xml:space="preserve">Elle </w:t>
       </w:r>
       <w:r>
@@ -33023,7 +33059,6 @@
         </w:numPr>
       </w:pPr>
       <w:r>
-        <w:lastRenderedPageBreak/>
         <w:t xml:space="preserve">Elle donne aux lecteurs une preuve </w:t>
       </w:r>
       <w:r>
@@ -33040,7 +33075,7 @@
     <w:p>
       <w:r>
         <w:pict w14:anchorId="619D92AF">
-          <v:rect id="_x0000_i1086" style="width:0;height:1.5pt" o:hralign="center" o:hrstd="t" o:hr="t" fillcolor="#a0a0a0" stroked="f"/>
+          <v:rect id="_x0000_i1085" style="width:0;height:1.5pt" o:hralign="center" o:hrstd="t" o:hr="t" fillcolor="#a0a0a0" stroked="f"/>
         </w:pict>
       </w:r>
     </w:p>
@@ -33170,7 +33205,7 @@
     <w:p>
       <w:r>
         <w:pict w14:anchorId="0FC326F3">
-          <v:rect id="_x0000_i1087" style="width:0;height:1.5pt" o:hralign="center" o:hrstd="t" o:hr="t" fillcolor="#a0a0a0" stroked="f"/>
+          <v:rect id="_x0000_i1086" style="width:0;height:1.5pt" o:hralign="center" o:hrstd="t" o:hr="t" fillcolor="#a0a0a0" stroked="f"/>
         </w:pict>
       </w:r>
     </w:p>
@@ -33474,7 +33509,7 @@
     <w:p>
       <w:r>
         <w:pict w14:anchorId="4CB9FB7D">
-          <v:rect id="_x0000_i1088" style="width:0;height:1.5pt" o:hralign="center" o:hrstd="t" o:hr="t" fillcolor="#a0a0a0" stroked="f"/>
+          <v:rect id="_x0000_i1087" style="width:0;height:1.5pt" o:hralign="center" o:hrstd="t" o:hr="t" fillcolor="#a0a0a0" stroked="f"/>
         </w:pict>
       </w:r>
     </w:p>
@@ -33678,7 +33713,7 @@
     <w:p>
       <w:r>
         <w:pict w14:anchorId="15F1C1A1">
-          <v:rect id="_x0000_i1089" style="width:0;height:1.5pt" o:hralign="center" o:hrstd="t" o:hr="t" fillcolor="#a0a0a0" stroked="f"/>
+          <v:rect id="_x0000_i1088" style="width:0;height:1.5pt" o:hralign="center" o:hrstd="t" o:hr="t" fillcolor="#a0a0a0" stroked="f"/>
         </w:pict>
       </w:r>
     </w:p>
@@ -33833,7 +33868,7 @@
       <w:r>
         <w:lastRenderedPageBreak/>
         <w:pict w14:anchorId="769E0172">
-          <v:rect id="_x0000_i1090" style="width:0;height:1.5pt" o:hralign="center" o:hrstd="t" o:hr="t" fillcolor="#a0a0a0" stroked="f"/>
+          <v:rect id="_x0000_i1089" style="width:0;height:1.5pt" o:hralign="center" o:hrstd="t" o:hr="t" fillcolor="#a0a0a0" stroked="f"/>
         </w:pict>
       </w:r>
     </w:p>
@@ -34095,7 +34130,7 @@
     <w:p>
       <w:r>
         <w:pict w14:anchorId="26AA68F4">
-          <v:rect id="_x0000_i1091" style="width:0;height:1.5pt" o:hralign="center" o:hrstd="t" o:hr="t" fillcolor="#a0a0a0" stroked="f"/>
+          <v:rect id="_x0000_i1090" style="width:0;height:1.5pt" o:hralign="center" o:hrstd="t" o:hr="t" fillcolor="#a0a0a0" stroked="f"/>
         </w:pict>
       </w:r>
     </w:p>
@@ -34211,7 +34246,7 @@
     <w:p>
       <w:r>
         <w:pict w14:anchorId="728919E7">
-          <v:rect id="_x0000_i1092" style="width:0;height:1.5pt" o:hralign="center" o:hrstd="t" o:hr="t" fillcolor="#a0a0a0" stroked="f"/>
+          <v:rect id="_x0000_i1091" style="width:0;height:1.5pt" o:hralign="center" o:hrstd="t" o:hr="t" fillcolor="#a0a0a0" stroked="f"/>
         </w:pict>
       </w:r>
     </w:p>
@@ -35729,6 +35764,7 @@
               <w:rPr>
                 <w:noProof/>
               </w:rPr>
+              <w:lastRenderedPageBreak/>
               <w:drawing>
                 <wp:inline distT="0" distB="0" distL="0" distR="0" wp14:anchorId="3845571B" wp14:editId="572B8332">
                   <wp:extent cx="1371600" cy="619125"/>
@@ -35887,7 +35923,6 @@
               <w:rPr>
                 <w:noProof/>
               </w:rPr>
-              <w:lastRenderedPageBreak/>
               <w:drawing>
                 <wp:inline distT="0" distB="0" distL="0" distR="0" wp14:anchorId="3B54ED94" wp14:editId="442B2D7E">
                   <wp:extent cx="1819275" cy="619125"/>
@@ -37105,7 +37140,7 @@
     <w:p>
       <w:r>
         <w:pict w14:anchorId="6530F78C">
-          <v:rect id="_x0000_i1093" style="width:0;height:1.5pt" o:hralign="center" o:hrstd="t" o:hr="t" fillcolor="#a0a0a0" stroked="f"/>
+          <v:rect id="_x0000_i1092" style="width:0;height:1.5pt" o:hralign="center" o:hrstd="t" o:hr="t" fillcolor="#a0a0a0" stroked="f"/>
         </w:pict>
       </w:r>
     </w:p>
@@ -37448,7 +37483,7 @@
     <w:p>
       <w:r>
         <w:pict w14:anchorId="22959B64">
-          <v:rect id="_x0000_i1094" style="width:0;height:1.5pt" o:hralign="center" o:hrstd="t" o:hr="t" fillcolor="#a0a0a0" stroked="f"/>
+          <v:rect id="_x0000_i1093" style="width:0;height:1.5pt" o:hralign="center" o:hrstd="t" o:hr="t" fillcolor="#a0a0a0" stroked="f"/>
         </w:pict>
       </w:r>
     </w:p>
@@ -37668,7 +37703,7 @@
     <w:p>
       <w:r>
         <w:pict w14:anchorId="60770386">
-          <v:rect id="_x0000_i1095" style="width:0;height:1.5pt" o:hralign="center" o:hrstd="t" o:hr="t" fillcolor="#a0a0a0" stroked="f"/>
+          <v:rect id="_x0000_i1094" style="width:0;height:1.5pt" o:hralign="center" o:hrstd="t" o:hr="t" fillcolor="#a0a0a0" stroked="f"/>
         </w:pict>
       </w:r>
     </w:p>
@@ -37777,7 +37812,7 @@
     <w:p>
       <w:r>
         <w:pict w14:anchorId="50CF0E5C">
-          <v:rect id="_x0000_i1096" style="width:0;height:1.5pt" o:hralign="center" o:hrstd="t" o:hr="t" fillcolor="#a0a0a0" stroked="f"/>
+          <v:rect id="_x0000_i1095" style="width:0;height:1.5pt" o:hralign="center" o:hrstd="t" o:hr="t" fillcolor="#a0a0a0" stroked="f"/>
         </w:pict>
       </w:r>
     </w:p>
@@ -37984,6 +38019,7 @@
           <w:b/>
           <w:bCs/>
         </w:rPr>
+        <w:lastRenderedPageBreak/>
         <w:t>Consubstantiel</w:t>
       </w:r>
       <w:r>
@@ -37997,7 +38033,6 @@
           <w:b/>
           <w:bCs/>
         </w:rPr>
-        <w:lastRenderedPageBreak/>
         <w:t>Copte sahidique</w:t>
       </w:r>
       <w:r>
@@ -38103,15 +38138,12 @@
           <w:b/>
           <w:bCs/>
         </w:rPr>
+        <w:lastRenderedPageBreak/>
         <w:t>Psaume 82</w:t>
       </w:r>
       <w:r>
         <w:br/>
-        <w:t xml:space="preserve">Texte de l’Ancien Testament où Dieu s’adresse à des juges ou autorités </w:t>
-      </w:r>
-      <w:r>
-        <w:lastRenderedPageBreak/>
-        <w:t>en les appelant « dieux », montrant que ce terme peut s’appliquer à d’autres qu’au Dieu suprême.</w:t>
+        <w:t>Texte de l’Ancien Testament où Dieu s’adresse à des juges ou autorités en les appelant « dieux », montrant que ce terme peut s’appliquer à d’autres qu’au Dieu suprême.</w:t>
       </w:r>
     </w:p>
     <w:p>
@@ -38235,7 +38267,11 @@
     </w:p>
     <w:p>
       <w:r>
-        <w:t>Terme hébreu souvent traduit par « Dieu », mais qui peut aussi désigner des puissances spirituelles, des juges ou des autorités humaines (cf. Psaume 82). C’est un pluriel qui, dans certains contextes, renvoie au Dieu unique d’Israël.</w:t>
+        <w:t xml:space="preserve">Terme hébreu souvent traduit par « Dieu », mais qui peut aussi désigner des puissances spirituelles, des juges ou des autorités humaines (cf. </w:t>
+      </w:r>
+      <w:r>
+        <w:lastRenderedPageBreak/>
+        <w:t>Psaume 82). C’est un pluriel qui, dans certains contextes, renvoie au Dieu unique d’Israël.</w:t>
       </w:r>
     </w:p>
     <w:p>
@@ -38415,6 +38451,65 @@
     <w:p>
       <w:r>
         <w:pict w14:anchorId="12894121">
+          <v:rect id="_x0000_i1096" style="width:0;height:1.5pt" o:hralign="center" o:hrstd="t" o:hr="t" fillcolor="#a0a0a0" stroked="f"/>
+        </w:pict>
+      </w:r>
+    </w:p>
+    <w:p>
+      <w:pPr>
+        <w:rPr>
+          <w:b/>
+          <w:bCs/>
+        </w:rPr>
+      </w:pPr>
+      <w:r>
+        <w:rPr>
+          <w:b/>
+          <w:bCs/>
+        </w:rPr>
+        <w:t xml:space="preserve">1. Sola </w:t>
+      </w:r>
+      <w:proofErr w:type="spellStart"/>
+      <w:r>
+        <w:rPr>
+          <w:b/>
+          <w:bCs/>
+        </w:rPr>
+        <w:t>Scriptura</w:t>
+      </w:r>
+      <w:proofErr w:type="spellEnd"/>
+      <w:r>
+        <w:rPr>
+          <w:b/>
+          <w:bCs/>
+        </w:rPr>
+        <w:t xml:space="preserve"> – « L’Écriture seule »</w:t>
+      </w:r>
+    </w:p>
+    <w:p>
+      <w:r>
+        <w:t>La Bible est la seule source d’autorité finale en matière de foi et de doctrine.</w:t>
+      </w:r>
+      <w:r>
+        <w:br/>
+        <w:t>Les traditions humaines, les conciles et même les autorités ecclésiastiques doivent s’incliner devant l’autorité de la Parole écrite.</w:t>
+      </w:r>
+      <w:r>
+        <w:br/>
+      </w:r>
+      <w:r>
+        <w:rPr>
+          <w:rFonts w:ascii="Segoe UI Symbol" w:hAnsi="Segoe UI Symbol" w:cs="Segoe UI Symbol"/>
+        </w:rPr>
+        <w:t>➡</w:t>
+      </w:r>
+      <w:r>
+        <w:t xml:space="preserve"> Ce principe refuse toute addition humaine au message biblique.</w:t>
+      </w:r>
+    </w:p>
+    <w:p>
+      <w:r>
+        <w:pict w14:anchorId="36944E01">
           <v:rect id="_x0000_i1097" style="width:0;height:1.5pt" o:hralign="center" o:hrstd="t" o:hr="t" fillcolor="#a0a0a0" stroked="f"/>
         </w:pict>
       </w:r>
@@ -38431,32 +38526,16 @@
           <w:b/>
           <w:bCs/>
         </w:rPr>
-        <w:t xml:space="preserve">1. Sola </w:t>
-      </w:r>
-      <w:proofErr w:type="spellStart"/>
-      <w:r>
-        <w:rPr>
-          <w:b/>
-          <w:bCs/>
-        </w:rPr>
-        <w:t>Scriptura</w:t>
-      </w:r>
-      <w:proofErr w:type="spellEnd"/>
-      <w:r>
-        <w:rPr>
-          <w:b/>
-          <w:bCs/>
-        </w:rPr>
-        <w:t xml:space="preserve"> – « L’Écriture seule »</w:t>
-      </w:r>
-    </w:p>
-    <w:p>
-      <w:r>
-        <w:t>La Bible est la seule source d’autorité finale en matière de foi et de doctrine.</w:t>
+        <w:t>2. Sola Fide – « La foi seule »</w:t>
+      </w:r>
+    </w:p>
+    <w:p>
+      <w:r>
+        <w:t>Le salut est reçu uniquement par la foi, et non par les œuvres ou les mérites personnels.</w:t>
       </w:r>
       <w:r>
         <w:br/>
-        <w:t>Les traditions humaines, les conciles et même les autorités ecclésiastiques doivent s’incliner devant l’autorité de la Parole écrite.</w:t>
+        <w:t>C’est en plaçant sa confiance dans la promesse de Dieu en Jésus-Christ que le croyant est justifié.</w:t>
       </w:r>
       <w:r>
         <w:br/>
@@ -38468,12 +38547,57 @@
         <w:t>➡</w:t>
       </w:r>
       <w:r>
-        <w:t xml:space="preserve"> Ce principe refuse toute addition humaine au message biblique.</w:t>
-      </w:r>
-    </w:p>
-    <w:p>
-      <w:r>
-        <w:pict w14:anchorId="36944E01">
+        <w:t xml:space="preserve"> Cette affirmation lib</w:t>
+      </w:r>
+      <w:r>
+        <w:rPr>
+          <w:rFonts w:ascii="Century Gothic" w:hAnsi="Century Gothic" w:cs="Century Gothic"/>
+        </w:rPr>
+        <w:t>é</w:t>
+      </w:r>
+      <w:r>
+        <w:t>rait les fid</w:t>
+      </w:r>
+      <w:r>
+        <w:rPr>
+          <w:rFonts w:ascii="Century Gothic" w:hAnsi="Century Gothic" w:cs="Century Gothic"/>
+        </w:rPr>
+        <w:t>è</w:t>
+      </w:r>
+      <w:r>
+        <w:t xml:space="preserve">les de la peur de ne jamais </w:t>
+      </w:r>
+      <w:r>
+        <w:rPr>
+          <w:rFonts w:ascii="Century Gothic" w:hAnsi="Century Gothic" w:cs="Century Gothic"/>
+        </w:rPr>
+        <w:t>«</w:t>
+      </w:r>
+      <w:r>
+        <w:t xml:space="preserve"> faire assez </w:t>
+      </w:r>
+      <w:r>
+        <w:rPr>
+          <w:rFonts w:ascii="Century Gothic" w:hAnsi="Century Gothic" w:cs="Century Gothic"/>
+        </w:rPr>
+        <w:t>»</w:t>
+      </w:r>
+      <w:r>
+        <w:t xml:space="preserve"> pour plaire </w:t>
+      </w:r>
+      <w:r>
+        <w:rPr>
+          <w:rFonts w:ascii="Century Gothic" w:hAnsi="Century Gothic" w:cs="Century Gothic"/>
+        </w:rPr>
+        <w:t>à</w:t>
+      </w:r>
+      <w:r>
+        <w:t xml:space="preserve"> Dieu.</w:t>
+      </w:r>
+    </w:p>
+    <w:p>
+      <w:r>
+        <w:pict w14:anchorId="72814CFC">
           <v:rect id="_x0000_i1098" style="width:0;height:1.5pt" o:hralign="center" o:hrstd="t" o:hr="t" fillcolor="#a0a0a0" stroked="f"/>
         </w:pict>
       </w:r>
@@ -38490,16 +38614,33 @@
           <w:b/>
           <w:bCs/>
         </w:rPr>
-        <w:t>2. Sola Fide – « La foi seule »</w:t>
-      </w:r>
-    </w:p>
-    <w:p>
-      <w:r>
-        <w:t>Le salut est reçu uniquement par la foi, et non par les œuvres ou les mérites personnels.</w:t>
+        <w:lastRenderedPageBreak/>
+        <w:t xml:space="preserve">3. Sola </w:t>
+      </w:r>
+      <w:proofErr w:type="spellStart"/>
+      <w:r>
+        <w:rPr>
+          <w:b/>
+          <w:bCs/>
+        </w:rPr>
+        <w:t>Gratia</w:t>
+      </w:r>
+      <w:proofErr w:type="spellEnd"/>
+      <w:r>
+        <w:rPr>
+          <w:b/>
+          <w:bCs/>
+        </w:rPr>
+        <w:t xml:space="preserve"> – « La grâce seule »</w:t>
+      </w:r>
+    </w:p>
+    <w:p>
+      <w:r>
+        <w:t>Le salut est un don gratuit de Dieu, et non une récompense.</w:t>
       </w:r>
       <w:r>
         <w:br/>
-        <w:t>C’est en plaçant sa confiance dans la promesse de Dieu en Jésus-Christ que le croyant est justifié.</w:t>
+        <w:t>Il ne dépend pas de l’effort ou des rites accomplis par l’homme, mais de l’amour souverain de Dieu qui sauve par grâce.</w:t>
       </w:r>
       <w:r>
         <w:br/>
@@ -38511,57 +38652,30 @@
         <w:t>➡</w:t>
       </w:r>
       <w:r>
-        <w:t xml:space="preserve"> Cette affirmation lib</w:t>
+        <w:t xml:space="preserve"> Ce principe souligne que l</w:t>
       </w:r>
       <w:r>
         <w:rPr>
           <w:rFonts w:ascii="Century Gothic" w:hAnsi="Century Gothic" w:cs="Century Gothic"/>
         </w:rPr>
-        <w:t>é</w:t>
-      </w:r>
-      <w:r>
-        <w:t>rait les fid</w:t>
+        <w:t>’</w:t>
+      </w:r>
+      <w:r>
+        <w:t>homme ne peut pas se sauver lui-m</w:t>
       </w:r>
       <w:r>
         <w:rPr>
           <w:rFonts w:ascii="Century Gothic" w:hAnsi="Century Gothic" w:cs="Century Gothic"/>
         </w:rPr>
-        <w:t>è</w:t>
-      </w:r>
-      <w:r>
-        <w:t xml:space="preserve">les de la peur de ne jamais </w:t>
-      </w:r>
-      <w:r>
-        <w:rPr>
-          <w:rFonts w:ascii="Century Gothic" w:hAnsi="Century Gothic" w:cs="Century Gothic"/>
-        </w:rPr>
-        <w:t>«</w:t>
-      </w:r>
-      <w:r>
-        <w:t xml:space="preserve"> faire assez </w:t>
-      </w:r>
-      <w:r>
-        <w:rPr>
-          <w:rFonts w:ascii="Century Gothic" w:hAnsi="Century Gothic" w:cs="Century Gothic"/>
-        </w:rPr>
-        <w:t>»</w:t>
-      </w:r>
-      <w:r>
-        <w:t xml:space="preserve"> pour plaire </w:t>
-      </w:r>
-      <w:r>
-        <w:rPr>
-          <w:rFonts w:ascii="Century Gothic" w:hAnsi="Century Gothic" w:cs="Century Gothic"/>
-        </w:rPr>
-        <w:t>à</w:t>
-      </w:r>
-      <w:r>
-        <w:t xml:space="preserve"> Dieu.</w:t>
-      </w:r>
-    </w:p>
-    <w:p>
-      <w:r>
-        <w:pict w14:anchorId="72814CFC">
+        <w:t>ê</w:t>
+      </w:r>
+      <w:r>
+        <w:t>me.</w:t>
+      </w:r>
+    </w:p>
+    <w:p>
+      <w:r>
+        <w:pict w14:anchorId="65734A78">
           <v:rect id="_x0000_i1099" style="width:0;height:1.5pt" o:hralign="center" o:hrstd="t" o:hr="t" fillcolor="#a0a0a0" stroked="f"/>
         </w:pict>
       </w:r>
@@ -38578,33 +38692,16 @@
           <w:b/>
           <w:bCs/>
         </w:rPr>
-        <w:lastRenderedPageBreak/>
-        <w:t xml:space="preserve">3. Sola </w:t>
-      </w:r>
-      <w:proofErr w:type="spellStart"/>
-      <w:r>
-        <w:rPr>
-          <w:b/>
-          <w:bCs/>
-        </w:rPr>
-        <w:t>Gratia</w:t>
-      </w:r>
-      <w:proofErr w:type="spellEnd"/>
-      <w:r>
-        <w:rPr>
-          <w:b/>
-          <w:bCs/>
-        </w:rPr>
-        <w:t xml:space="preserve"> – « La grâce seule »</w:t>
-      </w:r>
-    </w:p>
-    <w:p>
-      <w:r>
-        <w:t>Le salut est un don gratuit de Dieu, et non une récompense.</w:t>
+        <w:t>4. Solus Christus – « Christ seul »</w:t>
+      </w:r>
+    </w:p>
+    <w:p>
+      <w:r>
+        <w:t>Jésus-Christ est l’unique médiateur entre Dieu et les hommes.</w:t>
       </w:r>
       <w:r>
         <w:br/>
-        <w:t>Il ne dépend pas de l’effort ou des rites accomplis par l’homme, mais de l’amour souverain de Dieu qui sauve par grâce.</w:t>
+        <w:t>Ni les saints, ni Marie, ni le clergé n’ont le pouvoir d’apporter le salut.</w:t>
       </w:r>
       <w:r>
         <w:br/>
@@ -38616,30 +38713,47 @@
         <w:t>➡</w:t>
       </w:r>
       <w:r>
-        <w:t xml:space="preserve"> Ce principe souligne que l</w:t>
+        <w:t xml:space="preserve"> </w:t>
       </w:r>
       <w:r>
         <w:rPr>
           <w:rFonts w:ascii="Century Gothic" w:hAnsi="Century Gothic" w:cs="Century Gothic"/>
         </w:rPr>
+        <w:t>«</w:t>
+      </w:r>
+      <w:r>
+        <w:t xml:space="preserve"> Il n</w:t>
+      </w:r>
+      <w:r>
+        <w:rPr>
+          <w:rFonts w:ascii="Century Gothic" w:hAnsi="Century Gothic" w:cs="Century Gothic"/>
+        </w:rPr>
         <w:t>’</w:t>
       </w:r>
       <w:r>
-        <w:t>homme ne peut pas se sauver lui-m</w:t>
+        <w:t xml:space="preserve">y a de salut en aucun autre </w:t>
       </w:r>
       <w:r>
         <w:rPr>
           <w:rFonts w:ascii="Century Gothic" w:hAnsi="Century Gothic" w:cs="Century Gothic"/>
         </w:rPr>
-        <w:t>ê</w:t>
-      </w:r>
-      <w:r>
-        <w:t>me.</w:t>
-      </w:r>
-    </w:p>
-    <w:p>
-      <w:r>
-        <w:pict w14:anchorId="65734A78">
+        <w:t>»</w:t>
+      </w:r>
+      <w:r>
+        <w:t xml:space="preserve"> (Actes </w:t>
+      </w:r>
+      <w:proofErr w:type="gramStart"/>
+      <w:r>
+        <w:t>4:</w:t>
+      </w:r>
+      <w:proofErr w:type="gramEnd"/>
+      <w:r>
+        <w:t>12).</w:t>
+      </w:r>
+    </w:p>
+    <w:p>
+      <w:r>
+        <w:pict w14:anchorId="12FCBF3A">
           <v:rect id="_x0000_i1100" style="width:0;height:1.5pt" o:hralign="center" o:hrstd="t" o:hr="t" fillcolor="#a0a0a0" stroked="f"/>
         </w:pict>
       </w:r>
@@ -38656,84 +38770,6 @@
           <w:b/>
           <w:bCs/>
         </w:rPr>
-        <w:t>4. Solus Christus – « Christ seul »</w:t>
-      </w:r>
-    </w:p>
-    <w:p>
-      <w:r>
-        <w:t>Jésus-Christ est l’unique médiateur entre Dieu et les hommes.</w:t>
-      </w:r>
-      <w:r>
-        <w:br/>
-        <w:t>Ni les saints, ni Marie, ni le clergé n’ont le pouvoir d’apporter le salut.</w:t>
-      </w:r>
-      <w:r>
-        <w:br/>
-      </w:r>
-      <w:r>
-        <w:rPr>
-          <w:rFonts w:ascii="Segoe UI Symbol" w:hAnsi="Segoe UI Symbol" w:cs="Segoe UI Symbol"/>
-        </w:rPr>
-        <w:t>➡</w:t>
-      </w:r>
-      <w:r>
-        <w:t xml:space="preserve"> </w:t>
-      </w:r>
-      <w:r>
-        <w:rPr>
-          <w:rFonts w:ascii="Century Gothic" w:hAnsi="Century Gothic" w:cs="Century Gothic"/>
-        </w:rPr>
-        <w:t>«</w:t>
-      </w:r>
-      <w:r>
-        <w:t xml:space="preserve"> Il n</w:t>
-      </w:r>
-      <w:r>
-        <w:rPr>
-          <w:rFonts w:ascii="Century Gothic" w:hAnsi="Century Gothic" w:cs="Century Gothic"/>
-        </w:rPr>
-        <w:t>’</w:t>
-      </w:r>
-      <w:r>
-        <w:t xml:space="preserve">y a de salut en aucun autre </w:t>
-      </w:r>
-      <w:r>
-        <w:rPr>
-          <w:rFonts w:ascii="Century Gothic" w:hAnsi="Century Gothic" w:cs="Century Gothic"/>
-        </w:rPr>
-        <w:t>»</w:t>
-      </w:r>
-      <w:r>
-        <w:t xml:space="preserve"> (Actes </w:t>
-      </w:r>
-      <w:proofErr w:type="gramStart"/>
-      <w:r>
-        <w:t>4:</w:t>
-      </w:r>
-      <w:proofErr w:type="gramEnd"/>
-      <w:r>
-        <w:t>12).</w:t>
-      </w:r>
-    </w:p>
-    <w:p>
-      <w:r>
-        <w:pict w14:anchorId="12FCBF3A">
-          <v:rect id="_x0000_i1101" style="width:0;height:1.5pt" o:hralign="center" o:hrstd="t" o:hr="t" fillcolor="#a0a0a0" stroked="f"/>
-        </w:pict>
-      </w:r>
-    </w:p>
-    <w:p>
-      <w:pPr>
-        <w:rPr>
-          <w:b/>
-          <w:bCs/>
-        </w:rPr>
-      </w:pPr>
-      <w:r>
-        <w:rPr>
-          <w:b/>
-          <w:bCs/>
-        </w:rPr>
         <w:t>5. Soli Deo Gloria – « À Dieu seul la gloire »</w:t>
       </w:r>
     </w:p>
@@ -38779,7 +38815,7 @@
     <w:p>
       <w:r>
         <w:pict w14:anchorId="0540E18D">
-          <v:rect id="_x0000_i1102" style="width:0;height:1.5pt" o:hralign="center" o:hrstd="t" o:hr="t" fillcolor="#a0a0a0" stroked="f"/>
+          <v:rect id="_x0000_i1101" style="width:0;height:1.5pt" o:hralign="center" o:hrstd="t" o:hr="t" fillcolor="#a0a0a0" stroked="f"/>
         </w:pict>
       </w:r>
     </w:p>
@@ -39689,14 +39725,151 @@
         <w:docPartUnique/>
       </w:docPartObj>
     </w:sdtPr>
+    <w:sdtEndPr>
+      <w:rPr>
+        <w:rFonts w:ascii="Aptos Display" w:hAnsi="Aptos Display"/>
+        <w:sz w:val="24"/>
+        <w:szCs w:val="24"/>
+      </w:rPr>
+    </w:sdtEndPr>
     <w:sdtContent>
       <w:p>
         <w:pPr>
           <w:pStyle w:val="Pieddepage"/>
+          <w:rPr>
+            <w:rFonts w:ascii="Aptos Display" w:hAnsi="Aptos Display"/>
+            <w:sz w:val="24"/>
+            <w:szCs w:val="24"/>
+          </w:rPr>
+        </w:pPr>
+      </w:p>
+      <w:tbl>
+        <w:tblPr>
+          <w:tblStyle w:val="Grilledutableau"/>
+          <w:tblW w:w="0" w:type="auto"/>
+          <w:tblBorders>
+            <w:top w:val="none" w:sz="0" w:space="0" w:color="auto"/>
+            <w:left w:val="none" w:sz="0" w:space="0" w:color="auto"/>
+            <w:bottom w:val="none" w:sz="0" w:space="0" w:color="auto"/>
+            <w:right w:val="none" w:sz="0" w:space="0" w:color="auto"/>
+            <w:insideH w:val="none" w:sz="0" w:space="0" w:color="auto"/>
+            <w:insideV w:val="none" w:sz="0" w:space="0" w:color="auto"/>
+          </w:tblBorders>
+          <w:tblLook w:val="04A0" w:firstRow="1" w:lastRow="0" w:firstColumn="1" w:lastColumn="0" w:noHBand="0" w:noVBand="1"/>
+        </w:tblPr>
+        <w:tblGrid>
+          <w:gridCol w:w="4531"/>
+          <w:gridCol w:w="4531"/>
+        </w:tblGrid>
+        <w:tr>
+          <w:tc>
+            <w:tcPr>
+              <w:tcW w:w="4531" w:type="dxa"/>
+            </w:tcPr>
+            <w:p>
+              <w:pPr>
+                <w:rPr>
+                  <w:color w:val="000000" w:themeColor="text1"/>
+                  <w:sz w:val="24"/>
+                  <w:szCs w:val="24"/>
+                </w:rPr>
+              </w:pPr>
+              <w:r>
+                <w:rPr>
+                  <w:color w:val="000000" w:themeColor="text1"/>
+                  <w:sz w:val="24"/>
+                  <w:szCs w:val="24"/>
+                </w:rPr>
+                <w:t>© 2025</w:t>
+              </w:r>
+              <w:r>
+                <w:rPr>
+                  <w:color w:val="000000" w:themeColor="text1"/>
+                  <w:sz w:val="24"/>
+                  <w:szCs w:val="24"/>
+                </w:rPr>
+                <w:t xml:space="preserve"> </w:t>
+              </w:r>
+              <w:r>
+                <w:rPr>
+                  <w:color w:val="000000" w:themeColor="text1"/>
+                  <w:sz w:val="24"/>
+                  <w:szCs w:val="24"/>
+                </w:rPr>
+                <w:t>Geerts Christia</w:t>
+              </w:r>
+              <w:r>
+                <w:rPr>
+                  <w:color w:val="000000" w:themeColor="text1"/>
+                  <w:sz w:val="24"/>
+                  <w:szCs w:val="24"/>
+                </w:rPr>
+                <w:t>n</w:t>
+              </w:r>
+            </w:p>
+          </w:tc>
+          <w:tc>
+            <w:tcPr>
+              <w:tcW w:w="4531" w:type="dxa"/>
+            </w:tcPr>
+            <w:p>
+              <w:pPr>
+                <w:pStyle w:val="Pieddepage"/>
+                <w:jc w:val="right"/>
+                <w:rPr>
+                  <w:color w:val="000000" w:themeColor="text1"/>
+                  <w:sz w:val="24"/>
+                  <w:szCs w:val="24"/>
+                </w:rPr>
+              </w:pPr>
+              <w:r>
+                <w:rPr>
+                  <w:noProof/>
+                  <w:color w:val="000000" w:themeColor="text1"/>
+                  <w:sz w:val="24"/>
+                  <w:szCs w:val="24"/>
+                </w:rPr>
+                <w:sym w:font="Wingdings" w:char="F0FF"/>
+              </w:r>
+              <w:r>
+                <w:rPr>
+                  <w:color w:val="000000" w:themeColor="text1"/>
+                  <w:sz w:val="24"/>
+                  <w:szCs w:val="24"/>
+                </w:rPr>
+                <w:t xml:space="preserve"> https://www.vraidieu.com</w:t>
+              </w:r>
+            </w:p>
+            <w:p>
+              <w:pPr>
+                <w:pStyle w:val="Pieddepage"/>
+                <w:jc w:val="right"/>
+                <w:rPr>
+                  <w:rFonts w:ascii="Aptos Display" w:hAnsi="Aptos Display"/>
+                  <w:color w:val="000000" w:themeColor="text1"/>
+                  <w:sz w:val="24"/>
+                  <w:szCs w:val="24"/>
+                </w:rPr>
+              </w:pPr>
+            </w:p>
+          </w:tc>
+        </w:tr>
+      </w:tbl>
+      <w:p>
+        <w:pPr>
+          <w:pStyle w:val="Pieddepage"/>
+          <w:rPr>
+            <w:rFonts w:ascii="Aptos Display" w:hAnsi="Aptos Display"/>
+            <w:sz w:val="24"/>
+            <w:szCs w:val="24"/>
+          </w:rPr>
         </w:pPr>
         <w:r>
           <w:rPr>
+            <w:rFonts w:ascii="Aptos Display" w:hAnsi="Aptos Display"/>
             <w:noProof/>
+            <w:sz w:val="24"/>
+            <w:szCs w:val="24"/>
           </w:rPr>
           <mc:AlternateContent>
             <mc:Choice Requires="wpg">
@@ -39913,6 +40086,22 @@
               </w:pict>
             </mc:Fallback>
           </mc:AlternateContent>
+        </w:r>
+        <w:r>
+          <w:rPr>
+            <w:rFonts w:ascii="Aptos Display" w:hAnsi="Aptos Display"/>
+            <w:sz w:val="24"/>
+            <w:szCs w:val="24"/>
+          </w:rPr>
+          <w:t xml:space="preserve"> </w:t>
+        </w:r>
+        <w:r>
+          <w:rPr>
+            <w:rFonts w:ascii="Aptos Display" w:hAnsi="Aptos Display"/>
+            <w:sz w:val="24"/>
+            <w:szCs w:val="24"/>
+          </w:rPr>
+          <w:t xml:space="preserve"> </w:t>
         </w:r>
       </w:p>
     </w:sdtContent>
@@ -53166,7 +53355,6 @@
   <w:style w:type="character" w:default="1" w:styleId="Policepardfaut">
     <w:name w:val="Default Paragraph Font"/>
     <w:uiPriority w:val="1"/>
-    <w:semiHidden/>
     <w:unhideWhenUsed/>
   </w:style>
   <w:style w:type="table" w:default="1" w:styleId="TableauNormal">
